--- a/chapters/generalized-additive-models-handout.docx
+++ b/chapters/generalized-additive-models-handout.docx
@@ -6437,7 +6437,7 @@
         <w:t xml:space="preserve"> </w:t>
       </w:r>
       <w:r>
-        <w:t xml:space="preserve">has to be large enough to resolve the underlying shape — but every extra cutpoint costs a degree of freedom.</w:t>
+        <w:t xml:space="preserve">has to be large enough to resolve the underlying shape — but every extra cutpoint adds a parameter to estimate.</w:t>
       </w:r>
     </w:p>
     <w:p>
@@ -10399,7 +10399,13 @@
         <w:pStyle w:val="FirstParagraph"/>
       </w:pPr>
       <w:r>
-        <w:t xml:space="preserve">Splines pay for their flexibility by adding</w:t>
+        <w:t xml:space="preserve">Splines limit the flexibility of piecewise polynomials</w:t>
+      </w:r>
+      <w:r>
+        <w:t xml:space="preserve"> </w:t>
+      </w:r>
+      <w:r>
+        <w:t xml:space="preserve">by imposing</w:t>
       </w:r>
       <w:r>
         <w:t xml:space="preserve"> </w:t>
@@ -10409,27 +10415,25 @@
           <w:b/>
           <w:bCs/>
         </w:rPr>
-        <w:t xml:space="preserve">smoothness</w:t>
-      </w:r>
-      <w:r>
-        <w:rPr>
-          <w:b/>
-          <w:bCs/>
-        </w:rPr>
-        <w:t xml:space="preserve"> </w:t>
-      </w:r>
-      <w:r>
-        <w:rPr>
-          <w:b/>
-          <w:bCs/>
-        </w:rPr>
-        <w:t xml:space="preserve">constraints</w:t>
+        <w:t xml:space="preserve">smoothness constraints</w:t>
       </w:r>
       <w:r>
         <w:t xml:space="preserve"> </w:t>
       </w:r>
       <w:r>
         <w:t xml:space="preserve">at the knots.</w:t>
+      </w:r>
+      <w:r>
+        <w:t xml:space="preserve"> </w:t>
+      </w:r>
+      <w:r>
+        <w:t xml:space="preserve">Between knots, each piece is a polynomial, which is already smooth,</w:t>
+      </w:r>
+      <w:r>
+        <w:t xml:space="preserve"> </w:t>
+      </w:r>
+      <w:r>
+        <w:t xml:space="preserve">so the knots are the only places where a constraint is needed.</w:t>
       </w:r>
     </w:p>
     <w:tbl>
@@ -38921,25 +38925,13 @@
       </w:r>
     </w:p>
     <w:bookmarkEnd w:id="104"/>
-    <w:bookmarkStart w:id="105" w:name="what-additive-buys-you"/>
+    <w:bookmarkStart w:id="105" w:name="what-the-additive-structure-gives-you"/>
     <w:p>
       <w:pPr>
         <w:pStyle w:val="Heading2"/>
       </w:pPr>
       <w:r>
-        <w:t xml:space="preserve">9.2 What</w:t>
-      </w:r>
-      <w:r>
-        <w:t xml:space="preserve"> </w:t>
-      </w:r>
-      <w:r>
-        <w:t xml:space="preserve">“additive”</w:t>
-      </w:r>
-      <w:r>
-        <w:t xml:space="preserve"> </w:t>
-      </w:r>
-      <w:r>
-        <w:t xml:space="preserve">buys you</w:t>
+        <w:t xml:space="preserve">9.2 What the additive structure gives you</w:t>
       </w:r>
     </w:p>
     <w:p>
@@ -39791,7 +39783,7 @@
         <w:rPr>
           <w:rStyle w:val="CommentTok"/>
         </w:rPr>
-        <w:t xml:space="preserve">#&gt; 1.00 1.01  total = 4.01 </w:t>
+        <w:t xml:space="preserve">#&gt; 1.02 1.03  total = 4.05 </w:t>
       </w:r>
       <w:r>
         <w:br/>
@@ -41530,7 +41522,7 @@
         <w:rPr>
           <w:rStyle w:val="VerbatimChar"/>
         </w:rPr>
-        <w:t xml:space="preserve">#&gt; Gradient range [-0.000358419,-2.1343e-05]</w:t>
+        <w:t xml:space="preserve">#&gt; Gradient range [-0.000404069,-1.352e-05]</w:t>
       </w:r>
       <w:r>
         <w:br/>
@@ -41548,7 +41540,7 @@
         <w:rPr>
           <w:rStyle w:val="VerbatimChar"/>
         </w:rPr>
-        <w:t xml:space="preserve">#&gt; Hessian positive definite, eigenvalue range [3.16164e-05,0.220195].</w:t>
+        <w:t xml:space="preserve">#&gt; Hessian positive definite, eigenvalue range [1.35192e-05,0.220195].</w:t>
       </w:r>
       <w:r>
         <w:br/>
@@ -42495,7 +42487,7 @@
         <w:rPr>
           <w:rStyle w:val="CommentTok"/>
         </w:rPr>
-        <w:t xml:space="preserve">#&gt;              Estimate Std. Error   z value     Pr(&gt;|z|)</w:t>
+        <w:t xml:space="preserve">#&gt;               Estimate Std. Error   z value     Pr(&gt;|z|)</w:t>
       </w:r>
       <w:r>
         <w:br/>
@@ -42504,7 +42496,7 @@
         <w:rPr>
           <w:rStyle w:val="CommentTok"/>
         </w:rPr>
-        <w:t xml:space="preserve">#&gt; (Intercept)  -2.97147   0.117513 -25.28619 4.53227e-141</w:t>
+        <w:t xml:space="preserve">#&gt; (Intercept)  -2.971461   0.117513 -25.28618 4.53331e-141</w:t>
       </w:r>
       <w:r>
         <w:br/>
@@ -42513,7 +42505,7 @@
         <w:rPr>
           <w:rStyle w:val="CommentTok"/>
         </w:rPr>
-        <w:t xml:space="preserve">#&gt; dibpatType A  0.78173   0.141714   5.51627  3.46277e-08</w:t>
+        <w:t xml:space="preserve">#&gt; dibpatType A  0.781729   0.141714   5.51626  3.46292e-08</w:t>
       </w:r>
     </w:p>
     <w:p>
@@ -42569,7 +42561,7 @@
         <w:rPr>
           <w:rStyle w:val="CommentTok"/>
         </w:rPr>
-        <w:t xml:space="preserve">#&gt;            edf  Ref.df  Chi.sq   p-value</w:t>
+        <w:t xml:space="preserve">#&gt;            edf  Ref.df  Chi.sq    p-value</w:t>
       </w:r>
       <w:r>
         <w:br/>
@@ -42578,7 +42570,7 @@
         <w:rPr>
           <w:rStyle w:val="CommentTok"/>
         </w:rPr>
-        <w:t xml:space="preserve">#&gt; s(age) 1.00107 1.00214 36.4005 0.0000000</w:t>
+        <w:t xml:space="preserve">#&gt; s(age) 1.00156 1.00312 36.3980 0.00000000</w:t>
       </w:r>
       <w:r>
         <w:br/>
@@ -42587,7 +42579,7 @@
         <w:rPr>
           <w:rStyle w:val="CommentTok"/>
         </w:rPr>
-        <w:t xml:space="preserve">#&gt; s(bmi) 1.29959 1.54968 10.8386 0.0064354</w:t>
+        <w:t xml:space="preserve">#&gt; s(bmi) 1.29791 1.54685 10.8353 0.00641275</w:t>
       </w:r>
     </w:p>
     <w:p>
@@ -43431,13 +43423,13 @@
         <w:pStyle w:val="FirstParagraph"/>
       </w:pPr>
       <w:r>
-        <w:t xml:space="preserve">GAMs are strictly more flexible than GLMs, but that flexibility costs</w:t>
-      </w:r>
-      <w:r>
-        <w:t xml:space="preserve"> </w:t>
-      </w:r>
-      <w:r>
-        <w:t xml:space="preserve">something:</w:t>
+        <w:t xml:space="preserve">GAMs are strictly more flexible than GLMs, but that flexibility has</w:t>
+      </w:r>
+      <w:r>
+        <w:t xml:space="preserve"> </w:t>
+      </w:r>
+      <w:r>
+        <w:t xml:space="preserve">drawbacks:</w:t>
       </w:r>
     </w:p>
     <w:p>
@@ -44917,7 +44909,7 @@
         <w:rPr>
           <w:rStyle w:val="CommentTok"/>
         </w:rPr>
-        <w:t xml:space="preserve">#&gt; s(age)  1.00   1.00  26.55 1.1e-06 ***</w:t>
+        <w:t xml:space="preserve">#&gt; s(age)  1.00   1.00  26.55 5.8e-07 ***</w:t>
       </w:r>
       <w:r>
         <w:br/>
@@ -44944,7 +44936,7 @@
         <w:rPr>
           <w:rStyle w:val="CommentTok"/>
         </w:rPr>
-        <w:t xml:space="preserve">#&gt; s(sbp)  1.00   1.00  22.83 1.4e-06 ***</w:t>
+        <w:t xml:space="preserve">#&gt; s(sbp)  1.00   1.00  22.83 1.7e-06 ***</w:t>
       </w:r>
       <w:r>
         <w:br/>

--- a/chapters/generalized-additive-models-handout.docx
+++ b/chapters/generalized-additive-models-handout.docx
@@ -39783,7 +39783,7 @@
         <w:rPr>
           <w:rStyle w:val="CommentTok"/>
         </w:rPr>
-        <w:t xml:space="preserve">#&gt; 1.00 1.01  total = 4.01 </w:t>
+        <w:t xml:space="preserve">#&gt; 1.02 1.03  total = 4.05 </w:t>
       </w:r>
       <w:r>
         <w:br/>
@@ -41522,7 +41522,7 @@
         <w:rPr>
           <w:rStyle w:val="VerbatimChar"/>
         </w:rPr>
-        <w:t xml:space="preserve">#&gt; Gradient range [-0.000358419,-2.1343e-05]</w:t>
+        <w:t xml:space="preserve">#&gt; Gradient range [-0.000404069,-1.352e-05]</w:t>
       </w:r>
       <w:r>
         <w:br/>
@@ -41540,7 +41540,7 @@
         <w:rPr>
           <w:rStyle w:val="VerbatimChar"/>
         </w:rPr>
-        <w:t xml:space="preserve">#&gt; Hessian positive definite, eigenvalue range [3.16164e-05,0.220195].</w:t>
+        <w:t xml:space="preserve">#&gt; Hessian positive definite, eigenvalue range [1.35192e-05,0.220195].</w:t>
       </w:r>
       <w:r>
         <w:br/>
@@ -42487,7 +42487,7 @@
         <w:rPr>
           <w:rStyle w:val="CommentTok"/>
         </w:rPr>
-        <w:t xml:space="preserve">#&gt;              Estimate Std. Error   z value     Pr(&gt;|z|)</w:t>
+        <w:t xml:space="preserve">#&gt;               Estimate Std. Error   z value     Pr(&gt;|z|)</w:t>
       </w:r>
       <w:r>
         <w:br/>
@@ -42496,7 +42496,7 @@
         <w:rPr>
           <w:rStyle w:val="CommentTok"/>
         </w:rPr>
-        <w:t xml:space="preserve">#&gt; (Intercept)  -2.97147   0.117513 -25.28619 4.53227e-141</w:t>
+        <w:t xml:space="preserve">#&gt; (Intercept)  -2.971461   0.117513 -25.28618 4.53331e-141</w:t>
       </w:r>
       <w:r>
         <w:br/>
@@ -42505,7 +42505,7 @@
         <w:rPr>
           <w:rStyle w:val="CommentTok"/>
         </w:rPr>
-        <w:t xml:space="preserve">#&gt; dibpatType A  0.78173   0.141714   5.51627  3.46277e-08</w:t>
+        <w:t xml:space="preserve">#&gt; dibpatType A  0.781729   0.141714   5.51626  3.46292e-08</w:t>
       </w:r>
     </w:p>
     <w:p>
@@ -42561,7 +42561,7 @@
         <w:rPr>
           <w:rStyle w:val="CommentTok"/>
         </w:rPr>
-        <w:t xml:space="preserve">#&gt;            edf  Ref.df  Chi.sq   p-value</w:t>
+        <w:t xml:space="preserve">#&gt;            edf  Ref.df  Chi.sq    p-value</w:t>
       </w:r>
       <w:r>
         <w:br/>
@@ -42570,7 +42570,7 @@
         <w:rPr>
           <w:rStyle w:val="CommentTok"/>
         </w:rPr>
-        <w:t xml:space="preserve">#&gt; s(age) 1.00107 1.00214 36.4005 0.0000000</w:t>
+        <w:t xml:space="preserve">#&gt; s(age) 1.00156 1.00312 36.3980 0.00000000</w:t>
       </w:r>
       <w:r>
         <w:br/>
@@ -42579,7 +42579,7 @@
         <w:rPr>
           <w:rStyle w:val="CommentTok"/>
         </w:rPr>
-        <w:t xml:space="preserve">#&gt; s(bmi) 1.29959 1.54968 10.8386 0.0064354</w:t>
+        <w:t xml:space="preserve">#&gt; s(bmi) 1.29791 1.54685 10.8353 0.00641275</w:t>
       </w:r>
     </w:p>
     <w:p>
@@ -44909,7 +44909,7 @@
         <w:rPr>
           <w:rStyle w:val="CommentTok"/>
         </w:rPr>
-        <w:t xml:space="preserve">#&gt; s(age)  1.00   1.00  26.55 1.1e-06 ***</w:t>
+        <w:t xml:space="preserve">#&gt; s(age)  1.00   1.00  26.55 5.8e-07 ***</w:t>
       </w:r>
       <w:r>
         <w:br/>
@@ -44936,7 +44936,7 @@
         <w:rPr>
           <w:rStyle w:val="CommentTok"/>
         </w:rPr>
-        <w:t xml:space="preserve">#&gt; s(sbp)  1.00   1.00  22.83 1.4e-06 ***</w:t>
+        <w:t xml:space="preserve">#&gt; s(sbp)  1.00   1.00  22.83 1.7e-06 ***</w:t>
       </w:r>
       <w:r>
         <w:br/>
@@ -58603,9 +58603,36 @@
         <w:br/>
       </w:r>
       <w:r>
+        <w:rPr>
+          <w:rStyle w:val="ImportTok"/>
+        </w:rPr>
+        <w:t xml:space="preserve">from</w:t>
+      </w:r>
+      <w:r>
+        <w:rPr>
+          <w:rStyle w:val="NormalTok"/>
+        </w:rPr>
+        <w:t xml:space="preserve"> scipy.special </w:t>
+      </w:r>
+      <w:r>
+        <w:rPr>
+          <w:rStyle w:val="ImportTok"/>
+        </w:rPr>
+        <w:t xml:space="preserve">import</w:t>
+      </w:r>
+      <w:r>
+        <w:rPr>
+          <w:rStyle w:val="NormalTok"/>
+        </w:rPr>
+        <w:t xml:space="preserve"> expit</w:t>
+      </w:r>
+      <w:r>
         <w:br/>
       </w:r>
       <w:r>
+        <w:br/>
+      </w:r>
+      <w:r>
         <w:rPr>
           <w:rStyle w:val="NormalTok"/>
         </w:rPr>
@@ -58760,6 +58787,15 @@
       </w:r>
       <w:r>
         <w:rPr>
+          <w:rStyle w:val="CommentTok"/>
+        </w:rPr>
+        <w:t xml:space="preserve"># drop the unused level so the codes run from 0, as pygam's factor term expects:</w:t>
+      </w:r>
+      <w:r>
+        <w:br/>
+      </w:r>
+      <w:r>
+        <w:rPr>
           <w:rStyle w:val="NormalTok"/>
         </w:rPr>
         <w:t xml:space="preserve">edu2 </w:t>
@@ -58786,7 +58822,7 @@
         <w:rPr>
           <w:rStyle w:val="NormalTok"/>
         </w:rPr>
-        <w:t xml:space="preserve">].cat.codes.values</w:t>
+        <w:t xml:space="preserve">].cat.remove_unused_categories().cat.codes.values</w:t>
       </w:r>
       <w:r>
         <w:br/>
@@ -59075,6 +59111,66 @@
       </w:r>
       <w:r>
         <w:rPr>
+          <w:rStyle w:val="CommentTok"/>
+        </w:rPr>
+        <w:t xml:space="preserve"># pygam's partial effects are on the log-odds scale and leave out the intercept</w:t>
+      </w:r>
+      <w:r>
+        <w:br/>
+      </w:r>
+      <w:r>
+        <w:rPr>
+          <w:rStyle w:val="CommentTok"/>
+        </w:rPr>
+        <w:t xml:space="preserve"># (the last coefficient), so add it back before applying the inverse logit:</w:t>
+      </w:r>
+      <w:r>
+        <w:br/>
+      </w:r>
+      <w:r>
+        <w:rPr>
+          <w:rStyle w:val="NormalTok"/>
+        </w:rPr>
+        <w:t xml:space="preserve">intercept </w:t>
+      </w:r>
+      <w:r>
+        <w:rPr>
+          <w:rStyle w:val="OperatorTok"/>
+        </w:rPr>
+        <w:t xml:space="preserve">=</w:t>
+      </w:r>
+      <w:r>
+        <w:rPr>
+          <w:rStyle w:val="NormalTok"/>
+        </w:rPr>
+        <w:t xml:space="preserve"> gam_log.coef_[</w:t>
+      </w:r>
+      <w:r>
+        <w:rPr>
+          <w:rStyle w:val="OperatorTok"/>
+        </w:rPr>
+        <w:t xml:space="preserve">-</w:t>
+      </w:r>
+      <w:r>
+        <w:rPr>
+          <w:rStyle w:val="DecValTok"/>
+        </w:rPr>
+        <w:t xml:space="preserve">1</w:t>
+      </w:r>
+      <w:r>
+        <w:rPr>
+          <w:rStyle w:val="NormalTok"/>
+        </w:rPr>
+        <w:t xml:space="preserve">]</w:t>
+      </w:r>
+      <w:r>
+        <w:br/>
+      </w:r>
+      <w:r>
+        <w:br/>
+      </w:r>
+      <w:r>
+        <w:rPr>
           <w:rStyle w:val="NormalTok"/>
         </w:rPr>
         <w:t xml:space="preserve">fig, axes </w:t>
@@ -59350,12 +59446,24 @@
         <w:rPr>
           <w:rStyle w:val="NormalTok"/>
         </w:rPr>
-        <w:t xml:space="preserve">    ax.plot(XX[:, i], pdep, linewidth</w:t>
+        <w:t xml:space="preserve">    ax.plot(XX[:, i], expit(pdep </w:t>
       </w:r>
       <w:r>
         <w:rPr>
           <w:rStyle w:val="OperatorTok"/>
         </w:rPr>
+        <w:t xml:space="preserve">+</w:t>
+      </w:r>
+      <w:r>
+        <w:rPr>
+          <w:rStyle w:val="NormalTok"/>
+        </w:rPr>
+        <w:t xml:space="preserve"> intercept), linewidth</w:t>
+      </w:r>
+      <w:r>
+        <w:rPr>
+          <w:rStyle w:val="OperatorTok"/>
+        </w:rPr>
         <w:t xml:space="preserve">=</w:t>
       </w:r>
       <w:r>
@@ -59377,7 +59485,16 @@
         <w:rPr>
           <w:rStyle w:val="NormalTok"/>
         </w:rPr>
-        <w:t xml:space="preserve">    ax.fill_between(XX[:, i], confi[:,</w:t>
+        <w:t xml:space="preserve">    ax.fill_between(XX[:, i],</w:t>
+      </w:r>
+      <w:r>
+        <w:br/>
+      </w:r>
+      <w:r>
+        <w:rPr>
+          <w:rStyle w:val="NormalTok"/>
+        </w:rPr>
+        <w:t xml:space="preserve">                    expit(confi[:, </w:t>
       </w:r>
       <w:r>
         <w:rPr>
@@ -59389,7 +59506,28 @@
         <w:rPr>
           <w:rStyle w:val="NormalTok"/>
         </w:rPr>
-        <w:t xml:space="preserve">], confi[:,</w:t>
+        <w:t xml:space="preserve">] </w:t>
+      </w:r>
+      <w:r>
+        <w:rPr>
+          <w:rStyle w:val="OperatorTok"/>
+        </w:rPr>
+        <w:t xml:space="preserve">+</w:t>
+      </w:r>
+      <w:r>
+        <w:rPr>
+          <w:rStyle w:val="NormalTok"/>
+        </w:rPr>
+        <w:t xml:space="preserve"> intercept),</w:t>
+      </w:r>
+      <w:r>
+        <w:br/>
+      </w:r>
+      <w:r>
+        <w:rPr>
+          <w:rStyle w:val="NormalTok"/>
+        </w:rPr>
+        <w:t xml:space="preserve">                    expit(confi[:, </w:t>
       </w:r>
       <w:r>
         <w:rPr>
@@ -59401,12 +59539,33 @@
         <w:rPr>
           <w:rStyle w:val="NormalTok"/>
         </w:rPr>
-        <w:t xml:space="preserve">], alpha</w:t>
+        <w:t xml:space="preserve">] </w:t>
       </w:r>
       <w:r>
         <w:rPr>
           <w:rStyle w:val="OperatorTok"/>
         </w:rPr>
+        <w:t xml:space="preserve">+</w:t>
+      </w:r>
+      <w:r>
+        <w:rPr>
+          <w:rStyle w:val="NormalTok"/>
+        </w:rPr>
+        <w:t xml:space="preserve"> intercept),</w:t>
+      </w:r>
+      <w:r>
+        <w:br/>
+      </w:r>
+      <w:r>
+        <w:rPr>
+          <w:rStyle w:val="NormalTok"/>
+        </w:rPr>
+        <w:t xml:space="preserve">                    alpha</w:t>
+      </w:r>
+      <w:r>
+        <w:rPr>
+          <w:rStyle w:val="OperatorTok"/>
+        </w:rPr>
         <w:t xml:space="preserve">=</w:t>
       </w:r>
       <w:r>
@@ -59446,7 +59605,7 @@
         <w:rPr>
           <w:rStyle w:val="StringTok"/>
         </w:rPr>
-        <w:t xml:space="preserve">"Partial effect (log-odds)"</w:t>
+        <w:t xml:space="preserve">"P(wage &gt; 250k)"</w:t>
       </w:r>
       <w:r>
         <w:rPr>

--- a/chapters/generalized-additive-models-handout.docx
+++ b/chapters/generalized-additive-models-handout.docx
@@ -39783,7 +39783,7 @@
         <w:rPr>
           <w:rStyle w:val="CommentTok"/>
         </w:rPr>
-        <w:t xml:space="preserve">#&gt; 1.02 1.03  total = 4.05 </w:t>
+        <w:t xml:space="preserve">#&gt; 1.00 1.01  total = 4.01 </w:t>
       </w:r>
       <w:r>
         <w:br/>
@@ -41522,7 +41522,7 @@
         <w:rPr>
           <w:rStyle w:val="VerbatimChar"/>
         </w:rPr>
-        <w:t xml:space="preserve">#&gt; Gradient range [-0.000404069,-1.352e-05]</w:t>
+        <w:t xml:space="preserve">#&gt; Gradient range [-0.000358419,-2.1343e-05]</w:t>
       </w:r>
       <w:r>
         <w:br/>
@@ -41540,7 +41540,7 @@
         <w:rPr>
           <w:rStyle w:val="VerbatimChar"/>
         </w:rPr>
-        <w:t xml:space="preserve">#&gt; Hessian positive definite, eigenvalue range [1.35192e-05,0.220195].</w:t>
+        <w:t xml:space="preserve">#&gt; Hessian positive definite, eigenvalue range [3.16164e-05,0.220195].</w:t>
       </w:r>
       <w:r>
         <w:br/>
@@ -42487,7 +42487,7 @@
         <w:rPr>
           <w:rStyle w:val="CommentTok"/>
         </w:rPr>
-        <w:t xml:space="preserve">#&gt;               Estimate Std. Error   z value     Pr(&gt;|z|)</w:t>
+        <w:t xml:space="preserve">#&gt;              Estimate Std. Error   z value     Pr(&gt;|z|)</w:t>
       </w:r>
       <w:r>
         <w:br/>
@@ -42496,7 +42496,7 @@
         <w:rPr>
           <w:rStyle w:val="CommentTok"/>
         </w:rPr>
-        <w:t xml:space="preserve">#&gt; (Intercept)  -2.971461   0.117513 -25.28618 4.53331e-141</w:t>
+        <w:t xml:space="preserve">#&gt; (Intercept)  -2.97147   0.117513 -25.28619 4.53227e-141</w:t>
       </w:r>
       <w:r>
         <w:br/>
@@ -42505,7 +42505,7 @@
         <w:rPr>
           <w:rStyle w:val="CommentTok"/>
         </w:rPr>
-        <w:t xml:space="preserve">#&gt; dibpatType A  0.781729   0.141714   5.51626  3.46292e-08</w:t>
+        <w:t xml:space="preserve">#&gt; dibpatType A  0.78173   0.141714   5.51627  3.46277e-08</w:t>
       </w:r>
     </w:p>
     <w:p>
@@ -42561,7 +42561,7 @@
         <w:rPr>
           <w:rStyle w:val="CommentTok"/>
         </w:rPr>
-        <w:t xml:space="preserve">#&gt;            edf  Ref.df  Chi.sq    p-value</w:t>
+        <w:t xml:space="preserve">#&gt;            edf  Ref.df  Chi.sq   p-value</w:t>
       </w:r>
       <w:r>
         <w:br/>
@@ -42570,7 +42570,7 @@
         <w:rPr>
           <w:rStyle w:val="CommentTok"/>
         </w:rPr>
-        <w:t xml:space="preserve">#&gt; s(age) 1.00156 1.00312 36.3980 0.00000000</w:t>
+        <w:t xml:space="preserve">#&gt; s(age) 1.00107 1.00214 36.4005 0.0000000</w:t>
       </w:r>
       <w:r>
         <w:br/>
@@ -42579,7 +42579,7 @@
         <w:rPr>
           <w:rStyle w:val="CommentTok"/>
         </w:rPr>
-        <w:t xml:space="preserve">#&gt; s(bmi) 1.29791 1.54685 10.8353 0.00641275</w:t>
+        <w:t xml:space="preserve">#&gt; s(bmi) 1.29959 1.54968 10.8386 0.0064354</w:t>
       </w:r>
     </w:p>
     <w:p>
@@ -44909,7 +44909,7 @@
         <w:rPr>
           <w:rStyle w:val="CommentTok"/>
         </w:rPr>
-        <w:t xml:space="preserve">#&gt; s(age)  1.00   1.00  26.55 5.8e-07 ***</w:t>
+        <w:t xml:space="preserve">#&gt; s(age)  1.00   1.00  26.55 1.1e-06 ***</w:t>
       </w:r>
       <w:r>
         <w:br/>
@@ -44936,7 +44936,7 @@
         <w:rPr>
           <w:rStyle w:val="CommentTok"/>
         </w:rPr>
-        <w:t xml:space="preserve">#&gt; s(sbp)  1.00   1.00  22.83 1.7e-06 ***</w:t>
+        <w:t xml:space="preserve">#&gt; s(sbp)  1.00   1.00  22.83 1.4e-06 ***</w:t>
       </w:r>
       <w:r>
         <w:br/>
@@ -46974,7 +46974,7 @@
         <w:rPr>
           <w:rStyle w:val="CommentTok"/>
         </w:rPr>
-        <w:t xml:space="preserve"># null-space penalty), so a smooth that's really just a line — or</w:t>
+        <w:t xml:space="preserve"># null-space penalty), so a smooth that's really just a line --- or</w:t>
       </w:r>
       <w:r>
         <w:br/>
@@ -46983,7 +46983,7 @@
         <w:rPr>
           <w:rStyle w:val="CommentTok"/>
         </w:rPr>
-        <w:t xml:space="preserve"># zero — isn't penalized as more complex than the linear baseline.</w:t>
+        <w:t xml:space="preserve"># zero --- isn't penalized as more complex than the linear baseline.</w:t>
       </w:r>
       <w:r>
         <w:br/>

--- a/chapters/generalized-additive-models-handout.docx
+++ b/chapters/generalized-additive-models-handout.docx
@@ -39783,7 +39783,7 @@
         <w:rPr>
           <w:rStyle w:val="CommentTok"/>
         </w:rPr>
-        <w:t xml:space="preserve">#&gt; 1.00 1.01  total = 4.01 </w:t>
+        <w:t xml:space="preserve">#&gt; 1.02 1.03  total = 4.05 </w:t>
       </w:r>
       <w:r>
         <w:br/>
@@ -41522,7 +41522,7 @@
         <w:rPr>
           <w:rStyle w:val="VerbatimChar"/>
         </w:rPr>
-        <w:t xml:space="preserve">#&gt; Gradient range [-0.000358419,-2.1343e-05]</w:t>
+        <w:t xml:space="preserve">#&gt; Gradient range [-0.000404069,-1.352e-05]</w:t>
       </w:r>
       <w:r>
         <w:br/>
@@ -41540,7 +41540,7 @@
         <w:rPr>
           <w:rStyle w:val="VerbatimChar"/>
         </w:rPr>
-        <w:t xml:space="preserve">#&gt; Hessian positive definite, eigenvalue range [3.16164e-05,0.220195].</w:t>
+        <w:t xml:space="preserve">#&gt; Hessian positive definite, eigenvalue range [1.35192e-05,0.220195].</w:t>
       </w:r>
       <w:r>
         <w:br/>
@@ -42487,7 +42487,7 @@
         <w:rPr>
           <w:rStyle w:val="CommentTok"/>
         </w:rPr>
-        <w:t xml:space="preserve">#&gt;              Estimate Std. Error   z value     Pr(&gt;|z|)</w:t>
+        <w:t xml:space="preserve">#&gt;               Estimate Std. Error   z value     Pr(&gt;|z|)</w:t>
       </w:r>
       <w:r>
         <w:br/>
@@ -42496,7 +42496,7 @@
         <w:rPr>
           <w:rStyle w:val="CommentTok"/>
         </w:rPr>
-        <w:t xml:space="preserve">#&gt; (Intercept)  -2.97147   0.117513 -25.28619 4.53227e-141</w:t>
+        <w:t xml:space="preserve">#&gt; (Intercept)  -2.971461   0.117513 -25.28618 4.53331e-141</w:t>
       </w:r>
       <w:r>
         <w:br/>
@@ -42505,7 +42505,7 @@
         <w:rPr>
           <w:rStyle w:val="CommentTok"/>
         </w:rPr>
-        <w:t xml:space="preserve">#&gt; dibpatType A  0.78173   0.141714   5.51627  3.46277e-08</w:t>
+        <w:t xml:space="preserve">#&gt; dibpatType A  0.781729   0.141714   5.51626  3.46292e-08</w:t>
       </w:r>
     </w:p>
     <w:p>
@@ -42561,7 +42561,7 @@
         <w:rPr>
           <w:rStyle w:val="CommentTok"/>
         </w:rPr>
-        <w:t xml:space="preserve">#&gt;            edf  Ref.df  Chi.sq   p-value</w:t>
+        <w:t xml:space="preserve">#&gt;            edf  Ref.df  Chi.sq    p-value</w:t>
       </w:r>
       <w:r>
         <w:br/>
@@ -42570,7 +42570,7 @@
         <w:rPr>
           <w:rStyle w:val="CommentTok"/>
         </w:rPr>
-        <w:t xml:space="preserve">#&gt; s(age) 1.00107 1.00214 36.4005 0.0000000</w:t>
+        <w:t xml:space="preserve">#&gt; s(age) 1.00156 1.00312 36.3980 0.00000000</w:t>
       </w:r>
       <w:r>
         <w:br/>
@@ -42579,7 +42579,7 @@
         <w:rPr>
           <w:rStyle w:val="CommentTok"/>
         </w:rPr>
-        <w:t xml:space="preserve">#&gt; s(bmi) 1.29959 1.54968 10.8386 0.0064354</w:t>
+        <w:t xml:space="preserve">#&gt; s(bmi) 1.29791 1.54685 10.8353 0.00641275</w:t>
       </w:r>
     </w:p>
     <w:p>
@@ -44909,7 +44909,7 @@
         <w:rPr>
           <w:rStyle w:val="CommentTok"/>
         </w:rPr>
-        <w:t xml:space="preserve">#&gt; s(age)  1.00   1.00  26.55 1.1e-06 ***</w:t>
+        <w:t xml:space="preserve">#&gt; s(age)  1.00   1.00  26.55 5.8e-07 ***</w:t>
       </w:r>
       <w:r>
         <w:br/>
@@ -44936,7 +44936,7 @@
         <w:rPr>
           <w:rStyle w:val="CommentTok"/>
         </w:rPr>
-        <w:t xml:space="preserve">#&gt; s(sbp)  1.00   1.00  22.83 1.4e-06 ***</w:t>
+        <w:t xml:space="preserve">#&gt; s(sbp)  1.00   1.00  22.83 1.7e-06 ***</w:t>
       </w:r>
       <w:r>
         <w:br/>

--- a/chapters/generalized-additive-models-handout.docx
+++ b/chapters/generalized-additive-models-handout.docx
@@ -32231,7 +32231,7 @@
               <w:t xml:space="preserve"> </w:t>
             </w:r>
             <w:r>
-              <w:t xml:space="preserve">The unweighted mean of all five outcomes would be</w:t>
+              <w:t xml:space="preserve">The unweighted sample mean of all five outcomes would be</w:t>
             </w:r>
             <w:r>
               <w:t xml:space="preserve"> </w:t>

--- a/chapters/generalized-additive-models-handout.docx
+++ b/chapters/generalized-additive-models-handout.docx
@@ -18759,16 +18759,21 @@
               <w:t xml:space="preserve"> </w:t>
             </w:r>
             <m:oMath>
-              <m:acc>
-                <m:accPr>
-                  <m:chr m:val="̃"/>
-                </m:accPr>
+              <m:limLow>
                 <m:e>
                   <m:r>
                     <m:t>y</m:t>
                   </m:r>
                 </m:e>
-              </m:acc>
+                <m:lim>
+                  <m:r>
+                    <m:rPr>
+                      <m:sty m:val="p"/>
+                    </m:rPr>
+                    <m:t>∼</m:t>
+                  </m:r>
+                </m:lim>
+              </m:limLow>
             </m:oMath>
             <w:r>
               <w:t xml:space="preserve"> </w:t>
@@ -18959,16 +18964,21 @@
                   </m:rPr>
                   <m:t>(</m:t>
                 </m:r>
-                <m:acc>
-                  <m:accPr>
-                    <m:chr m:val="̃"/>
-                  </m:accPr>
+                <m:limLow>
                   <m:e>
                     <m:r>
                       <m:t>β</m:t>
                     </m:r>
                   </m:e>
-                </m:acc>
+                  <m:lim>
+                    <m:r>
+                      <m:rPr>
+                        <m:sty m:val="p"/>
+                      </m:rPr>
+                      <m:t>∼</m:t>
+                    </m:r>
+                  </m:lim>
+                </m:limLow>
                 <m:r>
                   <m:rPr>
                     <m:sty m:val="p"/>
@@ -19002,16 +19012,21 @@
                       </m:rPr>
                       <m:t>(</m:t>
                     </m:r>
-                    <m:acc>
-                      <m:accPr>
-                        <m:chr m:val="̃"/>
-                      </m:accPr>
+                    <m:limLow>
                       <m:e>
                         <m:r>
                           <m:t>y</m:t>
                         </m:r>
                       </m:e>
-                    </m:acc>
+                      <m:lim>
+                        <m:r>
+                          <m:rPr>
+                            <m:sty m:val="p"/>
+                          </m:rPr>
+                          <m:t>∼</m:t>
+                        </m:r>
+                      </m:lim>
+                    </m:limLow>
                     <m:r>
                       <m:rPr>
                         <m:sty m:val="p"/>
@@ -19024,16 +19039,21 @@
                       </m:rPr>
                       <m:t>B</m:t>
                     </m:r>
-                    <m:acc>
-                      <m:accPr>
-                        <m:chr m:val="̃"/>
-                      </m:accPr>
+                    <m:limLow>
                       <m:e>
                         <m:r>
                           <m:t>β</m:t>
                         </m:r>
                       </m:e>
-                    </m:acc>
+                      <m:lim>
+                        <m:r>
+                          <m:rPr>
+                            <m:sty m:val="p"/>
+                          </m:rPr>
+                          <m:t>∼</m:t>
+                        </m:r>
+                      </m:lim>
+                    </m:limLow>
                     <m:r>
                       <m:rPr>
                         <m:sty m:val="p"/>
@@ -19056,16 +19076,21 @@
                   </m:rPr>
                   <m:t>(</m:t>
                 </m:r>
-                <m:acc>
-                  <m:accPr>
-                    <m:chr m:val="̃"/>
-                  </m:accPr>
+                <m:limLow>
                   <m:e>
                     <m:r>
                       <m:t>y</m:t>
                     </m:r>
                   </m:e>
-                </m:acc>
+                  <m:lim>
+                    <m:r>
+                      <m:rPr>
+                        <m:sty m:val="p"/>
+                      </m:rPr>
+                      <m:t>∼</m:t>
+                    </m:r>
+                  </m:lim>
+                </m:limLow>
                 <m:r>
                   <m:rPr>
                     <m:sty m:val="p"/>
@@ -19078,16 +19103,21 @@
                   </m:rPr>
                   <m:t>B</m:t>
                 </m:r>
-                <m:acc>
-                  <m:accPr>
-                    <m:chr m:val="̃"/>
-                  </m:accPr>
+                <m:limLow>
                   <m:e>
                     <m:r>
                       <m:t>β</m:t>
                     </m:r>
                   </m:e>
-                </m:acc>
+                  <m:lim>
+                    <m:r>
+                      <m:rPr>
+                        <m:sty m:val="p"/>
+                      </m:rPr>
+                      <m:t>∼</m:t>
+                    </m:r>
+                  </m:lim>
+                </m:limLow>
                 <m:r>
                   <m:rPr>
                     <m:sty m:val="p"/>
@@ -19105,16 +19135,21 @@
                 </m:r>
                 <m:sSup>
                   <m:e>
-                    <m:acc>
-                      <m:accPr>
-                        <m:chr m:val="̃"/>
-                      </m:accPr>
+                    <m:limLow>
                       <m:e>
                         <m:r>
                           <m:t>β</m:t>
                         </m:r>
                       </m:e>
-                    </m:acc>
+                      <m:lim>
+                        <m:r>
+                          <m:rPr>
+                            <m:sty m:val="p"/>
+                          </m:rPr>
+                          <m:t>∼</m:t>
+                        </m:r>
+                      </m:lim>
+                    </m:limLow>
                   </m:e>
                   <m:sup>
                     <m:r>
@@ -19131,16 +19166,21 @@
                   </m:rPr>
                   <m:t>P</m:t>
                 </m:r>
-                <m:acc>
-                  <m:accPr>
-                    <m:chr m:val="̃"/>
-                  </m:accPr>
+                <m:limLow>
                   <m:e>
                     <m:r>
                       <m:t>β</m:t>
                     </m:r>
                   </m:e>
-                </m:acc>
+                  <m:lim>
+                    <m:r>
+                      <m:rPr>
+                        <m:sty m:val="p"/>
+                      </m:rPr>
+                      <m:t>∼</m:t>
+                    </m:r>
+                  </m:lim>
+                </m:limLow>
               </m:oMath>
             </m:oMathPara>
           </w:p>
@@ -19172,16 +19212,21 @@
                                 <m:chr m:val="̂"/>
                               </m:accPr>
                               <m:e>
-                                <m:acc>
-                                  <m:accPr>
-                                    <m:chr m:val="̃"/>
-                                  </m:accPr>
+                                <m:limLow>
                                   <m:e>
                                     <m:r>
                                       <m:t>β</m:t>
                                     </m:r>
                                   </m:e>
-                                </m:acc>
+                                  <m:lim>
+                                    <m:r>
+                                      <m:rPr>
+                                        <m:sty m:val="p"/>
+                                      </m:rPr>
+                                      <m:t>∼</m:t>
+                                    </m:r>
+                                  </m:lim>
+                                </m:limLow>
                               </m:e>
                             </m:acc>
                           </m:e>
@@ -19375,16 +19420,21 @@
                   <m:e>
                     <m:limLow>
                       <m:e>
-                        <m:acc>
-                          <m:accPr>
-                            <m:chr m:val="̃"/>
-                          </m:accPr>
+                        <m:limLow>
                           <m:e>
                             <m:r>
                               <m:t>y</m:t>
                             </m:r>
                           </m:e>
-                        </m:acc>
+                          <m:lim>
+                            <m:r>
+                              <m:rPr>
+                                <m:sty m:val="p"/>
+                              </m:rPr>
+                              <m:t>∼</m:t>
+                            </m:r>
+                          </m:lim>
+                        </m:limLow>
                       </m:e>
                       <m:lim>
                         <m:r>
@@ -19436,16 +19486,21 @@
                   <m:chr m:val="̂"/>
                 </m:accPr>
                 <m:e>
-                  <m:acc>
-                    <m:accPr>
-                      <m:chr m:val="̃"/>
-                    </m:accPr>
+                  <m:limLow>
                     <m:e>
                       <m:r>
                         <m:t>y</m:t>
                       </m:r>
                     </m:e>
-                  </m:acc>
+                    <m:lim>
+                      <m:r>
+                        <m:rPr>
+                          <m:sty m:val="p"/>
+                        </m:rPr>
+                        <m:t>∼</m:t>
+                      </m:r>
+                    </m:lim>
+                  </m:limLow>
                 </m:e>
               </m:acc>
               <m:r>
@@ -19469,16 +19524,21 @@
                   </m:r>
                 </m:sub>
               </m:sSub>
-              <m:acc>
-                <m:accPr>
-                  <m:chr m:val="̃"/>
-                </m:accPr>
+              <m:limLow>
                 <m:e>
                   <m:r>
                     <m:t>y</m:t>
                   </m:r>
                 </m:e>
-              </m:acc>
+                <m:lim>
+                  <m:r>
+                    <m:rPr>
+                      <m:sty m:val="p"/>
+                    </m:rPr>
+                    <m:t>∼</m:t>
+                  </m:r>
+                </m:lim>
+              </m:limLow>
             </m:oMath>
             <w:r>
               <w:t xml:space="preserve">, with smoother matrix</w:t>
@@ -19870,16 +19930,21 @@
                       </m:rPr>
                       <m:t>(</m:t>
                     </m:r>
-                    <m:acc>
-                      <m:accPr>
-                        <m:chr m:val="̃"/>
-                      </m:accPr>
+                    <m:limLow>
                       <m:e>
                         <m:r>
                           <m:t>β</m:t>
                         </m:r>
                       </m:e>
-                    </m:acc>
+                      <m:lim>
+                        <m:r>
+                          <m:rPr>
+                            <m:sty m:val="p"/>
+                          </m:rPr>
+                          <m:t>∼</m:t>
+                        </m:r>
+                      </m:lim>
+                    </m:limLow>
                     <m:r>
                       <m:rPr>
                         <m:sty m:val="p"/>
@@ -19897,16 +19962,21 @@
                     </m:r>
                     <m:sSup>
                       <m:e>
-                        <m:acc>
-                          <m:accPr>
-                            <m:chr m:val="̃"/>
-                          </m:accPr>
+                        <m:limLow>
                           <m:e>
                             <m:r>
                               <m:t>y</m:t>
                             </m:r>
                           </m:e>
-                        </m:acc>
+                          <m:lim>
+                            <m:r>
+                              <m:rPr>
+                                <m:sty m:val="p"/>
+                              </m:rPr>
+                              <m:t>∼</m:t>
+                            </m:r>
+                          </m:lim>
+                        </m:limLow>
                       </m:e>
                       <m:sup>
                         <m:r>
@@ -19917,16 +19987,21 @@
                         </m:r>
                       </m:sup>
                     </m:sSup>
-                    <m:acc>
-                      <m:accPr>
-                        <m:chr m:val="̃"/>
-                      </m:accPr>
+                    <m:limLow>
                       <m:e>
                         <m:r>
                           <m:t>y</m:t>
                         </m:r>
                       </m:e>
-                    </m:acc>
+                      <m:lim>
+                        <m:r>
+                          <m:rPr>
+                            <m:sty m:val="p"/>
+                          </m:rPr>
+                          <m:t>∼</m:t>
+                        </m:r>
+                      </m:lim>
+                    </m:limLow>
                     <m:r>
                       <m:rPr>
                         <m:sty m:val="p"/>
@@ -19935,16 +20010,21 @@
                     </m:r>
                     <m:sSup>
                       <m:e>
-                        <m:acc>
-                          <m:accPr>
-                            <m:chr m:val="̃"/>
-                          </m:accPr>
+                        <m:limLow>
                           <m:e>
                             <m:r>
                               <m:t>y</m:t>
                             </m:r>
                           </m:e>
-                        </m:acc>
+                          <m:lim>
+                            <m:r>
+                              <m:rPr>
+                                <m:sty m:val="p"/>
+                              </m:rPr>
+                              <m:t>∼</m:t>
+                            </m:r>
+                          </m:lim>
+                        </m:limLow>
                       </m:e>
                       <m:sup>
                         <m:r>
@@ -19961,16 +20041,21 @@
                       </m:rPr>
                       <m:t>B</m:t>
                     </m:r>
-                    <m:acc>
-                      <m:accPr>
-                        <m:chr m:val="̃"/>
-                      </m:accPr>
+                    <m:limLow>
                       <m:e>
                         <m:r>
                           <m:t>β</m:t>
                         </m:r>
                       </m:e>
-                    </m:acc>
+                      <m:lim>
+                        <m:r>
+                          <m:rPr>
+                            <m:sty m:val="p"/>
+                          </m:rPr>
+                          <m:t>∼</m:t>
+                        </m:r>
+                      </m:lim>
+                    </m:limLow>
                     <m:r>
                       <m:rPr>
                         <m:sty m:val="p"/>
@@ -19979,16 +20064,21 @@
                     </m:r>
                     <m:sSup>
                       <m:e>
-                        <m:acc>
-                          <m:accPr>
-                            <m:chr m:val="̃"/>
-                          </m:accPr>
+                        <m:limLow>
                           <m:e>
                             <m:r>
                               <m:t>β</m:t>
                             </m:r>
                           </m:e>
-                        </m:acc>
+                          <m:lim>
+                            <m:r>
+                              <m:rPr>
+                                <m:sty m:val="p"/>
+                              </m:rPr>
+                              <m:t>∼</m:t>
+                            </m:r>
+                          </m:lim>
+                        </m:limLow>
                       </m:e>
                       <m:sup>
                         <m:r>
@@ -20017,16 +20107,21 @@
                         </m:r>
                       </m:sup>
                     </m:sSup>
-                    <m:acc>
-                      <m:accPr>
-                        <m:chr m:val="̃"/>
-                      </m:accPr>
+                    <m:limLow>
                       <m:e>
                         <m:r>
                           <m:t>y</m:t>
                         </m:r>
                       </m:e>
-                    </m:acc>
+                      <m:lim>
+                        <m:r>
+                          <m:rPr>
+                            <m:sty m:val="p"/>
+                          </m:rPr>
+                          <m:t>∼</m:t>
+                        </m:r>
+                      </m:lim>
+                    </m:limLow>
                     <m:r>
                       <m:rPr>
                         <m:sty m:val="p"/>
@@ -20035,16 +20130,21 @@
                     </m:r>
                     <m:sSup>
                       <m:e>
-                        <m:acc>
-                          <m:accPr>
-                            <m:chr m:val="̃"/>
-                          </m:accPr>
+                        <m:limLow>
                           <m:e>
                             <m:r>
                               <m:t>β</m:t>
                             </m:r>
                           </m:e>
-                        </m:acc>
+                          <m:lim>
+                            <m:r>
+                              <m:rPr>
+                                <m:sty m:val="p"/>
+                              </m:rPr>
+                              <m:t>∼</m:t>
+                            </m:r>
+                          </m:lim>
+                        </m:limLow>
                       </m:e>
                       <m:sup>
                         <m:r>
@@ -20079,16 +20179,21 @@
                       </m:rPr>
                       <m:t>B</m:t>
                     </m:r>
-                    <m:acc>
-                      <m:accPr>
-                        <m:chr m:val="̃"/>
-                      </m:accPr>
+                    <m:limLow>
                       <m:e>
                         <m:r>
                           <m:t>β</m:t>
                         </m:r>
                       </m:e>
-                    </m:acc>
+                      <m:lim>
+                        <m:r>
+                          <m:rPr>
+                            <m:sty m:val="p"/>
+                          </m:rPr>
+                          <m:t>∼</m:t>
+                        </m:r>
+                      </m:lim>
+                    </m:limLow>
                     <m:r>
                       <m:rPr>
                         <m:sty m:val="p"/>
@@ -20100,16 +20205,21 @@
                     </m:r>
                     <m:sSup>
                       <m:e>
-                        <m:acc>
-                          <m:accPr>
-                            <m:chr m:val="̃"/>
-                          </m:accPr>
+                        <m:limLow>
                           <m:e>
                             <m:r>
                               <m:t>β</m:t>
                             </m:r>
                           </m:e>
-                        </m:acc>
+                          <m:lim>
+                            <m:r>
+                              <m:rPr>
+                                <m:sty m:val="p"/>
+                              </m:rPr>
+                              <m:t>∼</m:t>
+                            </m:r>
+                          </m:lim>
+                        </m:limLow>
                       </m:e>
                       <m:sup>
                         <m:r>
@@ -20126,16 +20236,21 @@
                       </m:rPr>
                       <m:t>P</m:t>
                     </m:r>
-                    <m:acc>
-                      <m:accPr>
-                        <m:chr m:val="̃"/>
-                      </m:accPr>
+                    <m:limLow>
                       <m:e>
                         <m:r>
                           <m:t>β</m:t>
                         </m:r>
                       </m:e>
-                    </m:acc>
+                      <m:lim>
+                        <m:r>
+                          <m:rPr>
+                            <m:sty m:val="p"/>
+                          </m:rPr>
+                          <m:t>∼</m:t>
+                        </m:r>
+                      </m:lim>
+                    </m:limLow>
                     <m:r>
                       <m:t>&amp;</m:t>
                     </m:r>
@@ -20162,16 +20277,21 @@
                     </m:r>
                     <m:sSup>
                       <m:e>
-                        <m:acc>
-                          <m:accPr>
-                            <m:chr m:val="̃"/>
-                          </m:accPr>
+                        <m:limLow>
                           <m:e>
                             <m:r>
                               <m:t>y</m:t>
                             </m:r>
                           </m:e>
-                        </m:acc>
+                          <m:lim>
+                            <m:r>
+                              <m:rPr>
+                                <m:sty m:val="p"/>
+                              </m:rPr>
+                              <m:t>∼</m:t>
+                            </m:r>
+                          </m:lim>
+                        </m:limLow>
                       </m:e>
                       <m:sup>
                         <m:r>
@@ -20182,16 +20302,21 @@
                         </m:r>
                       </m:sup>
                     </m:sSup>
-                    <m:acc>
-                      <m:accPr>
-                        <m:chr m:val="̃"/>
-                      </m:accPr>
+                    <m:limLow>
                       <m:e>
                         <m:r>
                           <m:t>y</m:t>
                         </m:r>
                       </m:e>
-                    </m:acc>
+                      <m:lim>
+                        <m:r>
+                          <m:rPr>
+                            <m:sty m:val="p"/>
+                          </m:rPr>
+                          <m:t>∼</m:t>
+                        </m:r>
+                      </m:lim>
+                    </m:limLow>
                     <m:r>
                       <m:rPr>
                         <m:sty m:val="p"/>
@@ -20203,16 +20328,21 @@
                     </m:r>
                     <m:sSup>
                       <m:e>
-                        <m:acc>
-                          <m:accPr>
-                            <m:chr m:val="̃"/>
-                          </m:accPr>
+                        <m:limLow>
                           <m:e>
                             <m:r>
                               <m:t>β</m:t>
                             </m:r>
                           </m:e>
-                        </m:acc>
+                          <m:lim>
+                            <m:r>
+                              <m:rPr>
+                                <m:sty m:val="p"/>
+                              </m:rPr>
+                              <m:t>∼</m:t>
+                            </m:r>
+                          </m:lim>
+                        </m:limLow>
                       </m:e>
                       <m:sup>
                         <m:r>
@@ -20241,16 +20371,21 @@
                         </m:r>
                       </m:sup>
                     </m:sSup>
-                    <m:acc>
-                      <m:accPr>
-                        <m:chr m:val="̃"/>
-                      </m:accPr>
+                    <m:limLow>
                       <m:e>
                         <m:r>
                           <m:t>y</m:t>
                         </m:r>
                       </m:e>
-                    </m:acc>
+                      <m:lim>
+                        <m:r>
+                          <m:rPr>
+                            <m:sty m:val="p"/>
+                          </m:rPr>
+                          <m:t>∼</m:t>
+                        </m:r>
+                      </m:lim>
+                    </m:limLow>
                     <m:r>
                       <m:rPr>
                         <m:sty m:val="p"/>
@@ -20259,16 +20394,21 @@
                     </m:r>
                     <m:sSup>
                       <m:e>
-                        <m:acc>
-                          <m:accPr>
-                            <m:chr m:val="̃"/>
-                          </m:accPr>
+                        <m:limLow>
                           <m:e>
                             <m:r>
                               <m:t>β</m:t>
                             </m:r>
                           </m:e>
-                        </m:acc>
+                          <m:lim>
+                            <m:r>
+                              <m:rPr>
+                                <m:sty m:val="p"/>
+                              </m:rPr>
+                              <m:t>∼</m:t>
+                            </m:r>
+                          </m:lim>
+                        </m:limLow>
                       </m:e>
                       <m:sup>
                         <m:r>
@@ -20303,16 +20443,21 @@
                       </m:rPr>
                       <m:t>B</m:t>
                     </m:r>
-                    <m:acc>
-                      <m:accPr>
-                        <m:chr m:val="̃"/>
-                      </m:accPr>
+                    <m:limLow>
                       <m:e>
                         <m:r>
                           <m:t>β</m:t>
                         </m:r>
                       </m:e>
-                    </m:acc>
+                      <m:lim>
+                        <m:r>
+                          <m:rPr>
+                            <m:sty m:val="p"/>
+                          </m:rPr>
+                          <m:t>∼</m:t>
+                        </m:r>
+                      </m:lim>
+                    </m:limLow>
                     <m:r>
                       <m:rPr>
                         <m:sty m:val="p"/>
@@ -20324,16 +20469,21 @@
                     </m:r>
                     <m:sSup>
                       <m:e>
-                        <m:acc>
-                          <m:accPr>
-                            <m:chr m:val="̃"/>
-                          </m:accPr>
+                        <m:limLow>
                           <m:e>
                             <m:r>
                               <m:t>β</m:t>
                             </m:r>
                           </m:e>
-                        </m:acc>
+                          <m:lim>
+                            <m:r>
+                              <m:rPr>
+                                <m:sty m:val="p"/>
+                              </m:rPr>
+                              <m:t>∼</m:t>
+                            </m:r>
+                          </m:lim>
+                        </m:limLow>
                       </m:e>
                       <m:sup>
                         <m:r>
@@ -20350,16 +20500,21 @@
                       </m:rPr>
                       <m:t>P</m:t>
                     </m:r>
-                    <m:acc>
-                      <m:accPr>
-                        <m:chr m:val="̃"/>
-                      </m:accPr>
+                    <m:limLow>
                       <m:e>
                         <m:r>
                           <m:t>β</m:t>
                         </m:r>
                       </m:e>
-                    </m:acc>
+                      <m:lim>
+                        <m:r>
+                          <m:rPr>
+                            <m:sty m:val="p"/>
+                          </m:rPr>
+                          <m:t>∼</m:t>
+                        </m:r>
+                      </m:lim>
+                    </m:limLow>
                     <m:r>
                       <m:t>&amp;</m:t>
                     </m:r>
@@ -20386,16 +20541,21 @@
                     </m:r>
                     <m:sSup>
                       <m:e>
-                        <m:acc>
-                          <m:accPr>
-                            <m:chr m:val="̃"/>
-                          </m:accPr>
+                        <m:limLow>
                           <m:e>
                             <m:r>
                               <m:t>y</m:t>
                             </m:r>
                           </m:e>
-                        </m:acc>
+                          <m:lim>
+                            <m:r>
+                              <m:rPr>
+                                <m:sty m:val="p"/>
+                              </m:rPr>
+                              <m:t>∼</m:t>
+                            </m:r>
+                          </m:lim>
+                        </m:limLow>
                       </m:e>
                       <m:sup>
                         <m:r>
@@ -20406,16 +20566,21 @@
                         </m:r>
                       </m:sup>
                     </m:sSup>
-                    <m:acc>
-                      <m:accPr>
-                        <m:chr m:val="̃"/>
-                      </m:accPr>
+                    <m:limLow>
                       <m:e>
                         <m:r>
                           <m:t>y</m:t>
                         </m:r>
                       </m:e>
-                    </m:acc>
+                      <m:lim>
+                        <m:r>
+                          <m:rPr>
+                            <m:sty m:val="p"/>
+                          </m:rPr>
+                          <m:t>∼</m:t>
+                        </m:r>
+                      </m:lim>
+                    </m:limLow>
                     <m:r>
                       <m:rPr>
                         <m:sty m:val="p"/>
@@ -20427,16 +20592,21 @@
                     </m:r>
                     <m:sSup>
                       <m:e>
-                        <m:acc>
-                          <m:accPr>
-                            <m:chr m:val="̃"/>
-                          </m:accPr>
+                        <m:limLow>
                           <m:e>
                             <m:r>
                               <m:t>β</m:t>
                             </m:r>
                           </m:e>
-                        </m:acc>
+                          <m:lim>
+                            <m:r>
+                              <m:rPr>
+                                <m:sty m:val="p"/>
+                              </m:rPr>
+                              <m:t>∼</m:t>
+                            </m:r>
+                          </m:lim>
+                        </m:limLow>
                       </m:e>
                       <m:sup>
                         <m:r>
@@ -20465,16 +20635,21 @@
                         </m:r>
                       </m:sup>
                     </m:sSup>
-                    <m:acc>
-                      <m:accPr>
-                        <m:chr m:val="̃"/>
-                      </m:accPr>
+                    <m:limLow>
                       <m:e>
                         <m:r>
                           <m:t>y</m:t>
                         </m:r>
                       </m:e>
-                    </m:acc>
+                      <m:lim>
+                        <m:r>
+                          <m:rPr>
+                            <m:sty m:val="p"/>
+                          </m:rPr>
+                          <m:t>∼</m:t>
+                        </m:r>
+                      </m:lim>
+                    </m:limLow>
                     <m:r>
                       <m:rPr>
                         <m:sty m:val="p"/>
@@ -20483,16 +20658,21 @@
                     </m:r>
                     <m:sSup>
                       <m:e>
-                        <m:acc>
-                          <m:accPr>
-                            <m:chr m:val="̃"/>
-                          </m:accPr>
+                        <m:limLow>
                           <m:e>
                             <m:r>
                               <m:t>β</m:t>
                             </m:r>
                           </m:e>
-                        </m:acc>
+                          <m:lim>
+                            <m:r>
+                              <m:rPr>
+                                <m:sty m:val="p"/>
+                              </m:rPr>
+                              <m:t>∼</m:t>
+                            </m:r>
+                          </m:lim>
+                        </m:limLow>
                       </m:e>
                       <m:sup>
                         <m:r>
@@ -20558,16 +20738,21 @@
                     <m:r>
                       <m:t>​</m:t>
                     </m:r>
-                    <m:acc>
-                      <m:accPr>
-                        <m:chr m:val="̃"/>
-                      </m:accPr>
+                    <m:limLow>
                       <m:e>
                         <m:r>
                           <m:t>β</m:t>
                         </m:r>
                       </m:e>
-                    </m:acc>
+                      <m:lim>
+                        <m:r>
+                          <m:rPr>
+                            <m:sty m:val="p"/>
+                          </m:rPr>
+                          <m:t>∼</m:t>
+                        </m:r>
+                      </m:lim>
+                    </m:limLow>
                     <m:r>
                       <m:t>&amp;</m:t>
                     </m:r>
@@ -20704,16 +20889,21 @@
               <w:t xml:space="preserve"> </w:t>
             </w:r>
             <m:oMath>
-              <m:acc>
-                <m:accPr>
-                  <m:chr m:val="̃"/>
-                </m:accPr>
+              <m:limLow>
                 <m:e>
                   <m:r>
                     <m:t>β</m:t>
                   </m:r>
                 </m:e>
-              </m:acc>
+                <m:lim>
+                  <m:r>
+                    <m:rPr>
+                      <m:sty m:val="p"/>
+                    </m:rPr>
+                    <m:t>∼</m:t>
+                  </m:r>
+                </m:lim>
+              </m:limLow>
             </m:oMath>
             <w:r>
               <w:t xml:space="preserve"> </w:t>
@@ -20756,16 +20946,21 @@
                                   </m:rPr>
                                   <m:t>∂</m:t>
                                 </m:r>
-                                <m:acc>
-                                  <m:accPr>
-                                    <m:chr m:val="̃"/>
-                                  </m:accPr>
+                                <m:limLow>
                                   <m:e>
                                     <m:r>
                                       <m:t>β</m:t>
                                     </m:r>
                                   </m:e>
-                                </m:acc>
+                                  <m:lim>
+                                    <m:r>
+                                      <m:rPr>
+                                        <m:sty m:val="p"/>
+                                      </m:rPr>
+                                      <m:t>∼</m:t>
+                                    </m:r>
+                                  </m:lim>
+                                </m:limLow>
                               </m:den>
                             </m:f>
                             <m:sSub>
@@ -20790,16 +20985,21 @@
                               </m:rPr>
                               <m:t>(</m:t>
                             </m:r>
-                            <m:acc>
-                              <m:accPr>
-                                <m:chr m:val="̃"/>
-                              </m:accPr>
+                            <m:limLow>
                               <m:e>
                                 <m:r>
                                   <m:t>β</m:t>
                                 </m:r>
                               </m:e>
-                            </m:acc>
+                              <m:lim>
+                                <m:r>
+                                  <m:rPr>
+                                    <m:sty m:val="p"/>
+                                  </m:rPr>
+                                  <m:t>∼</m:t>
+                                </m:r>
+                              </m:lim>
+                            </m:limLow>
                             <m:r>
                               <m:rPr>
                                 <m:sty m:val="p"/>
@@ -20860,16 +21060,21 @@
                           </m:rPr>
                           <m:t>∂</m:t>
                         </m:r>
-                        <m:acc>
-                          <m:accPr>
-                            <m:chr m:val="̃"/>
-                          </m:accPr>
+                        <m:limLow>
                           <m:e>
                             <m:r>
                               <m:t>β</m:t>
                             </m:r>
                           </m:e>
-                        </m:acc>
+                          <m:lim>
+                            <m:r>
+                              <m:rPr>
+                                <m:sty m:val="p"/>
+                              </m:rPr>
+                              <m:t>∼</m:t>
+                            </m:r>
+                          </m:lim>
+                        </m:limLow>
                       </m:den>
                     </m:f>
                     <m:r>
@@ -20894,16 +21099,21 @@
                         </m:r>
                         <m:sSup>
                           <m:e>
-                            <m:acc>
-                              <m:accPr>
-                                <m:chr m:val="̃"/>
-                              </m:accPr>
+                            <m:limLow>
                               <m:e>
                                 <m:r>
                                   <m:t>β</m:t>
                                 </m:r>
                               </m:e>
-                            </m:acc>
+                              <m:lim>
+                                <m:r>
+                                  <m:rPr>
+                                    <m:sty m:val="p"/>
+                                  </m:rPr>
+                                  <m:t>∼</m:t>
+                                </m:r>
+                              </m:lim>
+                            </m:limLow>
                           </m:e>
                           <m:sup>
                             <m:r>
@@ -20932,16 +21142,21 @@
                             </m:r>
                           </m:sup>
                         </m:sSup>
-                        <m:acc>
-                          <m:accPr>
-                            <m:chr m:val="̃"/>
-                          </m:accPr>
+                        <m:limLow>
                           <m:e>
                             <m:r>
                               <m:t>y</m:t>
                             </m:r>
                           </m:e>
-                        </m:acc>
+                          <m:lim>
+                            <m:r>
+                              <m:rPr>
+                                <m:sty m:val="p"/>
+                              </m:rPr>
+                              <m:t>∼</m:t>
+                            </m:r>
+                          </m:lim>
+                        </m:limLow>
                       </m:e>
                     </m:d>
                     <m:r>
@@ -20972,16 +21187,21 @@
                           </m:rPr>
                           <m:t>∂</m:t>
                         </m:r>
-                        <m:acc>
-                          <m:accPr>
-                            <m:chr m:val="̃"/>
-                          </m:accPr>
+                        <m:limLow>
                           <m:e>
                             <m:r>
                               <m:t>β</m:t>
                             </m:r>
                           </m:e>
-                        </m:acc>
+                          <m:lim>
+                            <m:r>
+                              <m:rPr>
+                                <m:sty m:val="p"/>
+                              </m:rPr>
+                              <m:t>∼</m:t>
+                            </m:r>
+                          </m:lim>
+                        </m:limLow>
                       </m:den>
                     </m:f>
                     <m:r>
@@ -20997,16 +21217,21 @@
                       <m:e>
                         <m:sSup>
                           <m:e>
-                            <m:acc>
-                              <m:accPr>
-                                <m:chr m:val="̃"/>
-                              </m:accPr>
+                            <m:limLow>
                               <m:e>
                                 <m:r>
                                   <m:t>β</m:t>
                                 </m:r>
                               </m:e>
-                            </m:acc>
+                              <m:lim>
+                                <m:r>
+                                  <m:rPr>
+                                    <m:sty m:val="p"/>
+                                  </m:rPr>
+                                  <m:t>∼</m:t>
+                                </m:r>
+                              </m:lim>
+                            </m:limLow>
                           </m:e>
                           <m:sup>
                             <m:r>
@@ -21023,16 +21248,21 @@
                           </m:rPr>
                           <m:t>A</m:t>
                         </m:r>
-                        <m:acc>
-                          <m:accPr>
-                            <m:chr m:val="̃"/>
-                          </m:accPr>
+                        <m:limLow>
                           <m:e>
                             <m:r>
                               <m:t>β</m:t>
                             </m:r>
                           </m:e>
-                        </m:acc>
+                          <m:lim>
+                            <m:r>
+                              <m:rPr>
+                                <m:sty m:val="p"/>
+                              </m:rPr>
+                              <m:t>∼</m:t>
+                            </m:r>
+                          </m:lim>
+                        </m:limLow>
                       </m:e>
                     </m:d>
                     <m:r>
@@ -21053,16 +21283,21 @@
                     </m:r>
                     <m:sSup>
                       <m:e>
-                        <m:acc>
-                          <m:accPr>
-                            <m:chr m:val="̃"/>
-                          </m:accPr>
+                        <m:limLow>
                           <m:e>
                             <m:r>
                               <m:t>y</m:t>
                             </m:r>
                           </m:e>
-                        </m:acc>
+                          <m:lim>
+                            <m:r>
+                              <m:rPr>
+                                <m:sty m:val="p"/>
+                              </m:rPr>
+                              <m:t>∼</m:t>
+                            </m:r>
+                          </m:lim>
+                        </m:limLow>
                       </m:e>
                       <m:sup>
                         <m:r>
@@ -21073,16 +21308,21 @@
                         </m:r>
                       </m:sup>
                     </m:sSup>
-                    <m:acc>
-                      <m:accPr>
-                        <m:chr m:val="̃"/>
-                      </m:accPr>
+                    <m:limLow>
                       <m:e>
                         <m:r>
                           <m:t>y</m:t>
                         </m:r>
                       </m:e>
-                    </m:acc>
+                      <m:lim>
+                        <m:r>
+                          <m:rPr>
+                            <m:sty m:val="p"/>
+                          </m:rPr>
+                          <m:t>∼</m:t>
+                        </m:r>
+                      </m:lim>
+                    </m:limLow>
                     <m:r>
                       <m:rPr>
                         <m:nor/>
@@ -21090,16 +21330,21 @@
                       </m:rPr>
                       <m:t> does not depend on </m:t>
                     </m:r>
-                    <m:acc>
-                      <m:accPr>
-                        <m:chr m:val="̃"/>
-                      </m:accPr>
+                    <m:limLow>
                       <m:e>
                         <m:r>
                           <m:t>β</m:t>
                         </m:r>
                       </m:e>
-                    </m:acc>
+                      <m:lim>
+                        <m:r>
+                          <m:rPr>
+                            <m:sty m:val="p"/>
+                          </m:rPr>
+                          <m:t>∼</m:t>
+                        </m:r>
+                      </m:lim>
+                    </m:limLow>
                     <m:r>
                       <m:rPr>
                         <m:nor/>
@@ -21145,16 +21390,21 @@
                         </m:r>
                       </m:sup>
                     </m:sSup>
-                    <m:acc>
-                      <m:accPr>
-                        <m:chr m:val="̃"/>
-                      </m:accPr>
+                    <m:limLow>
                       <m:e>
                         <m:r>
                           <m:t>y</m:t>
                         </m:r>
                       </m:e>
-                    </m:acc>
+                      <m:lim>
+                        <m:r>
+                          <m:rPr>
+                            <m:sty m:val="p"/>
+                          </m:rPr>
+                          <m:t>∼</m:t>
+                        </m:r>
+                      </m:lim>
+                    </m:limLow>
                     <m:r>
                       <m:rPr>
                         <m:sty m:val="p"/>
@@ -21180,16 +21430,21 @@
                           </m:rPr>
                           <m:t>∂</m:t>
                         </m:r>
-                        <m:acc>
-                          <m:accPr>
-                            <m:chr m:val="̃"/>
-                          </m:accPr>
+                        <m:limLow>
                           <m:e>
                             <m:r>
                               <m:t>β</m:t>
                             </m:r>
                           </m:e>
-                        </m:acc>
+                          <m:lim>
+                            <m:r>
+                              <m:rPr>
+                                <m:sty m:val="p"/>
+                              </m:rPr>
+                              <m:t>∼</m:t>
+                            </m:r>
+                          </m:lim>
+                        </m:limLow>
                       </m:den>
                     </m:f>
                     <m:r>
@@ -21205,16 +21460,21 @@
                       <m:e>
                         <m:sSup>
                           <m:e>
-                            <m:acc>
-                              <m:accPr>
-                                <m:chr m:val="̃"/>
-                              </m:accPr>
+                            <m:limLow>
                               <m:e>
                                 <m:r>
                                   <m:t>β</m:t>
                                 </m:r>
                               </m:e>
-                            </m:acc>
+                              <m:lim>
+                                <m:r>
+                                  <m:rPr>
+                                    <m:sty m:val="p"/>
+                                  </m:rPr>
+                                  <m:t>∼</m:t>
+                                </m:r>
+                              </m:lim>
+                            </m:limLow>
                           </m:e>
                           <m:sup>
                             <m:r>
@@ -21231,16 +21491,21 @@
                           </m:rPr>
                           <m:t>A</m:t>
                         </m:r>
-                        <m:acc>
-                          <m:accPr>
-                            <m:chr m:val="̃"/>
-                          </m:accPr>
+                        <m:limLow>
                           <m:e>
                             <m:r>
                               <m:t>β</m:t>
                             </m:r>
                           </m:e>
-                        </m:acc>
+                          <m:lim>
+                            <m:r>
+                              <m:rPr>
+                                <m:sty m:val="p"/>
+                              </m:rPr>
+                              <m:t>∼</m:t>
+                            </m:r>
+                          </m:lim>
+                        </m:limLow>
                       </m:e>
                     </m:d>
                     <m:r>
@@ -21278,30 +21543,40 @@
                           </m:rPr>
                           <m:t>∂</m:t>
                         </m:r>
-                        <m:acc>
-                          <m:accPr>
-                            <m:chr m:val="̃"/>
-                          </m:accPr>
+                        <m:limLow>
                           <m:e>
                             <m:r>
                               <m:t>β</m:t>
                             </m:r>
                           </m:e>
-                        </m:acc>
+                          <m:lim>
+                            <m:r>
+                              <m:rPr>
+                                <m:sty m:val="p"/>
+                              </m:rPr>
+                              <m:t>∼</m:t>
+                            </m:r>
+                          </m:lim>
+                        </m:limLow>
                       </m:den>
                     </m:f>
                     <m:sSup>
                       <m:e>
-                        <m:acc>
-                          <m:accPr>
-                            <m:chr m:val="̃"/>
-                          </m:accPr>
+                        <m:limLow>
                           <m:e>
                             <m:r>
                               <m:t>β</m:t>
                             </m:r>
                           </m:e>
-                        </m:acc>
+                          <m:lim>
+                            <m:r>
+                              <m:rPr>
+                                <m:sty m:val="p"/>
+                              </m:rPr>
+                              <m:t>∼</m:t>
+                            </m:r>
+                          </m:lim>
+                        </m:limLow>
                       </m:e>
                       <m:sup>
                         <m:r>
@@ -21312,32 +21587,42 @@
                         </m:r>
                       </m:sup>
                     </m:sSup>
-                    <m:acc>
-                      <m:accPr>
-                        <m:chr m:val="̃"/>
-                      </m:accPr>
+                    <m:limLow>
                       <m:e>
                         <m:r>
                           <m:t>c</m:t>
                         </m:r>
                       </m:e>
-                    </m:acc>
+                      <m:lim>
+                        <m:r>
+                          <m:rPr>
+                            <m:sty m:val="p"/>
+                          </m:rPr>
+                          <m:t>∼</m:t>
+                        </m:r>
+                      </m:lim>
+                    </m:limLow>
                     <m:r>
                       <m:rPr>
                         <m:sty m:val="p"/>
                       </m:rPr>
                       <m:t>=</m:t>
                     </m:r>
-                    <m:acc>
-                      <m:accPr>
-                        <m:chr m:val="̃"/>
-                      </m:accPr>
+                    <m:limLow>
                       <m:e>
                         <m:r>
                           <m:t>c</m:t>
                         </m:r>
                       </m:e>
-                    </m:acc>
+                      <m:lim>
+                        <m:r>
+                          <m:rPr>
+                            <m:sty m:val="p"/>
+                          </m:rPr>
+                          <m:t>∼</m:t>
+                        </m:r>
+                      </m:lim>
+                    </m:limLow>
                     <m:r>
                       <m:rPr>
                         <m:nor/>
@@ -21383,16 +21668,21 @@
                         </m:r>
                       </m:sup>
                     </m:sSup>
-                    <m:acc>
-                      <m:accPr>
-                        <m:chr m:val="̃"/>
-                      </m:accPr>
+                    <m:limLow>
                       <m:e>
                         <m:r>
                           <m:t>y</m:t>
                         </m:r>
                       </m:e>
-                    </m:acc>
+                      <m:lim>
+                        <m:r>
+                          <m:rPr>
+                            <m:sty m:val="p"/>
+                          </m:rPr>
+                          <m:t>∼</m:t>
+                        </m:r>
+                      </m:lim>
+                    </m:limLow>
                     <m:r>
                       <m:rPr>
                         <m:sty m:val="p"/>
@@ -21408,16 +21698,21 @@
                       </m:rPr>
                       <m:t>A</m:t>
                     </m:r>
-                    <m:acc>
-                      <m:accPr>
-                        <m:chr m:val="̃"/>
-                      </m:accPr>
+                    <m:limLow>
                       <m:e>
                         <m:r>
                           <m:t>β</m:t>
                         </m:r>
                       </m:e>
-                    </m:acc>
+                      <m:lim>
+                        <m:r>
+                          <m:rPr>
+                            <m:sty m:val="p"/>
+                          </m:rPr>
+                          <m:t>∼</m:t>
+                        </m:r>
+                      </m:lim>
+                    </m:limLow>
                     <m:r>
                       <m:t>&amp;</m:t>
                     </m:r>
@@ -21517,16 +21812,21 @@
                         </m:r>
                       </m:sup>
                     </m:sSup>
-                    <m:acc>
-                      <m:accPr>
-                        <m:chr m:val="̃"/>
-                      </m:accPr>
+                    <m:limLow>
                       <m:e>
                         <m:r>
                           <m:t>y</m:t>
                         </m:r>
                       </m:e>
-                    </m:acc>
+                      <m:lim>
+                        <m:r>
+                          <m:rPr>
+                            <m:sty m:val="p"/>
+                          </m:rPr>
+                          <m:t>∼</m:t>
+                        </m:r>
+                      </m:lim>
+                    </m:limLow>
                     <m:r>
                       <m:rPr>
                         <m:sty m:val="p"/>
@@ -21542,16 +21842,21 @@
                       </m:rPr>
                       <m:t>A</m:t>
                     </m:r>
-                    <m:acc>
-                      <m:accPr>
-                        <m:chr m:val="̃"/>
-                      </m:accPr>
+                    <m:limLow>
                       <m:e>
                         <m:r>
                           <m:t>β</m:t>
                         </m:r>
                       </m:e>
-                    </m:acc>
+                      <m:lim>
+                        <m:r>
+                          <m:rPr>
+                            <m:sty m:val="p"/>
+                          </m:rPr>
+                          <m:t>∼</m:t>
+                        </m:r>
+                      </m:lim>
+                    </m:limLow>
                     <m:r>
                       <m:t>&amp;</m:t>
                     </m:r>
@@ -21609,16 +21914,21 @@
                       </m:rPr>
                       <m:t>A</m:t>
                     </m:r>
-                    <m:acc>
-                      <m:accPr>
-                        <m:chr m:val="̃"/>
-                      </m:accPr>
+                    <m:limLow>
                       <m:e>
                         <m:r>
                           <m:t>β</m:t>
                         </m:r>
                       </m:e>
-                    </m:acc>
+                      <m:lim>
+                        <m:r>
+                          <m:rPr>
+                            <m:sty m:val="p"/>
+                          </m:rPr>
+                          <m:t>∼</m:t>
+                        </m:r>
+                      </m:lim>
+                    </m:limLow>
                     <m:r>
                       <m:t>&amp;</m:t>
                     </m:r>
@@ -21649,16 +21959,21 @@
                         </m:r>
                       </m:sup>
                     </m:sSup>
-                    <m:acc>
-                      <m:accPr>
-                        <m:chr m:val="̃"/>
-                      </m:accPr>
+                    <m:limLow>
                       <m:e>
                         <m:r>
                           <m:t>y</m:t>
                         </m:r>
                       </m:e>
-                    </m:acc>
+                      <m:lim>
+                        <m:r>
+                          <m:rPr>
+                            <m:sty m:val="p"/>
+                          </m:rPr>
+                          <m:t>∼</m:t>
+                        </m:r>
+                      </m:lim>
+                    </m:limLow>
                     <m:r>
                       <m:t>&amp;</m:t>
                     </m:r>
@@ -21693,16 +22008,21 @@
                         </m:r>
                       </m:sup>
                     </m:sSup>
-                    <m:acc>
-                      <m:accPr>
-                        <m:chr m:val="̃"/>
-                      </m:accPr>
+                    <m:limLow>
                       <m:e>
                         <m:r>
                           <m:t>y</m:t>
                         </m:r>
                       </m:e>
-                    </m:acc>
+                      <m:lim>
+                        <m:r>
+                          <m:rPr>
+                            <m:sty m:val="p"/>
+                          </m:rPr>
+                          <m:t>∼</m:t>
+                        </m:r>
+                      </m:lim>
+                    </m:limLow>
                     <m:r>
                       <m:rPr>
                         <m:nor/>
@@ -21718,16 +22038,21 @@
                       </m:rPr>
                       <m:t>A</m:t>
                     </m:r>
-                    <m:acc>
-                      <m:accPr>
-                        <m:chr m:val="̃"/>
-                      </m:accPr>
+                    <m:limLow>
                       <m:e>
                         <m:r>
                           <m:t>β</m:t>
                         </m:r>
                       </m:e>
-                    </m:acc>
+                      <m:lim>
+                        <m:r>
+                          <m:rPr>
+                            <m:sty m:val="p"/>
+                          </m:rPr>
+                          <m:t>∼</m:t>
+                        </m:r>
+                      </m:lim>
+                    </m:limLow>
                     <m:r>
                       <m:t>&amp;</m:t>
                     </m:r>
@@ -21755,16 +22080,21 @@
                         </m:r>
                       </m:sup>
                     </m:sSup>
-                    <m:acc>
-                      <m:accPr>
-                        <m:chr m:val="̃"/>
-                      </m:accPr>
+                    <m:limLow>
                       <m:e>
                         <m:r>
                           <m:t>y</m:t>
                         </m:r>
                       </m:e>
-                    </m:acc>
+                      <m:lim>
+                        <m:r>
+                          <m:rPr>
+                            <m:sty m:val="p"/>
+                          </m:rPr>
+                          <m:t>∼</m:t>
+                        </m:r>
+                      </m:lim>
+                    </m:limLow>
                     <m:r>
                       <m:t>&amp;</m:t>
                     </m:r>
@@ -21780,16 +22110,21 @@
                     </m:r>
                   </m:e>
                   <m:e>
-                    <m:acc>
-                      <m:accPr>
-                        <m:chr m:val="̃"/>
-                      </m:accPr>
+                    <m:limLow>
                       <m:e>
                         <m:r>
                           <m:t>β</m:t>
                         </m:r>
                       </m:e>
-                    </m:acc>
+                      <m:lim>
+                        <m:r>
+                          <m:rPr>
+                            <m:sty m:val="p"/>
+                          </m:rPr>
+                          <m:t>∼</m:t>
+                        </m:r>
+                      </m:lim>
+                    </m:limLow>
                     <m:r>
                       <m:t>&amp;</m:t>
                     </m:r>
@@ -21838,16 +22173,21 @@
                         </m:r>
                       </m:sup>
                     </m:sSup>
-                    <m:acc>
-                      <m:accPr>
-                        <m:chr m:val="̃"/>
-                      </m:accPr>
+                    <m:limLow>
                       <m:e>
                         <m:r>
                           <m:t>y</m:t>
                         </m:r>
                       </m:e>
-                    </m:acc>
+                      <m:lim>
+                        <m:r>
+                          <m:rPr>
+                            <m:sty m:val="p"/>
+                          </m:rPr>
+                          <m:t>∼</m:t>
+                        </m:r>
+                      </m:lim>
+                    </m:limLow>
                     <m:r>
                       <m:t>&amp;</m:t>
                     </m:r>
@@ -21937,16 +22277,21 @@
               <w:t xml:space="preserve"> </w:t>
             </w:r>
             <m:oMath>
-              <m:acc>
-                <m:accPr>
-                  <m:chr m:val="̃"/>
-                </m:accPr>
+              <m:limLow>
                 <m:e>
                   <m:r>
                     <m:t>v</m:t>
                   </m:r>
                 </m:e>
-              </m:acc>
+                <m:lim>
+                  <m:r>
+                    <m:rPr>
+                      <m:sty m:val="p"/>
+                    </m:rPr>
+                    <m:t>∼</m:t>
+                  </m:r>
+                </m:lim>
+              </m:limLow>
               <m:r>
                 <m:rPr>
                   <m:sty m:val="p"/>
@@ -21987,16 +22332,21 @@
             <m:oMath>
               <m:sSup>
                 <m:e>
-                  <m:acc>
-                    <m:accPr>
-                      <m:chr m:val="̃"/>
-                    </m:accPr>
+                  <m:limLow>
                     <m:e>
                       <m:r>
                         <m:t>v</m:t>
                       </m:r>
                     </m:e>
-                  </m:acc>
+                    <m:lim>
+                      <m:r>
+                        <m:rPr>
+                          <m:sty m:val="p"/>
+                        </m:rPr>
+                        <m:t>∼</m:t>
+                      </m:r>
+                    </m:lim>
+                  </m:limLow>
                 </m:e>
                 <m:sup>
                   <m:r>
@@ -22013,16 +22363,21 @@
                 </m:rPr>
                 <m:t>A</m:t>
               </m:r>
-              <m:acc>
-                <m:accPr>
-                  <m:chr m:val="̃"/>
-                </m:accPr>
+              <m:limLow>
                 <m:e>
                   <m:r>
                     <m:t>v</m:t>
                   </m:r>
                 </m:e>
-              </m:acc>
+                <m:lim>
+                  <m:r>
+                    <m:rPr>
+                      <m:sty m:val="p"/>
+                    </m:rPr>
+                    <m:t>∼</m:t>
+                  </m:r>
+                </m:lim>
+              </m:limLow>
               <m:r>
                 <m:rPr>
                   <m:sty m:val="p"/>
@@ -22043,16 +22398,21 @@
                     </m:rPr>
                     <m:t>B</m:t>
                   </m:r>
-                  <m:acc>
-                    <m:accPr>
-                      <m:chr m:val="̃"/>
-                    </m:accPr>
+                  <m:limLow>
                     <m:e>
                       <m:r>
                         <m:t>v</m:t>
                       </m:r>
                     </m:e>
-                  </m:acc>
+                    <m:lim>
+                      <m:r>
+                        <m:rPr>
+                          <m:sty m:val="p"/>
+                        </m:rPr>
+                        <m:t>∼</m:t>
+                      </m:r>
+                    </m:lim>
+                  </m:limLow>
                   <m:r>
                     <m:rPr>
                       <m:sty m:val="p"/>
@@ -22081,16 +22441,21 @@
                 </m:rPr>
                 <m:t>B</m:t>
               </m:r>
-              <m:acc>
-                <m:accPr>
-                  <m:chr m:val="̃"/>
-                </m:accPr>
+              <m:limLow>
                 <m:e>
                   <m:r>
                     <m:t>v</m:t>
                   </m:r>
                 </m:e>
-              </m:acc>
+                <m:lim>
+                  <m:r>
+                    <m:rPr>
+                      <m:sty m:val="p"/>
+                    </m:rPr>
+                    <m:t>∼</m:t>
+                  </m:r>
+                </m:lim>
+              </m:limLow>
               <m:r>
                 <m:rPr>
                   <m:sty m:val="p"/>
@@ -22108,16 +22473,21 @@
               </m:r>
               <m:sSup>
                 <m:e>
-                  <m:acc>
-                    <m:accPr>
-                      <m:chr m:val="̃"/>
-                    </m:accPr>
+                  <m:limLow>
                     <m:e>
                       <m:r>
                         <m:t>v</m:t>
                       </m:r>
                     </m:e>
-                  </m:acc>
+                    <m:lim>
+                      <m:r>
+                        <m:rPr>
+                          <m:sty m:val="p"/>
+                        </m:rPr>
+                        <m:t>∼</m:t>
+                      </m:r>
+                    </m:lim>
+                  </m:limLow>
                 </m:e>
                 <m:sup>
                   <m:r>
@@ -22134,16 +22504,21 @@
                 </m:rPr>
                 <m:t>P</m:t>
               </m:r>
-              <m:acc>
-                <m:accPr>
-                  <m:chr m:val="̃"/>
-                </m:accPr>
+              <m:limLow>
                 <m:e>
                   <m:r>
                     <m:t>v</m:t>
                   </m:r>
                 </m:e>
-              </m:acc>
+                <m:lim>
+                  <m:r>
+                    <m:rPr>
+                      <m:sty m:val="p"/>
+                    </m:rPr>
+                    <m:t>∼</m:t>
+                  </m:r>
+                </m:lim>
+              </m:limLow>
               <m:r>
                 <m:rPr>
                   <m:sty m:val="p"/>
@@ -22179,16 +22554,21 @@
                 </m:rPr>
                 <m:t>A</m:t>
               </m:r>
-              <m:acc>
-                <m:accPr>
-                  <m:chr m:val="̃"/>
-                </m:accPr>
+              <m:limLow>
                 <m:e>
                   <m:r>
                     <m:t>v</m:t>
                   </m:r>
                 </m:e>
-              </m:acc>
+                <m:lim>
+                  <m:r>
+                    <m:rPr>
+                      <m:sty m:val="p"/>
+                    </m:rPr>
+                    <m:t>∼</m:t>
+                  </m:r>
+                </m:lim>
+              </m:limLow>
               <m:r>
                 <m:rPr>
                   <m:sty m:val="p"/>
@@ -22235,16 +22615,21 @@
             <m:oMath>
               <m:sSup>
                 <m:e>
-                  <m:acc>
-                    <m:accPr>
-                      <m:chr m:val="̃"/>
-                    </m:accPr>
+                  <m:limLow>
                     <m:e>
                       <m:r>
                         <m:t>v</m:t>
                       </m:r>
                     </m:e>
-                  </m:acc>
+                    <m:lim>
+                      <m:r>
+                        <m:rPr>
+                          <m:sty m:val="p"/>
+                        </m:rPr>
+                        <m:t>∼</m:t>
+                      </m:r>
+                    </m:lim>
+                  </m:limLow>
                 </m:e>
                 <m:sup>
                   <m:r>
@@ -22261,16 +22646,21 @@
                 </m:rPr>
                 <m:t>A</m:t>
               </m:r>
-              <m:acc>
-                <m:accPr>
-                  <m:chr m:val="̃"/>
-                </m:accPr>
+              <m:limLow>
                 <m:e>
                   <m:r>
                     <m:t>v</m:t>
                   </m:r>
                 </m:e>
-              </m:acc>
+                <m:lim>
+                  <m:r>
+                    <m:rPr>
+                      <m:sty m:val="p"/>
+                    </m:rPr>
+                    <m:t>∼</m:t>
+                  </m:r>
+                </m:lim>
+              </m:limLow>
               <m:r>
                 <m:rPr>
                   <m:sty m:val="p"/>
@@ -22297,16 +22687,21 @@
                 </m:rPr>
                 <m:t>A</m:t>
               </m:r>
-              <m:acc>
-                <m:accPr>
-                  <m:chr m:val="̃"/>
-                </m:accPr>
+              <m:limLow>
                 <m:e>
                   <m:r>
                     <m:t>v</m:t>
                   </m:r>
                 </m:e>
-              </m:acc>
+                <m:lim>
+                  <m:r>
+                    <m:rPr>
+                      <m:sty m:val="p"/>
+                    </m:rPr>
+                    <m:t>∼</m:t>
+                  </m:r>
+                </m:lim>
+              </m:limLow>
               <m:r>
                 <m:rPr>
                   <m:sty m:val="p"/>
@@ -22390,16 +22785,21 @@
             <m:oMath>
               <m:sSup>
                 <m:e>
-                  <m:acc>
-                    <m:accPr>
-                      <m:chr m:val="̃"/>
-                    </m:accPr>
+                  <m:limLow>
                     <m:e>
                       <m:r>
                         <m:t>v</m:t>
                       </m:r>
                     </m:e>
-                  </m:acc>
+                    <m:lim>
+                      <m:r>
+                        <m:rPr>
+                          <m:sty m:val="p"/>
+                        </m:rPr>
+                        <m:t>∼</m:t>
+                      </m:r>
+                    </m:lim>
+                  </m:limLow>
                 </m:e>
                 <m:sup>
                   <m:r>
@@ -22416,16 +22816,21 @@
                 </m:rPr>
                 <m:t>A</m:t>
               </m:r>
-              <m:acc>
-                <m:accPr>
-                  <m:chr m:val="̃"/>
-                </m:accPr>
+              <m:limLow>
                 <m:e>
                   <m:r>
                     <m:t>v</m:t>
                   </m:r>
                 </m:e>
-              </m:acc>
+                <m:lim>
+                  <m:r>
+                    <m:rPr>
+                      <m:sty m:val="p"/>
+                    </m:rPr>
+                    <m:t>∼</m:t>
+                  </m:r>
+                </m:lim>
+              </m:limLow>
               <m:r>
                 <m:rPr>
                   <m:sty m:val="p"/>
@@ -22464,16 +22869,21 @@
                         <m:chr m:val="̂"/>
                       </m:accPr>
                       <m:e>
-                        <m:acc>
-                          <m:accPr>
-                            <m:chr m:val="̃"/>
-                          </m:accPr>
+                        <m:limLow>
                           <m:e>
                             <m:r>
                               <m:t>y</m:t>
                             </m:r>
                           </m:e>
-                        </m:acc>
+                          <m:lim>
+                            <m:r>
+                              <m:rPr>
+                                <m:sty m:val="p"/>
+                              </m:rPr>
+                              <m:t>∼</m:t>
+                            </m:r>
+                          </m:lim>
+                        </m:limLow>
                       </m:e>
                     </m:acc>
                     <m:r>
@@ -22498,16 +22908,21 @@
                             <m:chr m:val="̂"/>
                           </m:accPr>
                           <m:e>
-                            <m:acc>
-                              <m:accPr>
-                                <m:chr m:val="̃"/>
-                              </m:accPr>
+                            <m:limLow>
                               <m:e>
                                 <m:r>
                                   <m:t>β</m:t>
                                 </m:r>
                               </m:e>
-                            </m:acc>
+                              <m:lim>
+                                <m:r>
+                                  <m:rPr>
+                                    <m:sty m:val="p"/>
+                                  </m:rPr>
+                                  <m:t>∼</m:t>
+                                </m:r>
+                              </m:lim>
+                            </m:limLow>
                           </m:e>
                         </m:acc>
                       </m:e>
@@ -22586,16 +23001,21 @@
                         </m:r>
                       </m:sup>
                     </m:sSup>
-                    <m:acc>
-                      <m:accPr>
-                        <m:chr m:val="̃"/>
-                      </m:accPr>
+                    <m:limLow>
                       <m:e>
                         <m:r>
                           <m:t>y</m:t>
                         </m:r>
                       </m:e>
-                    </m:acc>
+                      <m:lim>
+                        <m:r>
+                          <m:rPr>
+                            <m:sty m:val="p"/>
+                          </m:rPr>
+                          <m:t>∼</m:t>
+                        </m:r>
+                      </m:lim>
+                    </m:limLow>
                     <m:r>
                       <m:t>&amp;</m:t>
                     </m:r>
@@ -22616,16 +23036,21 @@
                             <m:chr m:val="̂"/>
                           </m:accPr>
                           <m:e>
-                            <m:acc>
-                              <m:accPr>
-                                <m:chr m:val="̃"/>
-                              </m:accPr>
+                            <m:limLow>
                               <m:e>
                                 <m:r>
                                   <m:t>β</m:t>
                                 </m:r>
                               </m:e>
-                            </m:acc>
+                              <m:lim>
+                                <m:r>
+                                  <m:rPr>
+                                    <m:sty m:val="p"/>
+                                  </m:rPr>
+                                  <m:t>∼</m:t>
+                                </m:r>
+                              </m:lim>
+                            </m:limLow>
                           </m:e>
                         </m:acc>
                       </m:e>
@@ -22668,16 +23093,21 @@
                         </m:r>
                       </m:sub>
                     </m:sSub>
-                    <m:acc>
-                      <m:accPr>
-                        <m:chr m:val="̃"/>
-                      </m:accPr>
+                    <m:limLow>
                       <m:e>
                         <m:r>
                           <m:t>y</m:t>
                         </m:r>
                       </m:e>
-                    </m:acc>
+                      <m:lim>
+                        <m:r>
+                          <m:rPr>
+                            <m:sty m:val="p"/>
+                          </m:rPr>
+                          <m:t>∼</m:t>
+                        </m:r>
+                      </m:lim>
+                    </m:limLow>
                     <m:r>
                       <m:t>&amp;</m:t>
                     </m:r>
@@ -22938,16 +23368,21 @@
         </m:r>
         <m:sSup>
           <m:e>
-            <m:acc>
-              <m:accPr>
-                <m:chr m:val="̃"/>
-              </m:accPr>
+            <m:limLow>
               <m:e>
                 <m:r>
                   <m:t>β</m:t>
                 </m:r>
               </m:e>
-            </m:acc>
+              <m:lim>
+                <m:r>
+                  <m:rPr>
+                    <m:sty m:val="p"/>
+                  </m:rPr>
+                  <m:t>∼</m:t>
+                </m:r>
+              </m:lim>
+            </m:limLow>
           </m:e>
           <m:sup>
             <m:r>
@@ -22964,16 +23399,21 @@
           </m:rPr>
           <m:t>P</m:t>
         </m:r>
-        <m:acc>
-          <m:accPr>
-            <m:chr m:val="̃"/>
-          </m:accPr>
+        <m:limLow>
           <m:e>
             <m:r>
               <m:t>β</m:t>
             </m:r>
           </m:e>
-        </m:acc>
+          <m:lim>
+            <m:r>
+              <m:rPr>
+                <m:sty m:val="p"/>
+              </m:rPr>
+              <m:t>∼</m:t>
+            </m:r>
+          </m:lim>
+        </m:limLow>
       </m:oMath>
       <w:r>
         <w:t xml:space="preserve"> </w:t>
@@ -23866,16 +24306,21 @@
                         </m:r>
                       </m:sup>
                     </m:sSup>
-                    <m:acc>
-                      <m:accPr>
-                        <m:chr m:val="̃"/>
-                      </m:accPr>
+                    <m:limLow>
                       <m:e>
                         <m:r>
                           <m:t>y</m:t>
                         </m:r>
                       </m:e>
-                    </m:acc>
+                      <m:lim>
+                        <m:r>
+                          <m:rPr>
+                            <m:sty m:val="p"/>
+                          </m:rPr>
+                          <m:t>∼</m:t>
+                        </m:r>
+                      </m:lim>
+                    </m:limLow>
                     <m:r>
                       <m:t>&amp;</m:t>
                     </m:r>
@@ -24289,16 +24734,21 @@
                             <m:chr m:val="̂"/>
                           </m:accPr>
                           <m:e>
-                            <m:acc>
-                              <m:accPr>
-                                <m:chr m:val="̃"/>
-                              </m:accPr>
+                            <m:limLow>
                               <m:e>
                                 <m:r>
                                   <m:t>β</m:t>
                                 </m:r>
                               </m:e>
-                            </m:acc>
+                              <m:lim>
+                                <m:r>
+                                  <m:rPr>
+                                    <m:sty m:val="p"/>
+                                  </m:rPr>
+                                  <m:t>∼</m:t>
+                                </m:r>
+                              </m:lim>
+                            </m:limLow>
                           </m:e>
                         </m:acc>
                       </m:e>
@@ -24795,16 +25245,21 @@
             <m:chr m:val="̂"/>
           </m:accPr>
           <m:e>
-            <m:acc>
-              <m:accPr>
-                <m:chr m:val="̃"/>
-              </m:accPr>
+            <m:limLow>
               <m:e>
                 <m:r>
                   <m:t>y</m:t>
                 </m:r>
               </m:e>
-            </m:acc>
+              <m:lim>
+                <m:r>
+                  <m:rPr>
+                    <m:sty m:val="p"/>
+                  </m:rPr>
+                  <m:t>∼</m:t>
+                </m:r>
+              </m:lim>
+            </m:limLow>
           </m:e>
         </m:acc>
         <m:r>
@@ -24828,16 +25283,21 @@
             </m:r>
           </m:sub>
         </m:sSub>
-        <m:acc>
-          <m:accPr>
-            <m:chr m:val="̃"/>
-          </m:accPr>
+        <m:limLow>
           <m:e>
             <m:r>
               <m:t>y</m:t>
             </m:r>
           </m:e>
-        </m:acc>
+          <m:lim>
+            <m:r>
+              <m:rPr>
+                <m:sty m:val="p"/>
+              </m:rPr>
+              <m:t>∼</m:t>
+            </m:r>
+          </m:lim>
+        </m:limLow>
       </m:oMath>
       <w:r>
         <w:t xml:space="preserve"> </w:t>

--- a/chapters/generalized-additive-models-handout.docx
+++ b/chapters/generalized-additive-models-handout.docx
@@ -40243,7 +40243,7 @@
         <w:rPr>
           <w:rStyle w:val="CommentTok"/>
         </w:rPr>
-        <w:t xml:space="preserve">#&gt; 1.02 1.03  total = 4.05 </w:t>
+        <w:t xml:space="preserve">#&gt; 1.00 1.01  total = 4.01 </w:t>
       </w:r>
       <w:r>
         <w:br/>
@@ -41982,7 +41982,7 @@
         <w:rPr>
           <w:rStyle w:val="VerbatimChar"/>
         </w:rPr>
-        <w:t xml:space="preserve">#&gt; Gradient range [-0.000404069,-1.352e-05]</w:t>
+        <w:t xml:space="preserve">#&gt; Gradient range [-0.000358419,-2.1343e-05]</w:t>
       </w:r>
       <w:r>
         <w:br/>
@@ -42000,7 +42000,7 @@
         <w:rPr>
           <w:rStyle w:val="VerbatimChar"/>
         </w:rPr>
-        <w:t xml:space="preserve">#&gt; Hessian positive definite, eigenvalue range [1.35192e-05,0.220195].</w:t>
+        <w:t xml:space="preserve">#&gt; Hessian positive definite, eigenvalue range [3.16164e-05,0.220195].</w:t>
       </w:r>
       <w:r>
         <w:br/>
@@ -42947,7 +42947,7 @@
         <w:rPr>
           <w:rStyle w:val="CommentTok"/>
         </w:rPr>
-        <w:t xml:space="preserve">#&gt;               Estimate Std. Error   z value     Pr(&gt;|z|)</w:t>
+        <w:t xml:space="preserve">#&gt;              Estimate Std. Error   z value     Pr(&gt;|z|)</w:t>
       </w:r>
       <w:r>
         <w:br/>
@@ -42956,7 +42956,7 @@
         <w:rPr>
           <w:rStyle w:val="CommentTok"/>
         </w:rPr>
-        <w:t xml:space="preserve">#&gt; (Intercept)  -2.971461   0.117513 -25.28618 4.53331e-141</w:t>
+        <w:t xml:space="preserve">#&gt; (Intercept)  -2.97147   0.117513 -25.28619 4.53227e-141</w:t>
       </w:r>
       <w:r>
         <w:br/>
@@ -42965,7 +42965,7 @@
         <w:rPr>
           <w:rStyle w:val="CommentTok"/>
         </w:rPr>
-        <w:t xml:space="preserve">#&gt; dibpatType A  0.781729   0.141714   5.51626  3.46292e-08</w:t>
+        <w:t xml:space="preserve">#&gt; dibpatType A  0.78173   0.141714   5.51627  3.46277e-08</w:t>
       </w:r>
     </w:p>
     <w:p>
@@ -43021,7 +43021,7 @@
         <w:rPr>
           <w:rStyle w:val="CommentTok"/>
         </w:rPr>
-        <w:t xml:space="preserve">#&gt;            edf  Ref.df  Chi.sq    p-value</w:t>
+        <w:t xml:space="preserve">#&gt;            edf  Ref.df  Chi.sq   p-value</w:t>
       </w:r>
       <w:r>
         <w:br/>
@@ -43030,7 +43030,7 @@
         <w:rPr>
           <w:rStyle w:val="CommentTok"/>
         </w:rPr>
-        <w:t xml:space="preserve">#&gt; s(age) 1.00156 1.00312 36.3980 0.00000000</w:t>
+        <w:t xml:space="preserve">#&gt; s(age) 1.00107 1.00214 36.4005 0.0000000</w:t>
       </w:r>
       <w:r>
         <w:br/>
@@ -43039,7 +43039,7 @@
         <w:rPr>
           <w:rStyle w:val="CommentTok"/>
         </w:rPr>
-        <w:t xml:space="preserve">#&gt; s(bmi) 1.29791 1.54685 10.8353 0.00641275</w:t>
+        <w:t xml:space="preserve">#&gt; s(bmi) 1.29959 1.54968 10.8386 0.0064354</w:t>
       </w:r>
     </w:p>
     <w:p>
@@ -45369,7 +45369,7 @@
         <w:rPr>
           <w:rStyle w:val="CommentTok"/>
         </w:rPr>
-        <w:t xml:space="preserve">#&gt; s(age)  1.00   1.00  26.55 5.8e-07 ***</w:t>
+        <w:t xml:space="preserve">#&gt; s(age)  1.00   1.00  26.55 1.1e-06 ***</w:t>
       </w:r>
       <w:r>
         <w:br/>
@@ -45396,7 +45396,7 @@
         <w:rPr>
           <w:rStyle w:val="CommentTok"/>
         </w:rPr>
-        <w:t xml:space="preserve">#&gt; s(sbp)  1.00   1.00  22.83 1.7e-06 ***</w:t>
+        <w:t xml:space="preserve">#&gt; s(sbp)  1.00   1.00  22.83 1.4e-06 ***</w:t>
       </w:r>
       <w:r>
         <w:br/>

--- a/chapters/generalized-additive-models-handout.docx
+++ b/chapters/generalized-additive-models-handout.docx
@@ -40243,7 +40243,7 @@
         <w:rPr>
           <w:rStyle w:val="CommentTok"/>
         </w:rPr>
-        <w:t xml:space="preserve">#&gt; 1.00 1.01  total = 4.01 </w:t>
+        <w:t xml:space="preserve">#&gt; 1.02 1.03  total = 4.05 </w:t>
       </w:r>
       <w:r>
         <w:br/>
@@ -41982,7 +41982,7 @@
         <w:rPr>
           <w:rStyle w:val="VerbatimChar"/>
         </w:rPr>
-        <w:t xml:space="preserve">#&gt; Gradient range [-0.000358419,-2.1343e-05]</w:t>
+        <w:t xml:space="preserve">#&gt; Gradient range [-0.000404069,-1.352e-05]</w:t>
       </w:r>
       <w:r>
         <w:br/>
@@ -42000,7 +42000,7 @@
         <w:rPr>
           <w:rStyle w:val="VerbatimChar"/>
         </w:rPr>
-        <w:t xml:space="preserve">#&gt; Hessian positive definite, eigenvalue range [3.16164e-05,0.220195].</w:t>
+        <w:t xml:space="preserve">#&gt; Hessian positive definite, eigenvalue range [1.35192e-05,0.220195].</w:t>
       </w:r>
       <w:r>
         <w:br/>
@@ -42947,7 +42947,7 @@
         <w:rPr>
           <w:rStyle w:val="CommentTok"/>
         </w:rPr>
-        <w:t xml:space="preserve">#&gt;              Estimate Std. Error   z value     Pr(&gt;|z|)</w:t>
+        <w:t xml:space="preserve">#&gt;               Estimate Std. Error   z value     Pr(&gt;|z|)</w:t>
       </w:r>
       <w:r>
         <w:br/>
@@ -42956,7 +42956,7 @@
         <w:rPr>
           <w:rStyle w:val="CommentTok"/>
         </w:rPr>
-        <w:t xml:space="preserve">#&gt; (Intercept)  -2.97147   0.117513 -25.28619 4.53227e-141</w:t>
+        <w:t xml:space="preserve">#&gt; (Intercept)  -2.971461   0.117513 -25.28618 4.53331e-141</w:t>
       </w:r>
       <w:r>
         <w:br/>
@@ -42965,7 +42965,7 @@
         <w:rPr>
           <w:rStyle w:val="CommentTok"/>
         </w:rPr>
-        <w:t xml:space="preserve">#&gt; dibpatType A  0.78173   0.141714   5.51627  3.46277e-08</w:t>
+        <w:t xml:space="preserve">#&gt; dibpatType A  0.781729   0.141714   5.51626  3.46292e-08</w:t>
       </w:r>
     </w:p>
     <w:p>
@@ -43021,7 +43021,7 @@
         <w:rPr>
           <w:rStyle w:val="CommentTok"/>
         </w:rPr>
-        <w:t xml:space="preserve">#&gt;            edf  Ref.df  Chi.sq   p-value</w:t>
+        <w:t xml:space="preserve">#&gt;            edf  Ref.df  Chi.sq    p-value</w:t>
       </w:r>
       <w:r>
         <w:br/>
@@ -43030,7 +43030,7 @@
         <w:rPr>
           <w:rStyle w:val="CommentTok"/>
         </w:rPr>
-        <w:t xml:space="preserve">#&gt; s(age) 1.00107 1.00214 36.4005 0.0000000</w:t>
+        <w:t xml:space="preserve">#&gt; s(age) 1.00156 1.00312 36.3980 0.00000000</w:t>
       </w:r>
       <w:r>
         <w:br/>
@@ -43039,7 +43039,7 @@
         <w:rPr>
           <w:rStyle w:val="CommentTok"/>
         </w:rPr>
-        <w:t xml:space="preserve">#&gt; s(bmi) 1.29959 1.54968 10.8386 0.0064354</w:t>
+        <w:t xml:space="preserve">#&gt; s(bmi) 1.29791 1.54685 10.8353 0.00641275</w:t>
       </w:r>
     </w:p>
     <w:p>
@@ -45369,7 +45369,7 @@
         <w:rPr>
           <w:rStyle w:val="CommentTok"/>
         </w:rPr>
-        <w:t xml:space="preserve">#&gt; s(age)  1.00   1.00  26.55 1.1e-06 ***</w:t>
+        <w:t xml:space="preserve">#&gt; s(age)  1.00   1.00  26.55 5.8e-07 ***</w:t>
       </w:r>
       <w:r>
         <w:br/>
@@ -45396,7 +45396,7 @@
         <w:rPr>
           <w:rStyle w:val="CommentTok"/>
         </w:rPr>
-        <w:t xml:space="preserve">#&gt; s(sbp)  1.00   1.00  22.83 1.4e-06 ***</w:t>
+        <w:t xml:space="preserve">#&gt; s(sbp)  1.00   1.00  22.83 1.7e-06 ***</w:t>
       </w:r>
       <w:r>
         <w:br/>

--- a/chapters/generalized-additive-models-handout.docx
+++ b/chapters/generalized-additive-models-handout.docx
@@ -1320,7 +1320,7 @@
         <w:t xml:space="preserve"> </w:t>
       </w:r>
       <w:r>
-        <w:t xml:space="preserve">James et al. (2021, sec. 7)</w:t>
+        <w:t xml:space="preserve">James et al. [1, Sec. 7]</w:t>
       </w:r>
       <w:r>
         <w:t xml:space="preserve"> </w:t>
@@ -1332,7 +1332,7 @@
         <w:t xml:space="preserve"> </w:t>
       </w:r>
       <w:r>
-        <w:t xml:space="preserve">Wood (2017, sec. 1)</w:t>
+        <w:t xml:space="preserve">Wood [2, Sec. 1]</w:t>
       </w:r>
       <w:r>
         <w:t xml:space="preserve">.</w:t>
@@ -1752,7 +1752,7 @@
               <w:t xml:space="preserve"> </w:t>
             </w:r>
             <w:r>
-              <w:t xml:space="preserve">(Rothman et al. 2021)</w:t>
+              <w:t xml:space="preserve">[3]</w:t>
             </w:r>
             <w:r>
               <w:t xml:space="preserve">.</w:t>
@@ -1902,7 +1902,7 @@
               <w:t xml:space="preserve"> </w:t>
             </w:r>
             <w:r>
-              <w:t xml:space="preserve">(Aune et al. 2016)</w:t>
+              <w:t xml:space="preserve">[4]</w:t>
             </w:r>
             <w:r>
               <w:t xml:space="preserve">.</w:t>
@@ -2029,16 +2029,7 @@
               <w:t xml:space="preserve"> </w:t>
             </w:r>
             <w:r>
-              <w:t xml:space="preserve">(</w:t>
-            </w:r>
-            <w:r>
-              <w:t xml:space="preserve">Gasparrini et al.</w:t>
-            </w:r>
-            <w:r>
-              <w:t xml:space="preserve"> </w:t>
-            </w:r>
-            <w:r>
-              <w:t xml:space="preserve">2015)</w:t>
+              <w:t xml:space="preserve">[5]</w:t>
             </w:r>
             <w:r>
               <w:t xml:space="preserve">.</w:t>
@@ -2747,7 +2738,7 @@
         <w:t xml:space="preserve"> </w:t>
       </w:r>
       <w:r>
-        <w:t xml:space="preserve">(Wood 2017)</w:t>
+        <w:t xml:space="preserve">[2]</w:t>
       </w:r>
       <w:r>
         <w:t xml:space="preserve">,</w:t>
@@ -2786,7 +2777,7 @@
         <w:t xml:space="preserve"> </w:t>
       </w:r>
       <w:r>
-        <w:t xml:space="preserve">James et al. (2021, sec. 7.1)</w:t>
+        <w:t xml:space="preserve">James et al. [1, Sec. 7.1]</w:t>
       </w:r>
       <w:r>
         <w:t xml:space="preserve">.</w:t>
@@ -4659,7 +4650,7 @@
         <w:t xml:space="preserve"> </w:t>
       </w:r>
       <w:r>
-        <w:t xml:space="preserve">James et al. (2021, sec. 7.2)</w:t>
+        <w:t xml:space="preserve">James et al. [1, Sec. 7.2]</w:t>
       </w:r>
       <w:r>
         <w:t xml:space="preserve">.</w:t>
@@ -6960,7 +6951,7 @@
         <w:t xml:space="preserve"> </w:t>
       </w:r>
       <w:r>
-        <w:t xml:space="preserve">James et al. (2021, sec. 7.3)</w:t>
+        <w:t xml:space="preserve">James et al. [1, Sec. 7.3]</w:t>
       </w:r>
       <w:r>
         <w:t xml:space="preserve"> </w:t>
@@ -6972,7 +6963,7 @@
         <w:t xml:space="preserve"> </w:t>
       </w:r>
       <w:r>
-        <w:t xml:space="preserve">Wood (2017, sec. 4)</w:t>
+        <w:t xml:space="preserve">Wood [2, Sec. 4]</w:t>
       </w:r>
       <w:r>
         <w:t xml:space="preserve">.</w:t>
@@ -9677,7 +9668,7 @@
         <w:t xml:space="preserve"> </w:t>
       </w:r>
       <w:r>
-        <w:t xml:space="preserve">James et al. (2021, sec. 7.4)</w:t>
+        <w:t xml:space="preserve">James et al. [1, Sec. 7.4]</w:t>
       </w:r>
       <w:r>
         <w:t xml:space="preserve"> </w:t>
@@ -9689,7 +9680,7 @@
         <w:t xml:space="preserve"> </w:t>
       </w:r>
       <w:r>
-        <w:t xml:space="preserve">Wood (2017, sec. 5)</w:t>
+        <w:t xml:space="preserve">Wood [2, Sec. 5]</w:t>
       </w:r>
       <w:r>
         <w:t xml:space="preserve">.</w:t>
@@ -12277,7 +12268,7 @@
               <w:t xml:space="preserve"> </w:t>
             </w:r>
             <w:r>
-              <w:t xml:space="preserve">(Wood 2017, sec. 4.2; James et al. 2021, sec. 7.4)</w:t>
+              <w:t xml:space="preserve">[1, Sec. 7.4], [2, Sec. 4.2]</w:t>
             </w:r>
             <w:r>
               <w:t xml:space="preserve">.</w:t>
@@ -17600,7 +17591,7 @@
         <w:t xml:space="preserve"> </w:t>
       </w:r>
       <w:r>
-        <w:t xml:space="preserve">James et al. (2021, sec. 7.5)</w:t>
+        <w:t xml:space="preserve">James et al. [1, Sec. 7.5]</w:t>
       </w:r>
       <w:r>
         <w:t xml:space="preserve"> </w:t>
@@ -17612,7 +17603,7 @@
         <w:t xml:space="preserve"> </w:t>
       </w:r>
       <w:r>
-        <w:t xml:space="preserve">Wood (2017, secs. 5–6)</w:t>
+        <w:t xml:space="preserve">Wood [2, Secs. 5–6]</w:t>
       </w:r>
       <w:r>
         <w:t xml:space="preserve">.</w:t>
@@ -18623,7 +18614,7 @@
               <w:t xml:space="preserve"> </w:t>
             </w:r>
             <w:r>
-              <w:t xml:space="preserve">(Wood 2017, sec. 5.1; James et al. 2021, sec. 7.5)</w:t>
+              <w:t xml:space="preserve">[1, Sec. 7.5], [2, Sec. 5.1]</w:t>
             </w:r>
             <w:r>
               <w:t xml:space="preserve">.</w:t>
@@ -18758,23 +18749,9 @@
             <w:r>
               <w:t xml:space="preserve"> </w:t>
             </w:r>
-            <m:oMath>
-              <m:limLow>
-                <m:e>
-                  <m:r>
-                    <m:t>y</m:t>
-                  </m:r>
-                </m:e>
-                <m:lim>
-                  <m:r>
-                    <m:rPr>
-                      <m:sty m:val="p"/>
-                    </m:rPr>
-                    <m:t>∼</m:t>
-                  </m:r>
-                </m:lim>
-              </m:limLow>
-            </m:oMath>
+            <w:r>
+              <w:t xml:space="preserve">$\mathord{\smash[b]{\underset{\raise.3ex\hbox{$\scriptstyle\sim$}}{y}}\vphantom{y}}$</w:t>
+            </w:r>
             <w:r>
               <w:t xml:space="preserve"> </w:t>
             </w:r>
@@ -18937,252 +18914,12 @@
             <w:pPr>
               <w:pStyle w:val="BodyText"/>
             </w:pPr>
-            <m:oMathPara>
-              <m:oMathParaPr>
-                <m:jc m:val="center"/>
-              </m:oMathParaPr>
-              <m:oMath>
-                <m:sSub>
-                  <m:e>
-                    <m:r>
-                      <m:rPr>
-                        <m:nor/>
-                        <m:sty m:val="p"/>
-                      </m:rPr>
-                      <m:t>PRSS</m:t>
-                    </m:r>
-                  </m:e>
-                  <m:sub>
-                    <m:r>
-                      <m:t>λ</m:t>
-                    </m:r>
-                  </m:sub>
-                </m:sSub>
-                <m:r>
-                  <m:rPr>
-                    <m:sty m:val="p"/>
-                  </m:rPr>
-                  <m:t>(</m:t>
-                </m:r>
-                <m:limLow>
-                  <m:e>
-                    <m:r>
-                      <m:t>β</m:t>
-                    </m:r>
-                  </m:e>
-                  <m:lim>
-                    <m:r>
-                      <m:rPr>
-                        <m:sty m:val="p"/>
-                      </m:rPr>
-                      <m:t>∼</m:t>
-                    </m:r>
-                  </m:lim>
-                </m:limLow>
-                <m:r>
-                  <m:rPr>
-                    <m:sty m:val="p"/>
-                  </m:rPr>
-                  <m:t>)</m:t>
-                </m:r>
-                <m:limUpp>
-                  <m:e>
-                    <m:r>
-                      <m:rPr>
-                        <m:sty m:val="p"/>
-                      </m:rPr>
-                      <m:t>=</m:t>
-                    </m:r>
-                  </m:e>
-                  <m:lim>
-                    <m:r>
-                      <m:rPr>
-                        <m:nor/>
-                        <m:sty m:val="p"/>
-                      </m:rPr>
-                      <m:t>def</m:t>
-                    </m:r>
-                  </m:lim>
-                </m:limUpp>
-                <m:sSup>
-                  <m:e>
-                    <m:r>
-                      <m:rPr>
-                        <m:sty m:val="p"/>
-                      </m:rPr>
-                      <m:t>(</m:t>
-                    </m:r>
-                    <m:limLow>
-                      <m:e>
-                        <m:r>
-                          <m:t>y</m:t>
-                        </m:r>
-                      </m:e>
-                      <m:lim>
-                        <m:r>
-                          <m:rPr>
-                            <m:sty m:val="p"/>
-                          </m:rPr>
-                          <m:t>∼</m:t>
-                        </m:r>
-                      </m:lim>
-                    </m:limLow>
-                    <m:r>
-                      <m:rPr>
-                        <m:sty m:val="p"/>
-                      </m:rPr>
-                      <m:t>−</m:t>
-                    </m:r>
-                    <m:r>
-                      <m:rPr>
-                        <m:sty m:val="bi"/>
-                      </m:rPr>
-                      <m:t>B</m:t>
-                    </m:r>
-                    <m:limLow>
-                      <m:e>
-                        <m:r>
-                          <m:t>β</m:t>
-                        </m:r>
-                      </m:e>
-                      <m:lim>
-                        <m:r>
-                          <m:rPr>
-                            <m:sty m:val="p"/>
-                          </m:rPr>
-                          <m:t>∼</m:t>
-                        </m:r>
-                      </m:lim>
-                    </m:limLow>
-                    <m:r>
-                      <m:rPr>
-                        <m:sty m:val="p"/>
-                      </m:rPr>
-                      <m:t>)</m:t>
-                    </m:r>
-                  </m:e>
-                  <m:sup>
-                    <m:r>
-                      <m:rPr>
-                        <m:sty m:val="p"/>
-                      </m:rPr>
-                      <m:t>⊤</m:t>
-                    </m:r>
-                  </m:sup>
-                </m:sSup>
-                <m:r>
-                  <m:rPr>
-                    <m:sty m:val="p"/>
-                  </m:rPr>
-                  <m:t>(</m:t>
-                </m:r>
-                <m:limLow>
-                  <m:e>
-                    <m:r>
-                      <m:t>y</m:t>
-                    </m:r>
-                  </m:e>
-                  <m:lim>
-                    <m:r>
-                      <m:rPr>
-                        <m:sty m:val="p"/>
-                      </m:rPr>
-                      <m:t>∼</m:t>
-                    </m:r>
-                  </m:lim>
-                </m:limLow>
-                <m:r>
-                  <m:rPr>
-                    <m:sty m:val="p"/>
-                  </m:rPr>
-                  <m:t>−</m:t>
-                </m:r>
-                <m:r>
-                  <m:rPr>
-                    <m:sty m:val="bi"/>
-                  </m:rPr>
-                  <m:t>B</m:t>
-                </m:r>
-                <m:limLow>
-                  <m:e>
-                    <m:r>
-                      <m:t>β</m:t>
-                    </m:r>
-                  </m:e>
-                  <m:lim>
-                    <m:r>
-                      <m:rPr>
-                        <m:sty m:val="p"/>
-                      </m:rPr>
-                      <m:t>∼</m:t>
-                    </m:r>
-                  </m:lim>
-                </m:limLow>
-                <m:r>
-                  <m:rPr>
-                    <m:sty m:val="p"/>
-                  </m:rPr>
-                  <m:t>)</m:t>
-                </m:r>
-                <m:r>
-                  <m:rPr>
-                    <m:sty m:val="p"/>
-                  </m:rPr>
-                  <m:t>+</m:t>
-                </m:r>
-                <m:r>
-                  <m:t>λ</m:t>
-                </m:r>
-                <m:sSup>
-                  <m:e>
-                    <m:limLow>
-                      <m:e>
-                        <m:r>
-                          <m:t>β</m:t>
-                        </m:r>
-                      </m:e>
-                      <m:lim>
-                        <m:r>
-                          <m:rPr>
-                            <m:sty m:val="p"/>
-                          </m:rPr>
-                          <m:t>∼</m:t>
-                        </m:r>
-                      </m:lim>
-                    </m:limLow>
-                  </m:e>
-                  <m:sup>
-                    <m:r>
-                      <m:rPr>
-                        <m:sty m:val="p"/>
-                      </m:rPr>
-                      <m:t>⊤</m:t>
-                    </m:r>
-                  </m:sup>
-                </m:sSup>
-                <m:r>
-                  <m:rPr>
-                    <m:sty m:val="bi"/>
-                  </m:rPr>
-                  <m:t>P</m:t>
-                </m:r>
-                <m:limLow>
-                  <m:e>
-                    <m:r>
-                      <m:t>β</m:t>
-                    </m:r>
-                  </m:e>
-                  <m:lim>
-                    <m:r>
-                      <m:rPr>
-                        <m:sty m:val="p"/>
-                      </m:rPr>
-                      <m:t>∼</m:t>
-                    </m:r>
-                  </m:lim>
-                </m:limLow>
-              </m:oMath>
-            </m:oMathPara>
+            <w:r>
+              <w:t xml:space="preserve">$$
+    \text{PRSS}_\lambda(\mathord{\smash[b]{\underset{\raise.3ex\hbox{$\scriptstyle\sim$}}{\beta}}\vphantom{\beta}})
+    \stackrel{\text{def}}{=}{(\mathord{\smash[b]{\underset{\raise.3ex\hbox{$\scriptstyle\sim$}}{y}}\vphantom{y}}- \mathbf{B}\mathord{\smash[b]{\underset{\raise.3ex\hbox{$\scriptstyle\sim$}}{\beta}}\vphantom{\beta}})}^{\top} (\mathord{\smash[b]{\underset{\raise.3ex\hbox{$\scriptstyle\sim$}}{y}}\vphantom{y}}- \mathbf{B}\mathord{\smash[b]{\underset{\raise.3ex\hbox{$\scriptstyle\sim$}}{\beta}}\vphantom{\beta}}) + \lambda{\mathord{\smash[b]{\underset{\raise.3ex\hbox{$\scriptstyle\sim$}}{\beta}}\vphantom{\beta}}}^{\top} \mathbf{P} \mathord{\smash[b]{\underset{\raise.3ex\hbox{$\scriptstyle\sim$}}{\beta}}\vphantom{\beta}}
+    $$</w:t>
+            </w:r>
           </w:p>
           <w:p>
             <w:pPr>
@@ -19196,279 +18933,13 @@
             <w:pPr>
               <w:pStyle w:val="BodyText"/>
             </w:pPr>
-            <m:oMathPara>
-              <m:oMathParaPr>
-                <m:jc m:val="center"/>
-              </m:oMathParaPr>
-              <m:oMath>
-                <m:limLow>
-                  <m:e>
-                    <m:limLow>
-                      <m:e>
-                        <m:sSub>
-                          <m:e>
-                            <m:acc>
-                              <m:accPr>
-                                <m:chr m:val="̂"/>
-                              </m:accPr>
-                              <m:e>
-                                <m:limLow>
-                                  <m:e>
-                                    <m:r>
-                                      <m:t>β</m:t>
-                                    </m:r>
-                                  </m:e>
-                                  <m:lim>
-                                    <m:r>
-                                      <m:rPr>
-                                        <m:sty m:val="p"/>
-                                      </m:rPr>
-                                      <m:t>∼</m:t>
-                                    </m:r>
-                                  </m:lim>
-                                </m:limLow>
-                              </m:e>
-                            </m:acc>
-                          </m:e>
-                          <m:sub>
-                            <m:r>
-                              <m:t>λ</m:t>
-                            </m:r>
-                          </m:sub>
-                        </m:sSub>
-                      </m:e>
-                      <m:lim>
-                        <m:r>
-                          <m:rPr>
-                            <m:sty m:val="p"/>
-                          </m:rPr>
-                          <m:t>⏟</m:t>
-                        </m:r>
-                      </m:lim>
-                    </m:limLow>
-                  </m:e>
-                  <m:lim>
-                    <m:r>
-                      <m:t>q</m:t>
-                    </m:r>
-                    <m:r>
-                      <m:rPr>
-                        <m:sty m:val="p"/>
-                      </m:rPr>
-                      <m:t>×</m:t>
-                    </m:r>
-                    <m:r>
-                      <m:t>1</m:t>
-                    </m:r>
-                  </m:lim>
-                </m:limLow>
-                <m:r>
-                  <m:rPr>
-                    <m:sty m:val="p"/>
-                  </m:rPr>
-                  <m:t>=</m:t>
-                </m:r>
-                <m:limLow>
-                  <m:e>
-                    <m:limLow>
-                      <m:e>
-                        <m:r>
-                          <m:t>​</m:t>
-                        </m:r>
-                        <m:d>
-                          <m:dPr>
-                            <m:begChr m:val="("/>
-                            <m:sepChr m:val=""/>
-                            <m:endChr m:val=")"/>
-                            <m:grow/>
-                          </m:dPr>
-                          <m:e>
-                            <m:sSup>
-                              <m:e>
-                                <m:r>
-                                  <m:rPr>
-                                    <m:sty m:val="bi"/>
-                                  </m:rPr>
-                                  <m:t>B</m:t>
-                                </m:r>
-                              </m:e>
-                              <m:sup>
-                                <m:r>
-                                  <m:rPr>
-                                    <m:sty m:val="p"/>
-                                  </m:rPr>
-                                  <m:t>⊤</m:t>
-                                </m:r>
-                              </m:sup>
-                            </m:sSup>
-                            <m:r>
-                              <m:rPr>
-                                <m:sty m:val="bi"/>
-                              </m:rPr>
-                              <m:t>B</m:t>
-                            </m:r>
-                            <m:r>
-                              <m:rPr>
-                                <m:sty m:val="p"/>
-                              </m:rPr>
-                              <m:t>+</m:t>
-                            </m:r>
-                            <m:r>
-                              <m:t>λ</m:t>
-                            </m:r>
-                            <m:r>
-                              <m:rPr>
-                                <m:sty m:val="bi"/>
-                              </m:rPr>
-                              <m:t>P</m:t>
-                            </m:r>
-                          </m:e>
-                        </m:d>
-                        <m:sSup>
-                          <m:e>
-                            <m:r>
-                              <m:t>​</m:t>
-                            </m:r>
-                          </m:e>
-                          <m:sup>
-                            <m:r>
-                              <m:rPr>
-                                <m:sty m:val="p"/>
-                              </m:rPr>
-                              <m:t>−</m:t>
-                            </m:r>
-                            <m:r>
-                              <m:t>1</m:t>
-                            </m:r>
-                          </m:sup>
-                        </m:sSup>
-                      </m:e>
-                      <m:lim>
-                        <m:r>
-                          <m:rPr>
-                            <m:sty m:val="p"/>
-                          </m:rPr>
-                          <m:t>⏟</m:t>
-                        </m:r>
-                      </m:lim>
-                    </m:limLow>
-                  </m:e>
-                  <m:lim>
-                    <m:r>
-                      <m:t>q</m:t>
-                    </m:r>
-                    <m:r>
-                      <m:rPr>
-                        <m:sty m:val="p"/>
-                      </m:rPr>
-                      <m:t>×</m:t>
-                    </m:r>
-                    <m:r>
-                      <m:t>q</m:t>
-                    </m:r>
-                  </m:lim>
-                </m:limLow>
-                <m:limLow>
-                  <m:e>
-                    <m:limLow>
-                      <m:e>
-                        <m:sSup>
-                          <m:e>
-                            <m:r>
-                              <m:rPr>
-                                <m:sty m:val="bi"/>
-                              </m:rPr>
-                              <m:t>B</m:t>
-                            </m:r>
-                          </m:e>
-                          <m:sup>
-                            <m:r>
-                              <m:rPr>
-                                <m:sty m:val="p"/>
-                              </m:rPr>
-                              <m:t>⊤</m:t>
-                            </m:r>
-                          </m:sup>
-                        </m:sSup>
-                      </m:e>
-                      <m:lim>
-                        <m:r>
-                          <m:rPr>
-                            <m:sty m:val="p"/>
-                          </m:rPr>
-                          <m:t>⏟</m:t>
-                        </m:r>
-                      </m:lim>
-                    </m:limLow>
-                  </m:e>
-                  <m:lim>
-                    <m:r>
-                      <m:t>q</m:t>
-                    </m:r>
-                    <m:r>
-                      <m:rPr>
-                        <m:sty m:val="p"/>
-                      </m:rPr>
-                      <m:t>×</m:t>
-                    </m:r>
-                    <m:r>
-                      <m:t>n</m:t>
-                    </m:r>
-                  </m:lim>
-                </m:limLow>
-                <m:limLow>
-                  <m:e>
-                    <m:limLow>
-                      <m:e>
-                        <m:limLow>
-                          <m:e>
-                            <m:r>
-                              <m:t>y</m:t>
-                            </m:r>
-                          </m:e>
-                          <m:lim>
-                            <m:r>
-                              <m:rPr>
-                                <m:sty m:val="p"/>
-                              </m:rPr>
-                              <m:t>∼</m:t>
-                            </m:r>
-                          </m:lim>
-                        </m:limLow>
-                      </m:e>
-                      <m:lim>
-                        <m:r>
-                          <m:rPr>
-                            <m:sty m:val="p"/>
-                          </m:rPr>
-                          <m:t>⏟</m:t>
-                        </m:r>
-                      </m:lim>
-                    </m:limLow>
-                  </m:e>
-                  <m:lim>
-                    <m:r>
-                      <m:t>n</m:t>
-                    </m:r>
-                    <m:r>
-                      <m:rPr>
-                        <m:sty m:val="p"/>
-                      </m:rPr>
-                      <m:t>×</m:t>
-                    </m:r>
-                    <m:r>
-                      <m:t>1</m:t>
-                    </m:r>
-                  </m:lim>
-                </m:limLow>
-                <m:r>
-                  <m:rPr>
-                    <m:sty m:val="p"/>
-                  </m:rPr>
-                  <m:t>,</m:t>
-                </m:r>
-              </m:oMath>
-            </m:oMathPara>
+            <w:r>
+              <w:t xml:space="preserve">$$
+    \underbrace{\hat{\mathord{\smash[b]{\underset{\raise.3ex\hbox{$\scriptstyle\sim$}}{\beta}}\vphantom{\beta}}}_\lambda}_{q \times 1}
+    = \underbrace{\mathopen{}\left({\mathbf{B}}^{\top}\mathbf{B} + \lambda\mathbf{P}\right)\mathclose{}^{-1}}_{q \times q}
+    \underbrace{{\mathbf{B}}^{\top}}_{q \times n} \underbrace{\mathord{\smash[b]{\underset{\raise.3ex\hbox{$\scriptstyle\sim$}}{y}}\vphantom{y}}}_{n \times 1},
+    $$</w:t>
+            </w:r>
           </w:p>
           <w:p>
             <w:pPr>
@@ -19480,66 +18951,9 @@
             <w:r>
               <w:t xml:space="preserve"> </w:t>
             </w:r>
-            <m:oMath>
-              <m:acc>
-                <m:accPr>
-                  <m:chr m:val="̂"/>
-                </m:accPr>
-                <m:e>
-                  <m:limLow>
-                    <m:e>
-                      <m:r>
-                        <m:t>y</m:t>
-                      </m:r>
-                    </m:e>
-                    <m:lim>
-                      <m:r>
-                        <m:rPr>
-                          <m:sty m:val="p"/>
-                        </m:rPr>
-                        <m:t>∼</m:t>
-                      </m:r>
-                    </m:lim>
-                  </m:limLow>
-                </m:e>
-              </m:acc>
-              <m:r>
-                <m:rPr>
-                  <m:sty m:val="p"/>
-                </m:rPr>
-                <m:t>=</m:t>
-              </m:r>
-              <m:sSub>
-                <m:e>
-                  <m:r>
-                    <m:rPr>
-                      <m:sty m:val="bi"/>
-                    </m:rPr>
-                    <m:t>S</m:t>
-                  </m:r>
-                </m:e>
-                <m:sub>
-                  <m:r>
-                    <m:t>λ</m:t>
-                  </m:r>
-                </m:sub>
-              </m:sSub>
-              <m:limLow>
-                <m:e>
-                  <m:r>
-                    <m:t>y</m:t>
-                  </m:r>
-                </m:e>
-                <m:lim>
-                  <m:r>
-                    <m:rPr>
-                      <m:sty m:val="p"/>
-                    </m:rPr>
-                    <m:t>∼</m:t>
-                  </m:r>
-                </m:lim>
-              </m:limLow>
-            </m:oMath>
+            <w:r>
+              <w:t xml:space="preserve">$\hat{\mathord{\smash[b]{\underset{\raise.3ex\hbox{$\scriptstyle\sim$}}{y}}\vphantom{y}}} = \mathbf{S}_\lambda\mathord{\smash[b]{\underset{\raise.3ex\hbox{$\scriptstyle\sim$}}{y}}\vphantom{y}}$</w:t>
+            </w:r>
             <w:r>
               <w:t xml:space="preserve">, with smoother matrix</w:t>
             </w:r>
@@ -19809,7 +19223,7 @@
               <w:pStyle w:val="FirstParagraph"/>
             </w:pPr>
             <w:r>
-              <w:t xml:space="preserve">(Wood 2017, sec. 4.2; Hastie et al. 2009, sec. 5.4)</w:t>
+              <w:t xml:space="preserve">[2, Sec. 4.2], [6, Sec. 5.4]</w:t>
             </w:r>
             <w:r>
               <w:t xml:space="preserve">.</w:t>
@@ -19901,875 +19315,22 @@
             <w:pPr>
               <w:pStyle w:val="BodyText"/>
             </w:pPr>
-            <m:oMathPara>
-              <m:oMathParaPr>
-                <m:jc m:val="center"/>
-              </m:oMathParaPr>
-              <m:oMath>
-                <m:eqArr>
-                  <m:e>
-                    <m:sSub>
-                      <m:e>
-                        <m:r>
-                          <m:rPr>
-                            <m:nor/>
-                            <m:sty m:val="p"/>
-                          </m:rPr>
-                          <m:t>PRSS</m:t>
-                        </m:r>
-                      </m:e>
-                      <m:sub>
-                        <m:r>
-                          <m:t>λ</m:t>
-                        </m:r>
-                      </m:sub>
-                    </m:sSub>
-                    <m:r>
-                      <m:rPr>
-                        <m:sty m:val="p"/>
-                      </m:rPr>
-                      <m:t>(</m:t>
-                    </m:r>
-                    <m:limLow>
-                      <m:e>
-                        <m:r>
-                          <m:t>β</m:t>
-                        </m:r>
-                      </m:e>
-                      <m:lim>
-                        <m:r>
-                          <m:rPr>
-                            <m:sty m:val="p"/>
-                          </m:rPr>
-                          <m:t>∼</m:t>
-                        </m:r>
-                      </m:lim>
-                    </m:limLow>
-                    <m:r>
-                      <m:rPr>
-                        <m:sty m:val="p"/>
-                      </m:rPr>
-                      <m:t>)</m:t>
-                    </m:r>
-                    <m:r>
-                      <m:t>&amp;</m:t>
-                    </m:r>
-                    <m:r>
-                      <m:rPr>
-                        <m:sty m:val="p"/>
-                      </m:rPr>
-                      <m:t>=</m:t>
-                    </m:r>
-                    <m:sSup>
-                      <m:e>
-                        <m:limLow>
-                          <m:e>
-                            <m:r>
-                              <m:t>y</m:t>
-                            </m:r>
-                          </m:e>
-                          <m:lim>
-                            <m:r>
-                              <m:rPr>
-                                <m:sty m:val="p"/>
-                              </m:rPr>
-                              <m:t>∼</m:t>
-                            </m:r>
-                          </m:lim>
-                        </m:limLow>
-                      </m:e>
-                      <m:sup>
-                        <m:r>
-                          <m:rPr>
-                            <m:sty m:val="p"/>
-                          </m:rPr>
-                          <m:t>⊤</m:t>
-                        </m:r>
-                      </m:sup>
-                    </m:sSup>
-                    <m:limLow>
-                      <m:e>
-                        <m:r>
-                          <m:t>y</m:t>
-                        </m:r>
-                      </m:e>
-                      <m:lim>
-                        <m:r>
-                          <m:rPr>
-                            <m:sty m:val="p"/>
-                          </m:rPr>
-                          <m:t>∼</m:t>
-                        </m:r>
-                      </m:lim>
-                    </m:limLow>
-                    <m:r>
-                      <m:rPr>
-                        <m:sty m:val="p"/>
-                      </m:rPr>
-                      <m:t>−</m:t>
-                    </m:r>
-                    <m:sSup>
-                      <m:e>
-                        <m:limLow>
-                          <m:e>
-                            <m:r>
-                              <m:t>y</m:t>
-                            </m:r>
-                          </m:e>
-                          <m:lim>
-                            <m:r>
-                              <m:rPr>
-                                <m:sty m:val="p"/>
-                              </m:rPr>
-                              <m:t>∼</m:t>
-                            </m:r>
-                          </m:lim>
-                        </m:limLow>
-                      </m:e>
-                      <m:sup>
-                        <m:r>
-                          <m:rPr>
-                            <m:sty m:val="p"/>
-                          </m:rPr>
-                          <m:t>⊤</m:t>
-                        </m:r>
-                      </m:sup>
-                    </m:sSup>
-                    <m:r>
-                      <m:rPr>
-                        <m:sty m:val="bi"/>
-                      </m:rPr>
-                      <m:t>B</m:t>
-                    </m:r>
-                    <m:limLow>
-                      <m:e>
-                        <m:r>
-                          <m:t>β</m:t>
-                        </m:r>
-                      </m:e>
-                      <m:lim>
-                        <m:r>
-                          <m:rPr>
-                            <m:sty m:val="p"/>
-                          </m:rPr>
-                          <m:t>∼</m:t>
-                        </m:r>
-                      </m:lim>
-                    </m:limLow>
-                    <m:r>
-                      <m:rPr>
-                        <m:sty m:val="p"/>
-                      </m:rPr>
-                      <m:t>−</m:t>
-                    </m:r>
-                    <m:sSup>
-                      <m:e>
-                        <m:limLow>
-                          <m:e>
-                            <m:r>
-                              <m:t>β</m:t>
-                            </m:r>
-                          </m:e>
-                          <m:lim>
-                            <m:r>
-                              <m:rPr>
-                                <m:sty m:val="p"/>
-                              </m:rPr>
-                              <m:t>∼</m:t>
-                            </m:r>
-                          </m:lim>
-                        </m:limLow>
-                      </m:e>
-                      <m:sup>
-                        <m:r>
-                          <m:rPr>
-                            <m:sty m:val="p"/>
-                          </m:rPr>
-                          <m:t>⊤</m:t>
-                        </m:r>
-                      </m:sup>
-                    </m:sSup>
-                    <m:sSup>
-                      <m:e>
-                        <m:r>
-                          <m:rPr>
-                            <m:sty m:val="bi"/>
-                          </m:rPr>
-                          <m:t>B</m:t>
-                        </m:r>
-                      </m:e>
-                      <m:sup>
-                        <m:r>
-                          <m:rPr>
-                            <m:sty m:val="p"/>
-                          </m:rPr>
-                          <m:t>⊤</m:t>
-                        </m:r>
-                      </m:sup>
-                    </m:sSup>
-                    <m:limLow>
-                      <m:e>
-                        <m:r>
-                          <m:t>y</m:t>
-                        </m:r>
-                      </m:e>
-                      <m:lim>
-                        <m:r>
-                          <m:rPr>
-                            <m:sty m:val="p"/>
-                          </m:rPr>
-                          <m:t>∼</m:t>
-                        </m:r>
-                      </m:lim>
-                    </m:limLow>
-                    <m:r>
-                      <m:rPr>
-                        <m:sty m:val="p"/>
-                      </m:rPr>
-                      <m:t>+</m:t>
-                    </m:r>
-                    <m:sSup>
-                      <m:e>
-                        <m:limLow>
-                          <m:e>
-                            <m:r>
-                              <m:t>β</m:t>
-                            </m:r>
-                          </m:e>
-                          <m:lim>
-                            <m:r>
-                              <m:rPr>
-                                <m:sty m:val="p"/>
-                              </m:rPr>
-                              <m:t>∼</m:t>
-                            </m:r>
-                          </m:lim>
-                        </m:limLow>
-                      </m:e>
-                      <m:sup>
-                        <m:r>
-                          <m:rPr>
-                            <m:sty m:val="p"/>
-                          </m:rPr>
-                          <m:t>⊤</m:t>
-                        </m:r>
-                      </m:sup>
-                    </m:sSup>
-                    <m:sSup>
-                      <m:e>
-                        <m:r>
-                          <m:rPr>
-                            <m:sty m:val="bi"/>
-                          </m:rPr>
-                          <m:t>B</m:t>
-                        </m:r>
-                      </m:e>
-                      <m:sup>
-                        <m:r>
-                          <m:rPr>
-                            <m:sty m:val="p"/>
-                          </m:rPr>
-                          <m:t>⊤</m:t>
-                        </m:r>
-                      </m:sup>
-                    </m:sSup>
-                    <m:r>
-                      <m:rPr>
-                        <m:sty m:val="bi"/>
-                      </m:rPr>
-                      <m:t>B</m:t>
-                    </m:r>
-                    <m:limLow>
-                      <m:e>
-                        <m:r>
-                          <m:t>β</m:t>
-                        </m:r>
-                      </m:e>
-                      <m:lim>
-                        <m:r>
-                          <m:rPr>
-                            <m:sty m:val="p"/>
-                          </m:rPr>
-                          <m:t>∼</m:t>
-                        </m:r>
-                      </m:lim>
-                    </m:limLow>
-                    <m:r>
-                      <m:rPr>
-                        <m:sty m:val="p"/>
-                      </m:rPr>
-                      <m:t>+</m:t>
-                    </m:r>
-                    <m:r>
-                      <m:t>λ</m:t>
-                    </m:r>
-                    <m:sSup>
-                      <m:e>
-                        <m:limLow>
-                          <m:e>
-                            <m:r>
-                              <m:t>β</m:t>
-                            </m:r>
-                          </m:e>
-                          <m:lim>
-                            <m:r>
-                              <m:rPr>
-                                <m:sty m:val="p"/>
-                              </m:rPr>
-                              <m:t>∼</m:t>
-                            </m:r>
-                          </m:lim>
-                        </m:limLow>
-                      </m:e>
-                      <m:sup>
-                        <m:r>
-                          <m:rPr>
-                            <m:sty m:val="p"/>
-                          </m:rPr>
-                          <m:t>⊤</m:t>
-                        </m:r>
-                      </m:sup>
-                    </m:sSup>
-                    <m:r>
-                      <m:rPr>
-                        <m:sty m:val="bi"/>
-                      </m:rPr>
-                      <m:t>P</m:t>
-                    </m:r>
-                    <m:limLow>
-                      <m:e>
-                        <m:r>
-                          <m:t>β</m:t>
-                        </m:r>
-                      </m:e>
-                      <m:lim>
-                        <m:r>
-                          <m:rPr>
-                            <m:sty m:val="p"/>
-                          </m:rPr>
-                          <m:t>∼</m:t>
-                        </m:r>
-                      </m:lim>
-                    </m:limLow>
-                    <m:r>
-                      <m:t>&amp;</m:t>
-                    </m:r>
-                    <m:r>
-                      <m:t>&amp;</m:t>
-                    </m:r>
-                    <m:r>
-                      <m:rPr>
-                        <m:nor/>
-                        <m:sty m:val="p"/>
-                      </m:rPr>
-                      <m:t>(distribute the product)</m:t>
-                    </m:r>
-                  </m:e>
-                  <m:e>
-                    <m:r>
-                      <m:t>&amp;</m:t>
-                    </m:r>
-                    <m:r>
-                      <m:rPr>
-                        <m:sty m:val="p"/>
-                      </m:rPr>
-                      <m:t>=</m:t>
-                    </m:r>
-                    <m:sSup>
-                      <m:e>
-                        <m:limLow>
-                          <m:e>
-                            <m:r>
-                              <m:t>y</m:t>
-                            </m:r>
-                          </m:e>
-                          <m:lim>
-                            <m:r>
-                              <m:rPr>
-                                <m:sty m:val="p"/>
-                              </m:rPr>
-                              <m:t>∼</m:t>
-                            </m:r>
-                          </m:lim>
-                        </m:limLow>
-                      </m:e>
-                      <m:sup>
-                        <m:r>
-                          <m:rPr>
-                            <m:sty m:val="p"/>
-                          </m:rPr>
-                          <m:t>⊤</m:t>
-                        </m:r>
-                      </m:sup>
-                    </m:sSup>
-                    <m:limLow>
-                      <m:e>
-                        <m:r>
-                          <m:t>y</m:t>
-                        </m:r>
-                      </m:e>
-                      <m:lim>
-                        <m:r>
-                          <m:rPr>
-                            <m:sty m:val="p"/>
-                          </m:rPr>
-                          <m:t>∼</m:t>
-                        </m:r>
-                      </m:lim>
-                    </m:limLow>
-                    <m:r>
-                      <m:rPr>
-                        <m:sty m:val="p"/>
-                      </m:rPr>
-                      <m:t>−</m:t>
-                    </m:r>
-                    <m:r>
-                      <m:t>2</m:t>
-                    </m:r>
-                    <m:sSup>
-                      <m:e>
-                        <m:limLow>
-                          <m:e>
-                            <m:r>
-                              <m:t>β</m:t>
-                            </m:r>
-                          </m:e>
-                          <m:lim>
-                            <m:r>
-                              <m:rPr>
-                                <m:sty m:val="p"/>
-                              </m:rPr>
-                              <m:t>∼</m:t>
-                            </m:r>
-                          </m:lim>
-                        </m:limLow>
-                      </m:e>
-                      <m:sup>
-                        <m:r>
-                          <m:rPr>
-                            <m:sty m:val="p"/>
-                          </m:rPr>
-                          <m:t>⊤</m:t>
-                        </m:r>
-                      </m:sup>
-                    </m:sSup>
-                    <m:sSup>
-                      <m:e>
-                        <m:r>
-                          <m:rPr>
-                            <m:sty m:val="bi"/>
-                          </m:rPr>
-                          <m:t>B</m:t>
-                        </m:r>
-                      </m:e>
-                      <m:sup>
-                        <m:r>
-                          <m:rPr>
-                            <m:sty m:val="p"/>
-                          </m:rPr>
-                          <m:t>⊤</m:t>
-                        </m:r>
-                      </m:sup>
-                    </m:sSup>
-                    <m:limLow>
-                      <m:e>
-                        <m:r>
-                          <m:t>y</m:t>
-                        </m:r>
-                      </m:e>
-                      <m:lim>
-                        <m:r>
-                          <m:rPr>
-                            <m:sty m:val="p"/>
-                          </m:rPr>
-                          <m:t>∼</m:t>
-                        </m:r>
-                      </m:lim>
-                    </m:limLow>
-                    <m:r>
-                      <m:rPr>
-                        <m:sty m:val="p"/>
-                      </m:rPr>
-                      <m:t>+</m:t>
-                    </m:r>
-                    <m:sSup>
-                      <m:e>
-                        <m:limLow>
-                          <m:e>
-                            <m:r>
-                              <m:t>β</m:t>
-                            </m:r>
-                          </m:e>
-                          <m:lim>
-                            <m:r>
-                              <m:rPr>
-                                <m:sty m:val="p"/>
-                              </m:rPr>
-                              <m:t>∼</m:t>
-                            </m:r>
-                          </m:lim>
-                        </m:limLow>
-                      </m:e>
-                      <m:sup>
-                        <m:r>
-                          <m:rPr>
-                            <m:sty m:val="p"/>
-                          </m:rPr>
-                          <m:t>⊤</m:t>
-                        </m:r>
-                      </m:sup>
-                    </m:sSup>
-                    <m:sSup>
-                      <m:e>
-                        <m:r>
-                          <m:rPr>
-                            <m:sty m:val="bi"/>
-                          </m:rPr>
-                          <m:t>B</m:t>
-                        </m:r>
-                      </m:e>
-                      <m:sup>
-                        <m:r>
-                          <m:rPr>
-                            <m:sty m:val="p"/>
-                          </m:rPr>
-                          <m:t>⊤</m:t>
-                        </m:r>
-                      </m:sup>
-                    </m:sSup>
-                    <m:r>
-                      <m:rPr>
-                        <m:sty m:val="bi"/>
-                      </m:rPr>
-                      <m:t>B</m:t>
-                    </m:r>
-                    <m:limLow>
-                      <m:e>
-                        <m:r>
-                          <m:t>β</m:t>
-                        </m:r>
-                      </m:e>
-                      <m:lim>
-                        <m:r>
-                          <m:rPr>
-                            <m:sty m:val="p"/>
-                          </m:rPr>
-                          <m:t>∼</m:t>
-                        </m:r>
-                      </m:lim>
-                    </m:limLow>
-                    <m:r>
-                      <m:rPr>
-                        <m:sty m:val="p"/>
-                      </m:rPr>
-                      <m:t>+</m:t>
-                    </m:r>
-                    <m:r>
-                      <m:t>λ</m:t>
-                    </m:r>
-                    <m:sSup>
-                      <m:e>
-                        <m:limLow>
-                          <m:e>
-                            <m:r>
-                              <m:t>β</m:t>
-                            </m:r>
-                          </m:e>
-                          <m:lim>
-                            <m:r>
-                              <m:rPr>
-                                <m:sty m:val="p"/>
-                              </m:rPr>
-                              <m:t>∼</m:t>
-                            </m:r>
-                          </m:lim>
-                        </m:limLow>
-                      </m:e>
-                      <m:sup>
-                        <m:r>
-                          <m:rPr>
-                            <m:sty m:val="p"/>
-                          </m:rPr>
-                          <m:t>⊤</m:t>
-                        </m:r>
-                      </m:sup>
-                    </m:sSup>
-                    <m:r>
-                      <m:rPr>
-                        <m:sty m:val="bi"/>
-                      </m:rPr>
-                      <m:t>P</m:t>
-                    </m:r>
-                    <m:limLow>
-                      <m:e>
-                        <m:r>
-                          <m:t>β</m:t>
-                        </m:r>
-                      </m:e>
-                      <m:lim>
-                        <m:r>
-                          <m:rPr>
-                            <m:sty m:val="p"/>
-                          </m:rPr>
-                          <m:t>∼</m:t>
-                        </m:r>
-                      </m:lim>
-                    </m:limLow>
-                    <m:r>
-                      <m:t>&amp;</m:t>
-                    </m:r>
-                    <m:r>
-                      <m:t>&amp;</m:t>
-                    </m:r>
-                    <m:r>
-                      <m:rPr>
-                        <m:nor/>
-                        <m:sty m:val="p"/>
-                      </m:rPr>
-                      <m:t>(a scalar equals its transpose)</m:t>
-                    </m:r>
-                  </m:e>
-                  <m:e>
-                    <m:r>
-                      <m:t>&amp;</m:t>
-                    </m:r>
-                    <m:r>
-                      <m:rPr>
-                        <m:sty m:val="p"/>
-                      </m:rPr>
-                      <m:t>=</m:t>
-                    </m:r>
-                    <m:sSup>
-                      <m:e>
-                        <m:limLow>
-                          <m:e>
-                            <m:r>
-                              <m:t>y</m:t>
-                            </m:r>
-                          </m:e>
-                          <m:lim>
-                            <m:r>
-                              <m:rPr>
-                                <m:sty m:val="p"/>
-                              </m:rPr>
-                              <m:t>∼</m:t>
-                            </m:r>
-                          </m:lim>
-                        </m:limLow>
-                      </m:e>
-                      <m:sup>
-                        <m:r>
-                          <m:rPr>
-                            <m:sty m:val="p"/>
-                          </m:rPr>
-                          <m:t>⊤</m:t>
-                        </m:r>
-                      </m:sup>
-                    </m:sSup>
-                    <m:limLow>
-                      <m:e>
-                        <m:r>
-                          <m:t>y</m:t>
-                        </m:r>
-                      </m:e>
-                      <m:lim>
-                        <m:r>
-                          <m:rPr>
-                            <m:sty m:val="p"/>
-                          </m:rPr>
-                          <m:t>∼</m:t>
-                        </m:r>
-                      </m:lim>
-                    </m:limLow>
-                    <m:r>
-                      <m:rPr>
-                        <m:sty m:val="p"/>
-                      </m:rPr>
-                      <m:t>−</m:t>
-                    </m:r>
-                    <m:r>
-                      <m:t>2</m:t>
-                    </m:r>
-                    <m:sSup>
-                      <m:e>
-                        <m:limLow>
-                          <m:e>
-                            <m:r>
-                              <m:t>β</m:t>
-                            </m:r>
-                          </m:e>
-                          <m:lim>
-                            <m:r>
-                              <m:rPr>
-                                <m:sty m:val="p"/>
-                              </m:rPr>
-                              <m:t>∼</m:t>
-                            </m:r>
-                          </m:lim>
-                        </m:limLow>
-                      </m:e>
-                      <m:sup>
-                        <m:r>
-                          <m:rPr>
-                            <m:sty m:val="p"/>
-                          </m:rPr>
-                          <m:t>⊤</m:t>
-                        </m:r>
-                      </m:sup>
-                    </m:sSup>
-                    <m:sSup>
-                      <m:e>
-                        <m:r>
-                          <m:rPr>
-                            <m:sty m:val="bi"/>
-                          </m:rPr>
-                          <m:t>B</m:t>
-                        </m:r>
-                      </m:e>
-                      <m:sup>
-                        <m:r>
-                          <m:rPr>
-                            <m:sty m:val="p"/>
-                          </m:rPr>
-                          <m:t>⊤</m:t>
-                        </m:r>
-                      </m:sup>
-                    </m:sSup>
-                    <m:limLow>
-                      <m:e>
-                        <m:r>
-                          <m:t>y</m:t>
-                        </m:r>
-                      </m:e>
-                      <m:lim>
-                        <m:r>
-                          <m:rPr>
-                            <m:sty m:val="p"/>
-                          </m:rPr>
-                          <m:t>∼</m:t>
-                        </m:r>
-                      </m:lim>
-                    </m:limLow>
-                    <m:r>
-                      <m:rPr>
-                        <m:sty m:val="p"/>
-                      </m:rPr>
-                      <m:t>+</m:t>
-                    </m:r>
-                    <m:sSup>
-                      <m:e>
-                        <m:limLow>
-                          <m:e>
-                            <m:r>
-                              <m:t>β</m:t>
-                            </m:r>
-                          </m:e>
-                          <m:lim>
-                            <m:r>
-                              <m:rPr>
-                                <m:sty m:val="p"/>
-                              </m:rPr>
-                              <m:t>∼</m:t>
-                            </m:r>
-                          </m:lim>
-                        </m:limLow>
-                      </m:e>
-                      <m:sup>
-                        <m:r>
-                          <m:rPr>
-                            <m:sty m:val="p"/>
-                          </m:rPr>
-                          <m:t>⊤</m:t>
-                        </m:r>
-                      </m:sup>
-                    </m:sSup>
-                    <m:r>
-                      <m:t>​</m:t>
-                    </m:r>
-                    <m:d>
-                      <m:dPr>
-                        <m:begChr m:val="("/>
-                        <m:sepChr m:val=""/>
-                        <m:endChr m:val=")"/>
-                        <m:grow/>
-                      </m:dPr>
-                      <m:e>
-                        <m:sSup>
-                          <m:e>
-                            <m:r>
-                              <m:rPr>
-                                <m:sty m:val="bi"/>
-                              </m:rPr>
-                              <m:t>B</m:t>
-                            </m:r>
-                          </m:e>
-                          <m:sup>
-                            <m:r>
-                              <m:rPr>
-                                <m:sty m:val="p"/>
-                              </m:rPr>
-                              <m:t>⊤</m:t>
-                            </m:r>
-                          </m:sup>
-                        </m:sSup>
-                        <m:r>
-                          <m:rPr>
-                            <m:sty m:val="bi"/>
-                          </m:rPr>
-                          <m:t>B</m:t>
-                        </m:r>
-                        <m:r>
-                          <m:rPr>
-                            <m:sty m:val="p"/>
-                          </m:rPr>
-                          <m:t>+</m:t>
-                        </m:r>
-                        <m:r>
-                          <m:t>λ</m:t>
-                        </m:r>
-                        <m:r>
-                          <m:rPr>
-                            <m:sty m:val="bi"/>
-                          </m:rPr>
-                          <m:t>P</m:t>
-                        </m:r>
-                      </m:e>
-                    </m:d>
-                    <m:r>
-                      <m:t>​</m:t>
-                    </m:r>
-                    <m:limLow>
-                      <m:e>
-                        <m:r>
-                          <m:t>β</m:t>
-                        </m:r>
-                      </m:e>
-                      <m:lim>
-                        <m:r>
-                          <m:rPr>
-                            <m:sty m:val="p"/>
-                          </m:rPr>
-                          <m:t>∼</m:t>
-                        </m:r>
-                      </m:lim>
-                    </m:limLow>
-                    <m:r>
-                      <m:t>&amp;</m:t>
-                    </m:r>
-                    <m:r>
-                      <m:t>&amp;</m:t>
-                    </m:r>
-                    <m:r>
-                      <m:rPr>
-                        <m:nor/>
-                        <m:sty m:val="p"/>
-                      </m:rPr>
-                      <m:t>(collect the quadratic terms)</m:t>
-                    </m:r>
-                  </m:e>
-                </m:eqArr>
-              </m:oMath>
-            </m:oMathPara>
+            <w:r>
+              <w:t xml:space="preserve">$$
+    \begin{aligned}
+    \text{PRSS}_\lambda(\mathord{\smash[b]{\underset{\raise.3ex\hbox{$\scriptstyle\sim$}}{\beta}}\vphantom{\beta}})
+    &amp;= {\mathord{\smash[b]{\underset{\raise.3ex\hbox{$\scriptstyle\sim$}}{y}}\vphantom{y}}}^{\top}\mathord{\smash[b]{\underset{\raise.3ex\hbox{$\scriptstyle\sim$}}{y}}\vphantom{y}}- {\mathord{\smash[b]{\underset{\raise.3ex\hbox{$\scriptstyle\sim$}}{y}}\vphantom{y}}}^{\top}\mathbf{B}\mathord{\smash[b]{\underset{\raise.3ex\hbox{$\scriptstyle\sim$}}{\beta}}\vphantom{\beta}}- {\mathord{\smash[b]{\underset{\raise.3ex\hbox{$\scriptstyle\sim$}}{\beta}}\vphantom{\beta}}}^{\top}{\mathbf{B}}^{\top}\mathord{\smash[b]{\underset{\raise.3ex\hbox{$\scriptstyle\sim$}}{y}}\vphantom{y}}
+    + {\mathord{\smash[b]{\underset{\raise.3ex\hbox{$\scriptstyle\sim$}}{\beta}}\vphantom{\beta}}}^{\top}{\mathbf{B}}^{\top}\mathbf{B}\mathord{\smash[b]{\underset{\raise.3ex\hbox{$\scriptstyle\sim$}}{\beta}}\vphantom{\beta}}+ \lambda{\mathord{\smash[b]{\underset{\raise.3ex\hbox{$\scriptstyle\sim$}}{\beta}}\vphantom{\beta}}}^{\top}\mathbf{P}\mathord{\smash[b]{\underset{\raise.3ex\hbox{$\scriptstyle\sim$}}{\beta}}\vphantom{\beta}}
+    &amp;&amp; \text{(distribute the product)}
+    \\ &amp;= {\mathord{\smash[b]{\underset{\raise.3ex\hbox{$\scriptstyle\sim$}}{y}}\vphantom{y}}}^{\top}\mathord{\smash[b]{\underset{\raise.3ex\hbox{$\scriptstyle\sim$}}{y}}\vphantom{y}}- 2{\mathord{\smash[b]{\underset{\raise.3ex\hbox{$\scriptstyle\sim$}}{\beta}}\vphantom{\beta}}}^{\top}{\mathbf{B}}^{\top}\mathord{\smash[b]{\underset{\raise.3ex\hbox{$\scriptstyle\sim$}}{y}}\vphantom{y}}
+    + {\mathord{\smash[b]{\underset{\raise.3ex\hbox{$\scriptstyle\sim$}}{\beta}}\vphantom{\beta}}}^{\top}{\mathbf{B}}^{\top}\mathbf{B}\mathord{\smash[b]{\underset{\raise.3ex\hbox{$\scriptstyle\sim$}}{\beta}}\vphantom{\beta}}+ \lambda{\mathord{\smash[b]{\underset{\raise.3ex\hbox{$\scriptstyle\sim$}}{\beta}}\vphantom{\beta}}}^{\top}\mathbf{P}\mathord{\smash[b]{\underset{\raise.3ex\hbox{$\scriptstyle\sim$}}{\beta}}\vphantom{\beta}}
+    &amp;&amp; \text{(a scalar equals its transpose)}
+    \\ &amp;= {\mathord{\smash[b]{\underset{\raise.3ex\hbox{$\scriptstyle\sim$}}{y}}\vphantom{y}}}^{\top}\mathord{\smash[b]{\underset{\raise.3ex\hbox{$\scriptstyle\sim$}}{y}}\vphantom{y}}- 2{\mathord{\smash[b]{\underset{\raise.3ex\hbox{$\scriptstyle\sim$}}{\beta}}\vphantom{\beta}}}^{\top}{\mathbf{B}}^{\top}\mathord{\smash[b]{\underset{\raise.3ex\hbox{$\scriptstyle\sim$}}{y}}\vphantom{y}}
+    + {\mathord{\smash[b]{\underset{\raise.3ex\hbox{$\scriptstyle\sim$}}{\beta}}\vphantom{\beta}}}^{\top}\mathopen{}\left({\mathbf{B}}^{\top}\mathbf{B} + \lambda\mathbf{P}\right)\mathclose{}\mathord{\smash[b]{\underset{\raise.3ex\hbox{$\scriptstyle\sim$}}{\beta}}\vphantom{\beta}}
+    &amp;&amp; \text{(collect the quadratic terms)}
+    \end{aligned}
+    $$</w:t>
+            </w:r>
           </w:p>
           <w:p>
             <w:pPr>
@@ -20888,23 +19449,9 @@
             <w:r>
               <w:t xml:space="preserve"> </w:t>
             </w:r>
-            <m:oMath>
-              <m:limLow>
-                <m:e>
-                  <m:r>
-                    <m:t>β</m:t>
-                  </m:r>
-                </m:e>
-                <m:lim>
-                  <m:r>
-                    <m:rPr>
-                      <m:sty m:val="p"/>
-                    </m:rPr>
-                    <m:t>∼</m:t>
-                  </m:r>
-                </m:lim>
-              </m:limLow>
-            </m:oMath>
+            <w:r>
+              <w:t xml:space="preserve">$\mathord{\smash[b]{\underset{\raise.3ex\hbox{$\scriptstyle\sim$}}{\beta}}\vphantom{\beta}}$</w:t>
+            </w:r>
             <w:r>
               <w:t xml:space="preserve"> </w:t>
             </w:r>
@@ -20916,820 +19463,19 @@
             <w:pPr>
               <w:pStyle w:val="BodyText"/>
             </w:pPr>
-            <m:oMathPara>
-              <m:oMathParaPr>
-                <m:jc m:val="center"/>
-              </m:oMathParaPr>
-              <m:oMath>
-                <m:eqArr>
-                  <m:e>
-                    <m:limLow>
-                      <m:e>
-                        <m:limLow>
-                          <m:e>
-                            <m:f>
-                              <m:fPr>
-                                <m:type m:val="bar"/>
-                              </m:fPr>
-                              <m:num>
-                                <m:r>
-                                  <m:rPr>
-                                    <m:sty m:val="p"/>
-                                  </m:rPr>
-                                  <m:t>∂</m:t>
-                                </m:r>
-                              </m:num>
-                              <m:den>
-                                <m:r>
-                                  <m:rPr>
-                                    <m:sty m:val="p"/>
-                                  </m:rPr>
-                                  <m:t>∂</m:t>
-                                </m:r>
-                                <m:limLow>
-                                  <m:e>
-                                    <m:r>
-                                      <m:t>β</m:t>
-                                    </m:r>
-                                  </m:e>
-                                  <m:lim>
-                                    <m:r>
-                                      <m:rPr>
-                                        <m:sty m:val="p"/>
-                                      </m:rPr>
-                                      <m:t>∼</m:t>
-                                    </m:r>
-                                  </m:lim>
-                                </m:limLow>
-                              </m:den>
-                            </m:f>
-                            <m:sSub>
-                              <m:e>
-                                <m:r>
-                                  <m:rPr>
-                                    <m:nor/>
-                                    <m:sty m:val="p"/>
-                                  </m:rPr>
-                                  <m:t>PRSS</m:t>
-                                </m:r>
-                              </m:e>
-                              <m:sub>
-                                <m:r>
-                                  <m:t>λ</m:t>
-                                </m:r>
-                              </m:sub>
-                            </m:sSub>
-                            <m:r>
-                              <m:rPr>
-                                <m:sty m:val="p"/>
-                              </m:rPr>
-                              <m:t>(</m:t>
-                            </m:r>
-                            <m:limLow>
-                              <m:e>
-                                <m:r>
-                                  <m:t>β</m:t>
-                                </m:r>
-                              </m:e>
-                              <m:lim>
-                                <m:r>
-                                  <m:rPr>
-                                    <m:sty m:val="p"/>
-                                  </m:rPr>
-                                  <m:t>∼</m:t>
-                                </m:r>
-                              </m:lim>
-                            </m:limLow>
-                            <m:r>
-                              <m:rPr>
-                                <m:sty m:val="p"/>
-                              </m:rPr>
-                              <m:t>)</m:t>
-                            </m:r>
-                          </m:e>
-                          <m:lim>
-                            <m:r>
-                              <m:rPr>
-                                <m:sty m:val="p"/>
-                              </m:rPr>
-                              <m:t>⏟</m:t>
-                            </m:r>
-                          </m:lim>
-                        </m:limLow>
-                      </m:e>
-                      <m:lim>
-                        <m:r>
-                          <m:t>q</m:t>
-                        </m:r>
-                        <m:r>
-                          <m:rPr>
-                            <m:sty m:val="p"/>
-                          </m:rPr>
-                          <m:t>×</m:t>
-                        </m:r>
-                        <m:r>
-                          <m:t>1</m:t>
-                        </m:r>
-                      </m:lim>
-                    </m:limLow>
-                    <m:r>
-                      <m:t>&amp;</m:t>
-                    </m:r>
-                    <m:r>
-                      <m:rPr>
-                        <m:sty m:val="p"/>
-                      </m:rPr>
-                      <m:t>=</m:t>
-                    </m:r>
-                    <m:f>
-                      <m:fPr>
-                        <m:type m:val="bar"/>
-                      </m:fPr>
-                      <m:num>
-                        <m:r>
-                          <m:rPr>
-                            <m:sty m:val="p"/>
-                          </m:rPr>
-                          <m:t>∂</m:t>
-                        </m:r>
-                      </m:num>
-                      <m:den>
-                        <m:r>
-                          <m:rPr>
-                            <m:sty m:val="p"/>
-                          </m:rPr>
-                          <m:t>∂</m:t>
-                        </m:r>
-                        <m:limLow>
-                          <m:e>
-                            <m:r>
-                              <m:t>β</m:t>
-                            </m:r>
-                          </m:e>
-                          <m:lim>
-                            <m:r>
-                              <m:rPr>
-                                <m:sty m:val="p"/>
-                              </m:rPr>
-                              <m:t>∼</m:t>
-                            </m:r>
-                          </m:lim>
-                        </m:limLow>
-                      </m:den>
-                    </m:f>
-                    <m:r>
-                      <m:t>​</m:t>
-                    </m:r>
-                    <m:d>
-                      <m:dPr>
-                        <m:begChr m:val="("/>
-                        <m:sepChr m:val=""/>
-                        <m:endChr m:val=")"/>
-                        <m:grow/>
-                      </m:dPr>
-                      <m:e>
-                        <m:r>
-                          <m:rPr>
-                            <m:sty m:val="p"/>
-                          </m:rPr>
-                          <m:t>−</m:t>
-                        </m:r>
-                        <m:r>
-                          <m:t>2</m:t>
-                        </m:r>
-                        <m:sSup>
-                          <m:e>
-                            <m:limLow>
-                              <m:e>
-                                <m:r>
-                                  <m:t>β</m:t>
-                                </m:r>
-                              </m:e>
-                              <m:lim>
-                                <m:r>
-                                  <m:rPr>
-                                    <m:sty m:val="p"/>
-                                  </m:rPr>
-                                  <m:t>∼</m:t>
-                                </m:r>
-                              </m:lim>
-                            </m:limLow>
-                          </m:e>
-                          <m:sup>
-                            <m:r>
-                              <m:rPr>
-                                <m:sty m:val="p"/>
-                              </m:rPr>
-                              <m:t>⊤</m:t>
-                            </m:r>
-                          </m:sup>
-                        </m:sSup>
-                        <m:sSup>
-                          <m:e>
-                            <m:r>
-                              <m:rPr>
-                                <m:sty m:val="bi"/>
-                              </m:rPr>
-                              <m:t>B</m:t>
-                            </m:r>
-                          </m:e>
-                          <m:sup>
-                            <m:r>
-                              <m:rPr>
-                                <m:sty m:val="p"/>
-                              </m:rPr>
-                              <m:t>⊤</m:t>
-                            </m:r>
-                          </m:sup>
-                        </m:sSup>
-                        <m:limLow>
-                          <m:e>
-                            <m:r>
-                              <m:t>y</m:t>
-                            </m:r>
-                          </m:e>
-                          <m:lim>
-                            <m:r>
-                              <m:rPr>
-                                <m:sty m:val="p"/>
-                              </m:rPr>
-                              <m:t>∼</m:t>
-                            </m:r>
-                          </m:lim>
-                        </m:limLow>
-                      </m:e>
-                    </m:d>
-                    <m:r>
-                      <m:t>​</m:t>
-                    </m:r>
-                    <m:r>
-                      <m:rPr>
-                        <m:sty m:val="p"/>
-                      </m:rPr>
-                      <m:t>+</m:t>
-                    </m:r>
-                    <m:f>
-                      <m:fPr>
-                        <m:type m:val="bar"/>
-                      </m:fPr>
-                      <m:num>
-                        <m:r>
-                          <m:rPr>
-                            <m:sty m:val="p"/>
-                          </m:rPr>
-                          <m:t>∂</m:t>
-                        </m:r>
-                      </m:num>
-                      <m:den>
-                        <m:r>
-                          <m:rPr>
-                            <m:sty m:val="p"/>
-                          </m:rPr>
-                          <m:t>∂</m:t>
-                        </m:r>
-                        <m:limLow>
-                          <m:e>
-                            <m:r>
-                              <m:t>β</m:t>
-                            </m:r>
-                          </m:e>
-                          <m:lim>
-                            <m:r>
-                              <m:rPr>
-                                <m:sty m:val="p"/>
-                              </m:rPr>
-                              <m:t>∼</m:t>
-                            </m:r>
-                          </m:lim>
-                        </m:limLow>
-                      </m:den>
-                    </m:f>
-                    <m:r>
-                      <m:t>​</m:t>
-                    </m:r>
-                    <m:d>
-                      <m:dPr>
-                        <m:begChr m:val="("/>
-                        <m:sepChr m:val=""/>
-                        <m:endChr m:val=")"/>
-                        <m:grow/>
-                      </m:dPr>
-                      <m:e>
-                        <m:sSup>
-                          <m:e>
-                            <m:limLow>
-                              <m:e>
-                                <m:r>
-                                  <m:t>β</m:t>
-                                </m:r>
-                              </m:e>
-                              <m:lim>
-                                <m:r>
-                                  <m:rPr>
-                                    <m:sty m:val="p"/>
-                                  </m:rPr>
-                                  <m:t>∼</m:t>
-                                </m:r>
-                              </m:lim>
-                            </m:limLow>
-                          </m:e>
-                          <m:sup>
-                            <m:r>
-                              <m:rPr>
-                                <m:sty m:val="p"/>
-                              </m:rPr>
-                              <m:t>⊤</m:t>
-                            </m:r>
-                          </m:sup>
-                        </m:sSup>
-                        <m:r>
-                          <m:rPr>
-                            <m:sty m:val="bi"/>
-                          </m:rPr>
-                          <m:t>A</m:t>
-                        </m:r>
-                        <m:limLow>
-                          <m:e>
-                            <m:r>
-                              <m:t>β</m:t>
-                            </m:r>
-                          </m:e>
-                          <m:lim>
-                            <m:r>
-                              <m:rPr>
-                                <m:sty m:val="p"/>
-                              </m:rPr>
-                              <m:t>∼</m:t>
-                            </m:r>
-                          </m:lim>
-                        </m:limLow>
-                      </m:e>
-                    </m:d>
-                    <m:r>
-                      <m:t>​</m:t>
-                    </m:r>
-                    <m:r>
-                      <m:t>&amp;</m:t>
-                    </m:r>
-                    <m:r>
-                      <m:t>&amp;</m:t>
-                    </m:r>
-                    <m:r>
-                      <m:rPr>
-                        <m:nor/>
-                        <m:sty m:val="p"/>
-                      </m:rPr>
-                      <m:t>(</m:t>
-                    </m:r>
-                    <m:sSup>
-                      <m:e>
-                        <m:limLow>
-                          <m:e>
-                            <m:r>
-                              <m:t>y</m:t>
-                            </m:r>
-                          </m:e>
-                          <m:lim>
-                            <m:r>
-                              <m:rPr>
-                                <m:sty m:val="p"/>
-                              </m:rPr>
-                              <m:t>∼</m:t>
-                            </m:r>
-                          </m:lim>
-                        </m:limLow>
-                      </m:e>
-                      <m:sup>
-                        <m:r>
-                          <m:rPr>
-                            <m:sty m:val="p"/>
-                          </m:rPr>
-                          <m:t>⊤</m:t>
-                        </m:r>
-                      </m:sup>
-                    </m:sSup>
-                    <m:limLow>
-                      <m:e>
-                        <m:r>
-                          <m:t>y</m:t>
-                        </m:r>
-                      </m:e>
-                      <m:lim>
-                        <m:r>
-                          <m:rPr>
-                            <m:sty m:val="p"/>
-                          </m:rPr>
-                          <m:t>∼</m:t>
-                        </m:r>
-                      </m:lim>
-                    </m:limLow>
-                    <m:r>
-                      <m:rPr>
-                        <m:nor/>
-                        <m:sty m:val="p"/>
-                      </m:rPr>
-                      <m:t> does not depend on </m:t>
-                    </m:r>
-                    <m:limLow>
-                      <m:e>
-                        <m:r>
-                          <m:t>β</m:t>
-                        </m:r>
-                      </m:e>
-                      <m:lim>
-                        <m:r>
-                          <m:rPr>
-                            <m:sty m:val="p"/>
-                          </m:rPr>
-                          <m:t>∼</m:t>
-                        </m:r>
-                      </m:lim>
-                    </m:limLow>
-                    <m:r>
-                      <m:rPr>
-                        <m:nor/>
-                        <m:sty m:val="p"/>
-                      </m:rPr>
-                      <m:t>)</m:t>
-                    </m:r>
-                  </m:e>
-                  <m:e>
-                    <m:r>
-                      <m:t>&amp;</m:t>
-                    </m:r>
-                    <m:r>
-                      <m:rPr>
-                        <m:sty m:val="p"/>
-                      </m:rPr>
-                      <m:t>=</m:t>
-                    </m:r>
-                    <m:r>
-                      <m:rPr>
-                        <m:sty m:val="p"/>
-                      </m:rPr>
-                      <m:t>−</m:t>
-                    </m:r>
-                    <m:r>
-                      <m:t>2</m:t>
-                    </m:r>
-                    <m:sSup>
-                      <m:e>
-                        <m:r>
-                          <m:rPr>
-                            <m:sty m:val="bi"/>
-                          </m:rPr>
-                          <m:t>B</m:t>
-                        </m:r>
-                      </m:e>
-                      <m:sup>
-                        <m:r>
-                          <m:rPr>
-                            <m:sty m:val="p"/>
-                          </m:rPr>
-                          <m:t>⊤</m:t>
-                        </m:r>
-                      </m:sup>
-                    </m:sSup>
-                    <m:limLow>
-                      <m:e>
-                        <m:r>
-                          <m:t>y</m:t>
-                        </m:r>
-                      </m:e>
-                      <m:lim>
-                        <m:r>
-                          <m:rPr>
-                            <m:sty m:val="p"/>
-                          </m:rPr>
-                          <m:t>∼</m:t>
-                        </m:r>
-                      </m:lim>
-                    </m:limLow>
-                    <m:r>
-                      <m:rPr>
-                        <m:sty m:val="p"/>
-                      </m:rPr>
-                      <m:t>+</m:t>
-                    </m:r>
-                    <m:f>
-                      <m:fPr>
-                        <m:type m:val="bar"/>
-                      </m:fPr>
-                      <m:num>
-                        <m:r>
-                          <m:rPr>
-                            <m:sty m:val="p"/>
-                          </m:rPr>
-                          <m:t>∂</m:t>
-                        </m:r>
-                      </m:num>
-                      <m:den>
-                        <m:r>
-                          <m:rPr>
-                            <m:sty m:val="p"/>
-                          </m:rPr>
-                          <m:t>∂</m:t>
-                        </m:r>
-                        <m:limLow>
-                          <m:e>
-                            <m:r>
-                              <m:t>β</m:t>
-                            </m:r>
-                          </m:e>
-                          <m:lim>
-                            <m:r>
-                              <m:rPr>
-                                <m:sty m:val="p"/>
-                              </m:rPr>
-                              <m:t>∼</m:t>
-                            </m:r>
-                          </m:lim>
-                        </m:limLow>
-                      </m:den>
-                    </m:f>
-                    <m:r>
-                      <m:t>​</m:t>
-                    </m:r>
-                    <m:d>
-                      <m:dPr>
-                        <m:begChr m:val="("/>
-                        <m:sepChr m:val=""/>
-                        <m:endChr m:val=")"/>
-                        <m:grow/>
-                      </m:dPr>
-                      <m:e>
-                        <m:sSup>
-                          <m:e>
-                            <m:limLow>
-                              <m:e>
-                                <m:r>
-                                  <m:t>β</m:t>
-                                </m:r>
-                              </m:e>
-                              <m:lim>
-                                <m:r>
-                                  <m:rPr>
-                                    <m:sty m:val="p"/>
-                                  </m:rPr>
-                                  <m:t>∼</m:t>
-                                </m:r>
-                              </m:lim>
-                            </m:limLow>
-                          </m:e>
-                          <m:sup>
-                            <m:r>
-                              <m:rPr>
-                                <m:sty m:val="p"/>
-                              </m:rPr>
-                              <m:t>⊤</m:t>
-                            </m:r>
-                          </m:sup>
-                        </m:sSup>
-                        <m:r>
-                          <m:rPr>
-                            <m:sty m:val="bi"/>
-                          </m:rPr>
-                          <m:t>A</m:t>
-                        </m:r>
-                        <m:limLow>
-                          <m:e>
-                            <m:r>
-                              <m:t>β</m:t>
-                            </m:r>
-                          </m:e>
-                          <m:lim>
-                            <m:r>
-                              <m:rPr>
-                                <m:sty m:val="p"/>
-                              </m:rPr>
-                              <m:t>∼</m:t>
-                            </m:r>
-                          </m:lim>
-                        </m:limLow>
-                      </m:e>
-                    </m:d>
-                    <m:r>
-                      <m:t>​</m:t>
-                    </m:r>
-                    <m:r>
-                      <m:t>&amp;</m:t>
-                    </m:r>
-                    <m:r>
-                      <m:t>&amp;</m:t>
-                    </m:r>
-                    <m:r>
-                      <m:rPr>
-                        <m:nor/>
-                        <m:sty m:val="p"/>
-                      </m:rPr>
-                      <m:t>(gradient of a linear form: </m:t>
-                    </m:r>
-                    <m:f>
-                      <m:fPr>
-                        <m:type m:val="bar"/>
-                      </m:fPr>
-                      <m:num>
-                        <m:r>
-                          <m:rPr>
-                            <m:sty m:val="p"/>
-                          </m:rPr>
-                          <m:t>∂</m:t>
-                        </m:r>
-                      </m:num>
-                      <m:den>
-                        <m:r>
-                          <m:rPr>
-                            <m:sty m:val="p"/>
-                          </m:rPr>
-                          <m:t>∂</m:t>
-                        </m:r>
-                        <m:limLow>
-                          <m:e>
-                            <m:r>
-                              <m:t>β</m:t>
-                            </m:r>
-                          </m:e>
-                          <m:lim>
-                            <m:r>
-                              <m:rPr>
-                                <m:sty m:val="p"/>
-                              </m:rPr>
-                              <m:t>∼</m:t>
-                            </m:r>
-                          </m:lim>
-                        </m:limLow>
-                      </m:den>
-                    </m:f>
-                    <m:sSup>
-                      <m:e>
-                        <m:limLow>
-                          <m:e>
-                            <m:r>
-                              <m:t>β</m:t>
-                            </m:r>
-                          </m:e>
-                          <m:lim>
-                            <m:r>
-                              <m:rPr>
-                                <m:sty m:val="p"/>
-                              </m:rPr>
-                              <m:t>∼</m:t>
-                            </m:r>
-                          </m:lim>
-                        </m:limLow>
-                      </m:e>
-                      <m:sup>
-                        <m:r>
-                          <m:rPr>
-                            <m:sty m:val="p"/>
-                          </m:rPr>
-                          <m:t>⊤</m:t>
-                        </m:r>
-                      </m:sup>
-                    </m:sSup>
-                    <m:limLow>
-                      <m:e>
-                        <m:r>
-                          <m:t>c</m:t>
-                        </m:r>
-                      </m:e>
-                      <m:lim>
-                        <m:r>
-                          <m:rPr>
-                            <m:sty m:val="p"/>
-                          </m:rPr>
-                          <m:t>∼</m:t>
-                        </m:r>
-                      </m:lim>
-                    </m:limLow>
-                    <m:r>
-                      <m:rPr>
-                        <m:sty m:val="p"/>
-                      </m:rPr>
-                      <m:t>=</m:t>
-                    </m:r>
-                    <m:limLow>
-                      <m:e>
-                        <m:r>
-                          <m:t>c</m:t>
-                        </m:r>
-                      </m:e>
-                      <m:lim>
-                        <m:r>
-                          <m:rPr>
-                            <m:sty m:val="p"/>
-                          </m:rPr>
-                          <m:t>∼</m:t>
-                        </m:r>
-                      </m:lim>
-                    </m:limLow>
-                    <m:r>
-                      <m:rPr>
-                        <m:nor/>
-                        <m:sty m:val="p"/>
-                      </m:rPr>
-                      <m:t>)</m:t>
-                    </m:r>
-                  </m:e>
-                  <m:e>
-                    <m:r>
-                      <m:t>&amp;</m:t>
-                    </m:r>
-                    <m:r>
-                      <m:rPr>
-                        <m:sty m:val="p"/>
-                      </m:rPr>
-                      <m:t>=</m:t>
-                    </m:r>
-                    <m:r>
-                      <m:rPr>
-                        <m:sty m:val="p"/>
-                      </m:rPr>
-                      <m:t>−</m:t>
-                    </m:r>
-                    <m:r>
-                      <m:t>2</m:t>
-                    </m:r>
-                    <m:sSup>
-                      <m:e>
-                        <m:r>
-                          <m:rPr>
-                            <m:sty m:val="bi"/>
-                          </m:rPr>
-                          <m:t>B</m:t>
-                        </m:r>
-                      </m:e>
-                      <m:sup>
-                        <m:r>
-                          <m:rPr>
-                            <m:sty m:val="p"/>
-                          </m:rPr>
-                          <m:t>⊤</m:t>
-                        </m:r>
-                      </m:sup>
-                    </m:sSup>
-                    <m:limLow>
-                      <m:e>
-                        <m:r>
-                          <m:t>y</m:t>
-                        </m:r>
-                      </m:e>
-                      <m:lim>
-                        <m:r>
-                          <m:rPr>
-                            <m:sty m:val="p"/>
-                          </m:rPr>
-                          <m:t>∼</m:t>
-                        </m:r>
-                      </m:lim>
-                    </m:limLow>
-                    <m:r>
-                      <m:rPr>
-                        <m:sty m:val="p"/>
-                      </m:rPr>
-                      <m:t>+</m:t>
-                    </m:r>
-                    <m:r>
-                      <m:t>2</m:t>
-                    </m:r>
-                    <m:r>
-                      <m:rPr>
-                        <m:sty m:val="bi"/>
-                      </m:rPr>
-                      <m:t>A</m:t>
-                    </m:r>
-                    <m:limLow>
-                      <m:e>
-                        <m:r>
-                          <m:t>β</m:t>
-                        </m:r>
-                      </m:e>
-                      <m:lim>
-                        <m:r>
-                          <m:rPr>
-                            <m:sty m:val="p"/>
-                          </m:rPr>
-                          <m:t>∼</m:t>
-                        </m:r>
-                      </m:lim>
-                    </m:limLow>
-                    <m:r>
-                      <m:t>&amp;</m:t>
-                    </m:r>
-                    <m:r>
-                      <m:t>&amp;</m:t>
-                    </m:r>
-                    <m:r>
-                      <m:rPr>
-                        <m:nor/>
-                        <m:sty m:val="p"/>
-                      </m:rPr>
-                      <m:t>(gradient of a symmetric quadratic form)</m:t>
-                    </m:r>
-                  </m:e>
-                </m:eqArr>
-              </m:oMath>
-            </m:oMathPara>
+            <w:r>
+              <w:t xml:space="preserve">$$
+    \begin{aligned}
+    \underbrace{\frac{\partial}{\partial \mathord{\smash[b]{\underset{\raise.3ex\hbox{$\scriptstyle\sim$}}{\beta}}\vphantom{\beta}}}\text{PRSS}_\lambda(\mathord{\smash[b]{\underset{\raise.3ex\hbox{$\scriptstyle\sim$}}{\beta}}\vphantom{\beta}})}_{q \times 1}
+    &amp;= \frac{\partial}{\partial \mathord{\smash[b]{\underset{\raise.3ex\hbox{$\scriptstyle\sim$}}{\beta}}\vphantom{\beta}}}\mathopen{}\left(-2{\mathord{\smash[b]{\underset{\raise.3ex\hbox{$\scriptstyle\sim$}}{\beta}}\vphantom{\beta}}}^{\top}{\mathbf{B}}^{\top}\mathord{\smash[b]{\underset{\raise.3ex\hbox{$\scriptstyle\sim$}}{y}}\vphantom{y}}\right)\mathclose{} + \frac{\partial}{\partial \mathord{\smash[b]{\underset{\raise.3ex\hbox{$\scriptstyle\sim$}}{\beta}}\vphantom{\beta}}}\mathopen{}\left({\mathord{\smash[b]{\underset{\raise.3ex\hbox{$\scriptstyle\sim$}}{\beta}}\vphantom{\beta}}}^{\top}\mathbf{A}\mathord{\smash[b]{\underset{\raise.3ex\hbox{$\scriptstyle\sim$}}{\beta}}\vphantom{\beta}}\right)\mathclose{}
+    &amp;&amp; \text{(} {\mathord{\smash[b]{\underset{\raise.3ex\hbox{$\scriptstyle\sim$}}{y}}\vphantom{y}}}^{\top}\mathord{\smash[b]{\underset{\raise.3ex\hbox{$\scriptstyle\sim$}}{y}}\vphantom{y}}\text{ does not depend on } \mathord{\smash[b]{\underset{\raise.3ex\hbox{$\scriptstyle\sim$}}{\beta}}\vphantom{\beta}}\text{)}
+    \\ &amp;= -2{\mathbf{B}}^{\top}\mathord{\smash[b]{\underset{\raise.3ex\hbox{$\scriptstyle\sim$}}{y}}\vphantom{y}}+ \frac{\partial}{\partial \mathord{\smash[b]{\underset{\raise.3ex\hbox{$\scriptstyle\sim$}}{\beta}}\vphantom{\beta}}}\mathopen{}\left({\mathord{\smash[b]{\underset{\raise.3ex\hbox{$\scriptstyle\sim$}}{\beta}}\vphantom{\beta}}}^{\top}\mathbf{A}\mathord{\smash[b]{\underset{\raise.3ex\hbox{$\scriptstyle\sim$}}{\beta}}\vphantom{\beta}}\right)\mathclose{}
+    &amp;&amp; \text{(gradient of a linear form: } \frac{\partial}{\partial \mathord{\smash[b]{\underset{\raise.3ex\hbox{$\scriptstyle\sim$}}{\beta}}\vphantom{\beta}}}{\mathord{\smash[b]{\underset{\raise.3ex\hbox{$\scriptstyle\sim$}}{\beta}}\vphantom{\beta}}}^{\top}\mathord{\smash[b]{\underset{\raise.3ex\hbox{$\scriptstyle\sim$}}{c}}\vphantom{c}} = \mathord{\smash[b]{\underset{\raise.3ex\hbox{$\scriptstyle\sim$}}{c}}\vphantom{c}}\text{)}
+    \\ &amp;= -2{\mathbf{B}}^{\top}\mathord{\smash[b]{\underset{\raise.3ex\hbox{$\scriptstyle\sim$}}{y}}\vphantom{y}}+ 2\mathbf{A}\mathord{\smash[b]{\underset{\raise.3ex\hbox{$\scriptstyle\sim$}}{\beta}}\vphantom{\beta}}
+    &amp;&amp; \text{(gradient of a symmetric quadratic form)}
+    \end{aligned}
+    $$</w:t>
+            </w:r>
           </w:p>
           <w:p>
             <w:pPr>
@@ -21778,461 +19524,20 @@
             <w:pPr>
               <w:pStyle w:val="BodyText"/>
             </w:pPr>
-            <m:oMathPara>
-              <m:oMathParaPr>
-                <m:jc m:val="center"/>
-              </m:oMathParaPr>
-              <m:oMath>
-                <m:eqArr>
-                  <m:e>
-                    <m:r>
-                      <m:rPr>
-                        <m:sty m:val="p"/>
-                      </m:rPr>
-                      <m:t>−</m:t>
-                    </m:r>
-                    <m:r>
-                      <m:t>2</m:t>
-                    </m:r>
-                    <m:sSup>
-                      <m:e>
-                        <m:r>
-                          <m:rPr>
-                            <m:sty m:val="bi"/>
-                          </m:rPr>
-                          <m:t>B</m:t>
-                        </m:r>
-                      </m:e>
-                      <m:sup>
-                        <m:r>
-                          <m:rPr>
-                            <m:sty m:val="p"/>
-                          </m:rPr>
-                          <m:t>⊤</m:t>
-                        </m:r>
-                      </m:sup>
-                    </m:sSup>
-                    <m:limLow>
-                      <m:e>
-                        <m:r>
-                          <m:t>y</m:t>
-                        </m:r>
-                      </m:e>
-                      <m:lim>
-                        <m:r>
-                          <m:rPr>
-                            <m:sty m:val="p"/>
-                          </m:rPr>
-                          <m:t>∼</m:t>
-                        </m:r>
-                      </m:lim>
-                    </m:limLow>
-                    <m:r>
-                      <m:rPr>
-                        <m:sty m:val="p"/>
-                      </m:rPr>
-                      <m:t>+</m:t>
-                    </m:r>
-                    <m:r>
-                      <m:t>2</m:t>
-                    </m:r>
-                    <m:r>
-                      <m:rPr>
-                        <m:sty m:val="bi"/>
-                      </m:rPr>
-                      <m:t>A</m:t>
-                    </m:r>
-                    <m:limLow>
-                      <m:e>
-                        <m:r>
-                          <m:t>β</m:t>
-                        </m:r>
-                      </m:e>
-                      <m:lim>
-                        <m:r>
-                          <m:rPr>
-                            <m:sty m:val="p"/>
-                          </m:rPr>
-                          <m:t>∼</m:t>
-                        </m:r>
-                      </m:lim>
-                    </m:limLow>
-                    <m:r>
-                      <m:t>&amp;</m:t>
-                    </m:r>
-                    <m:r>
-                      <m:rPr>
-                        <m:sty m:val="p"/>
-                      </m:rPr>
-                      <m:t>=</m:t>
-                    </m:r>
-                    <m:sSub>
-                      <m:e>
-                        <m:r>
-                          <m:rPr>
-                            <m:sty m:val="b"/>
-                          </m:rPr>
-                          <m:t>0</m:t>
-                        </m:r>
-                      </m:e>
-                      <m:sub>
-                        <m:r>
-                          <m:t>q</m:t>
-                        </m:r>
-                        <m:r>
-                          <m:rPr>
-                            <m:sty m:val="p"/>
-                          </m:rPr>
-                          <m:t>×</m:t>
-                        </m:r>
-                        <m:r>
-                          <m:t>1</m:t>
-                        </m:r>
-                      </m:sub>
-                    </m:sSub>
-                    <m:r>
-                      <m:t>&amp;</m:t>
-                    </m:r>
-                    <m:r>
-                      <m:t>&amp;</m:t>
-                    </m:r>
-                    <m:r>
-                      <m:rPr>
-                        <m:nor/>
-                        <m:sty m:val="p"/>
-                      </m:rPr>
-                      <m:t>(set the gradient to zero)</m:t>
-                    </m:r>
-                  </m:e>
-                  <m:e>
-                    <m:r>
-                      <m:t>2</m:t>
-                    </m:r>
-                    <m:r>
-                      <m:rPr>
-                        <m:sty m:val="bi"/>
-                      </m:rPr>
-                      <m:t>A</m:t>
-                    </m:r>
-                    <m:limLow>
-                      <m:e>
-                        <m:r>
-                          <m:t>β</m:t>
-                        </m:r>
-                      </m:e>
-                      <m:lim>
-                        <m:r>
-                          <m:rPr>
-                            <m:sty m:val="p"/>
-                          </m:rPr>
-                          <m:t>∼</m:t>
-                        </m:r>
-                      </m:lim>
-                    </m:limLow>
-                    <m:r>
-                      <m:t>&amp;</m:t>
-                    </m:r>
-                    <m:r>
-                      <m:rPr>
-                        <m:sty m:val="p"/>
-                      </m:rPr>
-                      <m:t>=</m:t>
-                    </m:r>
-                    <m:r>
-                      <m:t>2</m:t>
-                    </m:r>
-                    <m:sSup>
-                      <m:e>
-                        <m:r>
-                          <m:rPr>
-                            <m:sty m:val="bi"/>
-                          </m:rPr>
-                          <m:t>B</m:t>
-                        </m:r>
-                      </m:e>
-                      <m:sup>
-                        <m:r>
-                          <m:rPr>
-                            <m:sty m:val="p"/>
-                          </m:rPr>
-                          <m:t>⊤</m:t>
-                        </m:r>
-                      </m:sup>
-                    </m:sSup>
-                    <m:limLow>
-                      <m:e>
-                        <m:r>
-                          <m:t>y</m:t>
-                        </m:r>
-                      </m:e>
-                      <m:lim>
-                        <m:r>
-                          <m:rPr>
-                            <m:sty m:val="p"/>
-                          </m:rPr>
-                          <m:t>∼</m:t>
-                        </m:r>
-                      </m:lim>
-                    </m:limLow>
-                    <m:r>
-                      <m:t>&amp;</m:t>
-                    </m:r>
-                    <m:r>
-                      <m:t>&amp;</m:t>
-                    </m:r>
-                    <m:r>
-                      <m:rPr>
-                        <m:nor/>
-                        <m:sty m:val="p"/>
-                      </m:rPr>
-                      <m:t>(add </m:t>
-                    </m:r>
-                    <m:r>
-                      <m:t>2</m:t>
-                    </m:r>
-                    <m:sSup>
-                      <m:e>
-                        <m:r>
-                          <m:rPr>
-                            <m:sty m:val="bi"/>
-                          </m:rPr>
-                          <m:t>B</m:t>
-                        </m:r>
-                      </m:e>
-                      <m:sup>
-                        <m:r>
-                          <m:rPr>
-                            <m:sty m:val="p"/>
-                          </m:rPr>
-                          <m:t>⊤</m:t>
-                        </m:r>
-                      </m:sup>
-                    </m:sSup>
-                    <m:limLow>
-                      <m:e>
-                        <m:r>
-                          <m:t>y</m:t>
-                        </m:r>
-                      </m:e>
-                      <m:lim>
-                        <m:r>
-                          <m:rPr>
-                            <m:sty m:val="p"/>
-                          </m:rPr>
-                          <m:t>∼</m:t>
-                        </m:r>
-                      </m:lim>
-                    </m:limLow>
-                    <m:r>
-                      <m:rPr>
-                        <m:nor/>
-                        <m:sty m:val="p"/>
-                      </m:rPr>
-                      <m:t> to both sides)</m:t>
-                    </m:r>
-                  </m:e>
-                  <m:e>
-                    <m:r>
-                      <m:rPr>
-                        <m:sty m:val="bi"/>
-                      </m:rPr>
-                      <m:t>A</m:t>
-                    </m:r>
-                    <m:limLow>
-                      <m:e>
-                        <m:r>
-                          <m:t>β</m:t>
-                        </m:r>
-                      </m:e>
-                      <m:lim>
-                        <m:r>
-                          <m:rPr>
-                            <m:sty m:val="p"/>
-                          </m:rPr>
-                          <m:t>∼</m:t>
-                        </m:r>
-                      </m:lim>
-                    </m:limLow>
-                    <m:r>
-                      <m:t>&amp;</m:t>
-                    </m:r>
-                    <m:r>
-                      <m:rPr>
-                        <m:sty m:val="p"/>
-                      </m:rPr>
-                      <m:t>=</m:t>
-                    </m:r>
-                    <m:sSup>
-                      <m:e>
-                        <m:r>
-                          <m:rPr>
-                            <m:sty m:val="bi"/>
-                          </m:rPr>
-                          <m:t>B</m:t>
-                        </m:r>
-                      </m:e>
-                      <m:sup>
-                        <m:r>
-                          <m:rPr>
-                            <m:sty m:val="p"/>
-                          </m:rPr>
-                          <m:t>⊤</m:t>
-                        </m:r>
-                      </m:sup>
-                    </m:sSup>
-                    <m:limLow>
-                      <m:e>
-                        <m:r>
-                          <m:t>y</m:t>
-                        </m:r>
-                      </m:e>
-                      <m:lim>
-                        <m:r>
-                          <m:rPr>
-                            <m:sty m:val="p"/>
-                          </m:rPr>
-                          <m:t>∼</m:t>
-                        </m:r>
-                      </m:lim>
-                    </m:limLow>
-                    <m:r>
-                      <m:t>&amp;</m:t>
-                    </m:r>
-                    <m:r>
-                      <m:t>&amp;</m:t>
-                    </m:r>
-                    <m:r>
-                      <m:rPr>
-                        <m:nor/>
-                        <m:sty m:val="p"/>
-                      </m:rPr>
-                      <m:t>(divide by 2)</m:t>
-                    </m:r>
-                  </m:e>
-                  <m:e>
-                    <m:limLow>
-                      <m:e>
-                        <m:r>
-                          <m:t>β</m:t>
-                        </m:r>
-                      </m:e>
-                      <m:lim>
-                        <m:r>
-                          <m:rPr>
-                            <m:sty m:val="p"/>
-                          </m:rPr>
-                          <m:t>∼</m:t>
-                        </m:r>
-                      </m:lim>
-                    </m:limLow>
-                    <m:r>
-                      <m:t>&amp;</m:t>
-                    </m:r>
-                    <m:r>
-                      <m:rPr>
-                        <m:sty m:val="p"/>
-                      </m:rPr>
-                      <m:t>=</m:t>
-                    </m:r>
-                    <m:sSup>
-                      <m:e>
-                        <m:r>
-                          <m:rPr>
-                            <m:sty m:val="bi"/>
-                          </m:rPr>
-                          <m:t>A</m:t>
-                        </m:r>
-                      </m:e>
-                      <m:sup>
-                        <m:r>
-                          <m:rPr>
-                            <m:sty m:val="p"/>
-                          </m:rPr>
-                          <m:t>−</m:t>
-                        </m:r>
-                        <m:r>
-                          <m:t>1</m:t>
-                        </m:r>
-                      </m:sup>
-                    </m:sSup>
-                    <m:sSup>
-                      <m:e>
-                        <m:r>
-                          <m:rPr>
-                            <m:sty m:val="bi"/>
-                          </m:rPr>
-                          <m:t>B</m:t>
-                        </m:r>
-                      </m:e>
-                      <m:sup>
-                        <m:r>
-                          <m:rPr>
-                            <m:sty m:val="p"/>
-                          </m:rPr>
-                          <m:t>⊤</m:t>
-                        </m:r>
-                      </m:sup>
-                    </m:sSup>
-                    <m:limLow>
-                      <m:e>
-                        <m:r>
-                          <m:t>y</m:t>
-                        </m:r>
-                      </m:e>
-                      <m:lim>
-                        <m:r>
-                          <m:rPr>
-                            <m:sty m:val="p"/>
-                          </m:rPr>
-                          <m:t>∼</m:t>
-                        </m:r>
-                      </m:lim>
-                    </m:limLow>
-                    <m:r>
-                      <m:t>&amp;</m:t>
-                    </m:r>
-                    <m:r>
-                      <m:t>&amp;</m:t>
-                    </m:r>
-                    <m:r>
-                      <m:rPr>
-                        <m:nor/>
-                        <m:sty m:val="p"/>
-                      </m:rPr>
-                      <m:t>(multiply on the left by </m:t>
-                    </m:r>
-                    <m:sSup>
-                      <m:e>
-                        <m:r>
-                          <m:rPr>
-                            <m:sty m:val="bi"/>
-                          </m:rPr>
-                          <m:t>A</m:t>
-                        </m:r>
-                      </m:e>
-                      <m:sup>
-                        <m:r>
-                          <m:rPr>
-                            <m:sty m:val="p"/>
-                          </m:rPr>
-                          <m:t>−</m:t>
-                        </m:r>
-                        <m:r>
-                          <m:t>1</m:t>
-                        </m:r>
-                      </m:sup>
-                    </m:sSup>
-                    <m:r>
-                      <m:rPr>
-                        <m:nor/>
-                        <m:sty m:val="p"/>
-                      </m:rPr>
-                      <m:t>)</m:t>
-                    </m:r>
-                  </m:e>
-                </m:eqArr>
-              </m:oMath>
-            </m:oMathPara>
+            <w:r>
+              <w:t xml:space="preserve">$$
+    \begin{aligned}
+    -2{\mathbf{B}}^{\top}\mathord{\smash[b]{\underset{\raise.3ex\hbox{$\scriptstyle\sim$}}{y}}\vphantom{y}}+ 2\mathbf{A}\mathord{\smash[b]{\underset{\raise.3ex\hbox{$\scriptstyle\sim$}}{\beta}}\vphantom{\beta}}&amp;= \mathbf{0}_{q \times 1}
+    &amp;&amp; \text{(set the gradient to zero)}
+    \\ 2\mathbf{A}\mathord{\smash[b]{\underset{\raise.3ex\hbox{$\scriptstyle\sim$}}{\beta}}\vphantom{\beta}}&amp;= 2{\mathbf{B}}^{\top}\mathord{\smash[b]{\underset{\raise.3ex\hbox{$\scriptstyle\sim$}}{y}}\vphantom{y}}
+    &amp;&amp; \text{(add } 2{\mathbf{B}}^{\top}\mathord{\smash[b]{\underset{\raise.3ex\hbox{$\scriptstyle\sim$}}{y}}\vphantom{y}}\text{ to both sides)}
+    \\ \mathbf{A}\mathord{\smash[b]{\underset{\raise.3ex\hbox{$\scriptstyle\sim$}}{\beta}}\vphantom{\beta}}&amp;= {\mathbf{B}}^{\top}\mathord{\smash[b]{\underset{\raise.3ex\hbox{$\scriptstyle\sim$}}{y}}\vphantom{y}}
+    &amp;&amp; \text{(divide by 2)}
+    \\ \mathord{\smash[b]{\underset{\raise.3ex\hbox{$\scriptstyle\sim$}}{\beta}}\vphantom{\beta}}&amp;= \mathbf{A}^{-1}{\mathbf{B}}^{\top}\mathord{\smash[b]{\underset{\raise.3ex\hbox{$\scriptstyle\sim$}}{y}}\vphantom{y}}
+    &amp;&amp; \text{(multiply on the left by } \mathbf{A}^{-1}\text{)}
+    \end{aligned}
+    $$</w:t>
+            </w:r>
           </w:p>
           <w:p>
             <w:pPr>
@@ -22276,273 +19581,92 @@
             <w:r>
               <w:t xml:space="preserve"> </w:t>
             </w:r>
+            <w:r>
+              <w:t xml:space="preserve">$\mathord{\smash[b]{\underset{\raise.3ex\hbox{$\scriptstyle\sim$}}{v}}\vphantom{v}} \ne \mathbf{0}_{q \times 1}$</w:t>
+            </w:r>
+            <w:r>
+              <w:t xml:space="preserve">,</w:t>
+            </w:r>
+            <w:r>
+              <w:t xml:space="preserve"> </w:t>
+            </w:r>
+            <w:r>
+              <w:t xml:space="preserve">${\mathord{\smash[b]{\underset{\raise.3ex\hbox{$\scriptstyle\sim$}}{v}}\vphantom{v}}}^{\top}\mathbf{A}\mathord{\smash[b]{\underset{\raise.3ex\hbox{$\scriptstyle\sim$}}{v}}\vphantom{v}}
+    = {(\mathbf{B}\mathord{\smash[b]{\underset{\raise.3ex\hbox{$\scriptstyle\sim$}}{v}}\vphantom{v}})}^{\top}(\mathbf{B}\mathord{\smash[b]{\underset{\raise.3ex\hbox{$\scriptstyle\sim$}}{v}}\vphantom{v}}) + \lambda{\mathord{\smash[b]{\underset{\raise.3ex\hbox{$\scriptstyle\sim$}}{v}}\vphantom{v}}}^{\top}\mathbf{P}\mathord{\smash[b]{\underset{\raise.3ex\hbox{$\scriptstyle\sim$}}{v}}\vphantom{v}} \ge 0$</w:t>
+            </w:r>
+            <w:r>
+              <w:t xml:space="preserve">,</w:t>
+            </w:r>
+            <w:r>
+              <w:t xml:space="preserve"> </w:t>
+            </w:r>
+            <w:r>
+              <w:t xml:space="preserve">since both terms are nonnegative.</w:t>
+            </w:r>
+            <w:r>
+              <w:t xml:space="preserve"> </w:t>
+            </w:r>
+            <w:r>
+              <w:t xml:space="preserve">If equality held, then</w:t>
+            </w:r>
+            <w:r>
+              <w:t xml:space="preserve"> </w:t>
+            </w:r>
+            <w:r>
+              <w:t xml:space="preserve">$\mathbf{A}\mathord{\smash[b]{\underset{\raise.3ex\hbox{$\scriptstyle\sim$}}{v}}\vphantom{v}} = \mathbf{0}_{q \times 1}$</w:t>
+            </w:r>
+            <w:r>
+              <w:t xml:space="preserve">,</w:t>
+            </w:r>
+            <w:r>
+              <w:t xml:space="preserve"> </w:t>
+            </w:r>
+            <w:r>
+              <w:t xml:space="preserve">because</w:t>
+            </w:r>
+            <w:r>
+              <w:t xml:space="preserve"> </w:t>
+            </w:r>
+            <w:r>
+              <w:t xml:space="preserve">${\mathord{\smash[b]{\underset{\raise.3ex\hbox{$\scriptstyle\sim$}}{v}}\vphantom{v}}}^{\top}\mathbf{A}\mathord{\smash[b]{\underset{\raise.3ex\hbox{$\scriptstyle\sim$}}{v}}\vphantom{v}} = 0$</w:t>
+            </w:r>
+            <w:r>
+              <w:t xml:space="preserve"> </w:t>
+            </w:r>
+            <w:r>
+              <w:t xml:space="preserve">implies</w:t>
+            </w:r>
+            <w:r>
+              <w:t xml:space="preserve"> </w:t>
+            </w:r>
+            <w:r>
+              <w:t xml:space="preserve">$\mathbf{A}\mathord{\smash[b]{\underset{\raise.3ex\hbox{$\scriptstyle\sim$}}{v}}\vphantom{v}} = \mathbf{0}_{q \times 1}$</w:t>
+            </w:r>
+            <w:r>
+              <w:t xml:space="preserve"> </w:t>
+            </w:r>
+            <w:r>
+              <w:t xml:space="preserve">for a positive semidefinite matrix</w:t>
+            </w:r>
+            <w:r>
+              <w:t xml:space="preserve"> </w:t>
+            </w:r>
             <m:oMath>
-              <m:limLow>
-                <m:e>
-                  <m:r>
-                    <m:t>v</m:t>
-                  </m:r>
-                </m:e>
-                <m:lim>
-                  <m:r>
-                    <m:rPr>
-                      <m:sty m:val="p"/>
-                    </m:rPr>
-                    <m:t>∼</m:t>
-                  </m:r>
-                </m:lim>
-              </m:limLow>
-              <m:r>
-                <m:rPr>
-                  <m:sty m:val="p"/>
-                </m:rPr>
-                <m:t>≠</m:t>
-              </m:r>
-              <m:sSub>
-                <m:e>
-                  <m:r>
-                    <m:rPr>
-                      <m:sty m:val="b"/>
-                    </m:rPr>
-                    <m:t>0</m:t>
-                  </m:r>
-                </m:e>
-                <m:sub>
-                  <m:r>
-                    <m:t>q</m:t>
-                  </m:r>
-                  <m:r>
-                    <m:rPr>
-                      <m:sty m:val="p"/>
-                    </m:rPr>
-                    <m:t>×</m:t>
-                  </m:r>
-                  <m:r>
-                    <m:t>1</m:t>
-                  </m:r>
-                </m:sub>
-              </m:sSub>
-            </m:oMath>
-            <w:r>
-              <w:t xml:space="preserve">,</w:t>
-            </w:r>
-            <w:r>
-              <w:t xml:space="preserve"> </w:t>
-            </w:r>
-            <m:oMath>
-              <m:sSup>
-                <m:e>
-                  <m:limLow>
-                    <m:e>
-                      <m:r>
-                        <m:t>v</m:t>
-                      </m:r>
-                    </m:e>
-                    <m:lim>
-                      <m:r>
-                        <m:rPr>
-                          <m:sty m:val="p"/>
-                        </m:rPr>
-                        <m:t>∼</m:t>
-                      </m:r>
-                    </m:lim>
-                  </m:limLow>
-                </m:e>
-                <m:sup>
-                  <m:r>
-                    <m:rPr>
-                      <m:sty m:val="p"/>
-                    </m:rPr>
-                    <m:t>⊤</m:t>
-                  </m:r>
-                </m:sup>
-              </m:sSup>
               <m:r>
                 <m:rPr>
                   <m:sty m:val="bi"/>
                 </m:rPr>
                 <m:t>A</m:t>
               </m:r>
-              <m:limLow>
-                <m:e>
-                  <m:r>
-                    <m:t>v</m:t>
-                  </m:r>
-                </m:e>
-                <m:lim>
-                  <m:r>
-                    <m:rPr>
-                      <m:sty m:val="p"/>
-                    </m:rPr>
-                    <m:t>∼</m:t>
-                  </m:r>
-                </m:lim>
-              </m:limLow>
-              <m:r>
-                <m:rPr>
-                  <m:sty m:val="p"/>
-                </m:rPr>
-                <m:t>=</m:t>
-              </m:r>
-              <m:sSup>
-                <m:e>
-                  <m:r>
-                    <m:rPr>
-                      <m:sty m:val="p"/>
-                    </m:rPr>
-                    <m:t>(</m:t>
-                  </m:r>
-                  <m:r>
-                    <m:rPr>
-                      <m:sty m:val="bi"/>
-                    </m:rPr>
-                    <m:t>B</m:t>
-                  </m:r>
-                  <m:limLow>
-                    <m:e>
-                      <m:r>
-                        <m:t>v</m:t>
-                      </m:r>
-                    </m:e>
-                    <m:lim>
-                      <m:r>
-                        <m:rPr>
-                          <m:sty m:val="p"/>
-                        </m:rPr>
-                        <m:t>∼</m:t>
-                      </m:r>
-                    </m:lim>
-                  </m:limLow>
-                  <m:r>
-                    <m:rPr>
-                      <m:sty m:val="p"/>
-                    </m:rPr>
-                    <m:t>)</m:t>
-                  </m:r>
-                </m:e>
-                <m:sup>
-                  <m:r>
-                    <m:rPr>
-                      <m:sty m:val="p"/>
-                    </m:rPr>
-                    <m:t>⊤</m:t>
-                  </m:r>
-                </m:sup>
-              </m:sSup>
-              <m:r>
-                <m:rPr>
-                  <m:sty m:val="p"/>
-                </m:rPr>
-                <m:t>(</m:t>
-              </m:r>
-              <m:r>
-                <m:rPr>
-                  <m:sty m:val="bi"/>
-                </m:rPr>
-                <m:t>B</m:t>
-              </m:r>
-              <m:limLow>
-                <m:e>
-                  <m:r>
-                    <m:t>v</m:t>
-                  </m:r>
-                </m:e>
-                <m:lim>
-                  <m:r>
-                    <m:rPr>
-                      <m:sty m:val="p"/>
-                    </m:rPr>
-                    <m:t>∼</m:t>
-                  </m:r>
-                </m:lim>
-              </m:limLow>
-              <m:r>
-                <m:rPr>
-                  <m:sty m:val="p"/>
-                </m:rPr>
-                <m:t>)</m:t>
-              </m:r>
-              <m:r>
-                <m:rPr>
-                  <m:sty m:val="p"/>
-                </m:rPr>
-                <m:t>+</m:t>
-              </m:r>
-              <m:r>
-                <m:t>λ</m:t>
-              </m:r>
-              <m:sSup>
-                <m:e>
-                  <m:limLow>
-                    <m:e>
-                      <m:r>
-                        <m:t>v</m:t>
-                      </m:r>
-                    </m:e>
-                    <m:lim>
-                      <m:r>
-                        <m:rPr>
-                          <m:sty m:val="p"/>
-                        </m:rPr>
-                        <m:t>∼</m:t>
-                      </m:r>
-                    </m:lim>
-                  </m:limLow>
-                </m:e>
-                <m:sup>
-                  <m:r>
-                    <m:rPr>
-                      <m:sty m:val="p"/>
-                    </m:rPr>
-                    <m:t>⊤</m:t>
-                  </m:r>
-                </m:sup>
-              </m:sSup>
-              <m:r>
-                <m:rPr>
-                  <m:sty m:val="bi"/>
-                </m:rPr>
-                <m:t>P</m:t>
-              </m:r>
-              <m:limLow>
-                <m:e>
-                  <m:r>
-                    <m:t>v</m:t>
-                  </m:r>
-                </m:e>
-                <m:lim>
-                  <m:r>
-                    <m:rPr>
-                      <m:sty m:val="p"/>
-                    </m:rPr>
-                    <m:t>∼</m:t>
-                  </m:r>
-                </m:lim>
-              </m:limLow>
-              <m:r>
-                <m:rPr>
-                  <m:sty m:val="p"/>
-                </m:rPr>
-                <m:t>≥</m:t>
-              </m:r>
-              <m:r>
-                <m:t>0</m:t>
-              </m:r>
             </m:oMath>
             <w:r>
-              <w:t xml:space="preserve">,</w:t>
-            </w:r>
-            <w:r>
-              <w:t xml:space="preserve"> </w:t>
-            </w:r>
-            <w:r>
-              <w:t xml:space="preserve">since both terms are nonnegative.</w:t>
-            </w:r>
-            <w:r>
-              <w:t xml:space="preserve"> </w:t>
-            </w:r>
-            <w:r>
-              <w:t xml:space="preserve">If equality held, then</w:t>
+              <w:t xml:space="preserve">;</w:t>
+            </w:r>
+            <w:r>
+              <w:t xml:space="preserve"> </w:t>
+            </w:r>
+            <w:r>
+              <w:t xml:space="preserve">that would contradict the invertibility of</w:t>
             </w:r>
             <w:r>
               <w:t xml:space="preserve"> </w:t>
@@ -22554,223 +19678,8 @@
                 </m:rPr>
                 <m:t>A</m:t>
               </m:r>
-              <m:limLow>
-                <m:e>
-                  <m:r>
-                    <m:t>v</m:t>
-                  </m:r>
-                </m:e>
-                <m:lim>
-                  <m:r>
-                    <m:rPr>
-                      <m:sty m:val="p"/>
-                    </m:rPr>
-                    <m:t>∼</m:t>
-                  </m:r>
-                </m:lim>
-              </m:limLow>
-              <m:r>
-                <m:rPr>
-                  <m:sty m:val="p"/>
-                </m:rPr>
-                <m:t>=</m:t>
-              </m:r>
-              <m:sSub>
-                <m:e>
-                  <m:r>
-                    <m:rPr>
-                      <m:sty m:val="b"/>
-                    </m:rPr>
-                    <m:t>0</m:t>
-                  </m:r>
-                </m:e>
-                <m:sub>
-                  <m:r>
-                    <m:t>q</m:t>
-                  </m:r>
-                  <m:r>
-                    <m:rPr>
-                      <m:sty m:val="p"/>
-                    </m:rPr>
-                    <m:t>×</m:t>
-                  </m:r>
-                  <m:r>
-                    <m:t>1</m:t>
-                  </m:r>
-                </m:sub>
-              </m:sSub>
             </m:oMath>
             <w:r>
-              <w:t xml:space="preserve">,</w:t>
-            </w:r>
-            <w:r>
-              <w:t xml:space="preserve"> </w:t>
-            </w:r>
-            <w:r>
-              <w:t xml:space="preserve">because</w:t>
-            </w:r>
-            <w:r>
-              <w:t xml:space="preserve"> </w:t>
-            </w:r>
-            <m:oMath>
-              <m:sSup>
-                <m:e>
-                  <m:limLow>
-                    <m:e>
-                      <m:r>
-                        <m:t>v</m:t>
-                      </m:r>
-                    </m:e>
-                    <m:lim>
-                      <m:r>
-                        <m:rPr>
-                          <m:sty m:val="p"/>
-                        </m:rPr>
-                        <m:t>∼</m:t>
-                      </m:r>
-                    </m:lim>
-                  </m:limLow>
-                </m:e>
-                <m:sup>
-                  <m:r>
-                    <m:rPr>
-                      <m:sty m:val="p"/>
-                    </m:rPr>
-                    <m:t>⊤</m:t>
-                  </m:r>
-                </m:sup>
-              </m:sSup>
-              <m:r>
-                <m:rPr>
-                  <m:sty m:val="bi"/>
-                </m:rPr>
-                <m:t>A</m:t>
-              </m:r>
-              <m:limLow>
-                <m:e>
-                  <m:r>
-                    <m:t>v</m:t>
-                  </m:r>
-                </m:e>
-                <m:lim>
-                  <m:r>
-                    <m:rPr>
-                      <m:sty m:val="p"/>
-                    </m:rPr>
-                    <m:t>∼</m:t>
-                  </m:r>
-                </m:lim>
-              </m:limLow>
-              <m:r>
-                <m:rPr>
-                  <m:sty m:val="p"/>
-                </m:rPr>
-                <m:t>=</m:t>
-              </m:r>
-              <m:r>
-                <m:t>0</m:t>
-              </m:r>
-            </m:oMath>
-            <w:r>
-              <w:t xml:space="preserve"> </w:t>
-            </w:r>
-            <w:r>
-              <w:t xml:space="preserve">implies</w:t>
-            </w:r>
-            <w:r>
-              <w:t xml:space="preserve"> </w:t>
-            </w:r>
-            <m:oMath>
-              <m:r>
-                <m:rPr>
-                  <m:sty m:val="bi"/>
-                </m:rPr>
-                <m:t>A</m:t>
-              </m:r>
-              <m:limLow>
-                <m:e>
-                  <m:r>
-                    <m:t>v</m:t>
-                  </m:r>
-                </m:e>
-                <m:lim>
-                  <m:r>
-                    <m:rPr>
-                      <m:sty m:val="p"/>
-                    </m:rPr>
-                    <m:t>∼</m:t>
-                  </m:r>
-                </m:lim>
-              </m:limLow>
-              <m:r>
-                <m:rPr>
-                  <m:sty m:val="p"/>
-                </m:rPr>
-                <m:t>=</m:t>
-              </m:r>
-              <m:sSub>
-                <m:e>
-                  <m:r>
-                    <m:rPr>
-                      <m:sty m:val="b"/>
-                    </m:rPr>
-                    <m:t>0</m:t>
-                  </m:r>
-                </m:e>
-                <m:sub>
-                  <m:r>
-                    <m:t>q</m:t>
-                  </m:r>
-                  <m:r>
-                    <m:rPr>
-                      <m:sty m:val="p"/>
-                    </m:rPr>
-                    <m:t>×</m:t>
-                  </m:r>
-                  <m:r>
-                    <m:t>1</m:t>
-                  </m:r>
-                </m:sub>
-              </m:sSub>
-            </m:oMath>
-            <w:r>
-              <w:t xml:space="preserve"> </w:t>
-            </w:r>
-            <w:r>
-              <w:t xml:space="preserve">for a positive semidefinite matrix</w:t>
-            </w:r>
-            <w:r>
-              <w:t xml:space="preserve"> </w:t>
-            </w:r>
-            <m:oMath>
-              <m:r>
-                <m:rPr>
-                  <m:sty m:val="bi"/>
-                </m:rPr>
-                <m:t>A</m:t>
-              </m:r>
-            </m:oMath>
-            <w:r>
-              <w:t xml:space="preserve">;</w:t>
-            </w:r>
-            <w:r>
-              <w:t xml:space="preserve"> </w:t>
-            </w:r>
-            <w:r>
-              <w:t xml:space="preserve">that would contradict the invertibility of</w:t>
-            </w:r>
-            <w:r>
-              <w:t xml:space="preserve"> </w:t>
-            </w:r>
-            <m:oMath>
-              <m:r>
-                <m:rPr>
-                  <m:sty m:val="bi"/>
-                </m:rPr>
-                <m:t>A</m:t>
-              </m:r>
-            </m:oMath>
-            <w:r>
               <w:t xml:space="preserve">.</w:t>
             </w:r>
             <w:r>
@@ -22782,65 +19691,9 @@
             <w:r>
               <w:t xml:space="preserve"> </w:t>
             </w:r>
-            <m:oMath>
-              <m:sSup>
-                <m:e>
-                  <m:limLow>
-                    <m:e>
-                      <m:r>
-                        <m:t>v</m:t>
-                      </m:r>
-                    </m:e>
-                    <m:lim>
-                      <m:r>
-                        <m:rPr>
-                          <m:sty m:val="p"/>
-                        </m:rPr>
-                        <m:t>∼</m:t>
-                      </m:r>
-                    </m:lim>
-                  </m:limLow>
-                </m:e>
-                <m:sup>
-                  <m:r>
-                    <m:rPr>
-                      <m:sty m:val="p"/>
-                    </m:rPr>
-                    <m:t>⊤</m:t>
-                  </m:r>
-                </m:sup>
-              </m:sSup>
-              <m:r>
-                <m:rPr>
-                  <m:sty m:val="bi"/>
-                </m:rPr>
-                <m:t>A</m:t>
-              </m:r>
-              <m:limLow>
-                <m:e>
-                  <m:r>
-                    <m:t>v</m:t>
-                  </m:r>
-                </m:e>
-                <m:lim>
-                  <m:r>
-                    <m:rPr>
-                      <m:sty m:val="p"/>
-                    </m:rPr>
-                    <m:t>∼</m:t>
-                  </m:r>
-                </m:lim>
-              </m:limLow>
-              <m:r>
-                <m:rPr>
-                  <m:sty m:val="p"/>
-                </m:rPr>
-                <m:t>&gt;</m:t>
-              </m:r>
-              <m:r>
-                <m:t>0</m:t>
-              </m:r>
-            </m:oMath>
+            <w:r>
+              <w:t xml:space="preserve">${\mathord{\smash[b]{\underset{\raise.3ex\hbox{$\scriptstyle\sim$}}{v}}\vphantom{v}}}^{\top}\mathbf{A}\mathord{\smash[b]{\underset{\raise.3ex\hbox{$\scriptstyle\sim$}}{v}}\vphantom{v}} &gt; 0$</w:t>
+            </w:r>
             <w:r>
               <w:t xml:space="preserve">.</w:t>
             </w:r>
@@ -22857,296 +19710,19 @@
             <w:pPr>
               <w:pStyle w:val="BodyText"/>
             </w:pPr>
-            <m:oMathPara>
-              <m:oMathParaPr>
-                <m:jc m:val="center"/>
-              </m:oMathParaPr>
-              <m:oMath>
-                <m:eqArr>
-                  <m:e>
-                    <m:acc>
-                      <m:accPr>
-                        <m:chr m:val="̂"/>
-                      </m:accPr>
-                      <m:e>
-                        <m:limLow>
-                          <m:e>
-                            <m:r>
-                              <m:t>y</m:t>
-                            </m:r>
-                          </m:e>
-                          <m:lim>
-                            <m:r>
-                              <m:rPr>
-                                <m:sty m:val="p"/>
-                              </m:rPr>
-                              <m:t>∼</m:t>
-                            </m:r>
-                          </m:lim>
-                        </m:limLow>
-                      </m:e>
-                    </m:acc>
-                    <m:r>
-                      <m:t>&amp;</m:t>
-                    </m:r>
-                    <m:r>
-                      <m:rPr>
-                        <m:sty m:val="p"/>
-                      </m:rPr>
-                      <m:t>=</m:t>
-                    </m:r>
-                    <m:r>
-                      <m:rPr>
-                        <m:sty m:val="bi"/>
-                      </m:rPr>
-                      <m:t>B</m:t>
-                    </m:r>
-                    <m:sSub>
-                      <m:e>
-                        <m:acc>
-                          <m:accPr>
-                            <m:chr m:val="̂"/>
-                          </m:accPr>
-                          <m:e>
-                            <m:limLow>
-                              <m:e>
-                                <m:r>
-                                  <m:t>β</m:t>
-                                </m:r>
-                              </m:e>
-                              <m:lim>
-                                <m:r>
-                                  <m:rPr>
-                                    <m:sty m:val="p"/>
-                                  </m:rPr>
-                                  <m:t>∼</m:t>
-                                </m:r>
-                              </m:lim>
-                            </m:limLow>
-                          </m:e>
-                        </m:acc>
-                      </m:e>
-                      <m:sub>
-                        <m:r>
-                          <m:t>λ</m:t>
-                        </m:r>
-                      </m:sub>
-                    </m:sSub>
-                    <m:r>
-                      <m:t>&amp;</m:t>
-                    </m:r>
-                    <m:r>
-                      <m:t>&amp;</m:t>
-                    </m:r>
-                    <m:r>
-                      <m:rPr>
-                        <m:nor/>
-                        <m:sty m:val="p"/>
-                      </m:rPr>
-                      <m:t>(fitted values of a basis expansion)</m:t>
-                    </m:r>
-                  </m:e>
-                  <m:e>
-                    <m:r>
-                      <m:t>&amp;</m:t>
-                    </m:r>
-                    <m:r>
-                      <m:rPr>
-                        <m:sty m:val="p"/>
-                      </m:rPr>
-                      <m:t>=</m:t>
-                    </m:r>
-                    <m:r>
-                      <m:rPr>
-                        <m:sty m:val="bi"/>
-                      </m:rPr>
-                      <m:t>B</m:t>
-                    </m:r>
-                    <m:sSup>
-                      <m:e>
-                        <m:r>
-                          <m:rPr>
-                            <m:sty m:val="bi"/>
-                          </m:rPr>
-                          <m:t>A</m:t>
-                        </m:r>
-                      </m:e>
-                      <m:sup>
-                        <m:r>
-                          <m:rPr>
-                            <m:sty m:val="p"/>
-                          </m:rPr>
-                          <m:t>−</m:t>
-                        </m:r>
-                        <m:r>
-                          <m:t>1</m:t>
-                        </m:r>
-                      </m:sup>
-                    </m:sSup>
-                    <m:sSup>
-                      <m:e>
-                        <m:r>
-                          <m:rPr>
-                            <m:sty m:val="bi"/>
-                          </m:rPr>
-                          <m:t>B</m:t>
-                        </m:r>
-                      </m:e>
-                      <m:sup>
-                        <m:r>
-                          <m:rPr>
-                            <m:sty m:val="p"/>
-                          </m:rPr>
-                          <m:t>⊤</m:t>
-                        </m:r>
-                      </m:sup>
-                    </m:sSup>
-                    <m:limLow>
-                      <m:e>
-                        <m:r>
-                          <m:t>y</m:t>
-                        </m:r>
-                      </m:e>
-                      <m:lim>
-                        <m:r>
-                          <m:rPr>
-                            <m:sty m:val="p"/>
-                          </m:rPr>
-                          <m:t>∼</m:t>
-                        </m:r>
-                      </m:lim>
-                    </m:limLow>
-                    <m:r>
-                      <m:t>&amp;</m:t>
-                    </m:r>
-                    <m:r>
-                      <m:t>&amp;</m:t>
-                    </m:r>
-                    <m:r>
-                      <m:rPr>
-                        <m:nor/>
-                        <m:sty m:val="p"/>
-                      </m:rPr>
-                      <m:t>(substitute </m:t>
-                    </m:r>
-                    <m:sSub>
-                      <m:e>
-                        <m:acc>
-                          <m:accPr>
-                            <m:chr m:val="̂"/>
-                          </m:accPr>
-                          <m:e>
-                            <m:limLow>
-                              <m:e>
-                                <m:r>
-                                  <m:t>β</m:t>
-                                </m:r>
-                              </m:e>
-                              <m:lim>
-                                <m:r>
-                                  <m:rPr>
-                                    <m:sty m:val="p"/>
-                                  </m:rPr>
-                                  <m:t>∼</m:t>
-                                </m:r>
-                              </m:lim>
-                            </m:limLow>
-                          </m:e>
-                        </m:acc>
-                      </m:e>
-                      <m:sub>
-                        <m:r>
-                          <m:t>λ</m:t>
-                        </m:r>
-                      </m:sub>
-                    </m:sSub>
-                    <m:r>
-                      <m:rPr>
-                        <m:nor/>
-                        <m:sty m:val="p"/>
-                      </m:rPr>
-                      <m:t>)</m:t>
-                    </m:r>
-                  </m:e>
-                  <m:e>
-                    <m:r>
-                      <m:t>&amp;</m:t>
-                    </m:r>
-                    <m:r>
-                      <m:rPr>
-                        <m:sty m:val="p"/>
-                      </m:rPr>
-                      <m:t>=</m:t>
-                    </m:r>
-                    <m:sSub>
-                      <m:e>
-                        <m:r>
-                          <m:rPr>
-                            <m:sty m:val="bi"/>
-                          </m:rPr>
-                          <m:t>S</m:t>
-                        </m:r>
-                      </m:e>
-                      <m:sub>
-                        <m:r>
-                          <m:t>λ</m:t>
-                        </m:r>
-                      </m:sub>
-                    </m:sSub>
-                    <m:limLow>
-                      <m:e>
-                        <m:r>
-                          <m:t>y</m:t>
-                        </m:r>
-                      </m:e>
-                      <m:lim>
-                        <m:r>
-                          <m:rPr>
-                            <m:sty m:val="p"/>
-                          </m:rPr>
-                          <m:t>∼</m:t>
-                        </m:r>
-                      </m:lim>
-                    </m:limLow>
-                    <m:r>
-                      <m:t>&amp;</m:t>
-                    </m:r>
-                    <m:r>
-                      <m:t>&amp;</m:t>
-                    </m:r>
-                    <m:r>
-                      <m:rPr>
-                        <m:nor/>
-                        <m:sty m:val="p"/>
-                      </m:rPr>
-                      <m:t>(definition of </m:t>
-                    </m:r>
-                    <m:sSub>
-                      <m:e>
-                        <m:r>
-                          <m:rPr>
-                            <m:sty m:val="bi"/>
-                          </m:rPr>
-                          <m:t>S</m:t>
-                        </m:r>
-                      </m:e>
-                      <m:sub>
-                        <m:r>
-                          <m:t>λ</m:t>
-                        </m:r>
-                      </m:sub>
-                    </m:sSub>
-                    <m:r>
-                      <m:rPr>
-                        <m:nor/>
-                        <m:sty m:val="p"/>
-                      </m:rPr>
-                      <m:t>)</m:t>
-                    </m:r>
-                  </m:e>
-                </m:eqArr>
-              </m:oMath>
-            </m:oMathPara>
+            <w:r>
+              <w:t xml:space="preserve">$$
+    \begin{aligned}
+    \hat{\mathord{\smash[b]{\underset{\raise.3ex\hbox{$\scriptstyle\sim$}}{y}}\vphantom{y}}}
+    &amp;= \mathbf{B}\hat{\mathord{\smash[b]{\underset{\raise.3ex\hbox{$\scriptstyle\sim$}}{\beta}}\vphantom{\beta}}}_\lambda
+    &amp;&amp; \text{(fitted values of a basis expansion)}
+    \\ &amp;= \mathbf{B}\mathbf{A}^{-1}{\mathbf{B}}^{\top}\mathord{\smash[b]{\underset{\raise.3ex\hbox{$\scriptstyle\sim$}}{y}}\vphantom{y}}
+    &amp;&amp; \text{(substitute } \hat{\mathord{\smash[b]{\underset{\raise.3ex\hbox{$\scriptstyle\sim$}}{\beta}}\vphantom{\beta}}}_\lambda\text{)}
+    \\ &amp;= \mathbf{S}_\lambda\mathord{\smash[b]{\underset{\raise.3ex\hbox{$\scriptstyle\sim$}}{y}}\vphantom{y}}
+    &amp;&amp; \text{(definition of } \mathbf{S}_\lambda\text{)}
+    \end{aligned}
+    $$</w:t>
+            </w:r>
           </w:p>
           <w:p/>
         </w:tc>
@@ -23305,116 +19881,9 @@
       <w:r>
         <w:t xml:space="preserve"> </w:t>
       </w:r>
-      <m:oMath>
-        <m:r>
-          <m:rPr>
-            <m:sty m:val="p"/>
-          </m:rPr>
-          <m:t>∫</m:t>
-        </m:r>
-        <m:sSup>
-          <m:e>
-            <m:r>
-              <m:t>g</m:t>
-            </m:r>
-          </m:e>
-          <m:sup>
-            <m:r>
-              <m:rPr>
-                <m:sty m:val="p"/>
-              </m:rPr>
-              <m:t>″</m:t>
-            </m:r>
-          </m:sup>
-        </m:sSup>
-        <m:r>
-          <m:rPr>
-            <m:sty m:val="p"/>
-          </m:rPr>
-          <m:t>(</m:t>
-        </m:r>
-        <m:r>
-          <m:t>t</m:t>
-        </m:r>
-        <m:sSup>
-          <m:e>
-            <m:r>
-              <m:rPr>
-                <m:sty m:val="p"/>
-              </m:rPr>
-              <m:t>)</m:t>
-            </m:r>
-          </m:e>
-          <m:sup>
-            <m:r>
-              <m:t>2</m:t>
-            </m:r>
-          </m:sup>
-        </m:sSup>
-        <m:r>
-          <m:t> </m:t>
-        </m:r>
-        <m:r>
-          <m:t>d</m:t>
-        </m:r>
-        <m:r>
-          <m:t>t</m:t>
-        </m:r>
-        <m:r>
-          <m:rPr>
-            <m:sty m:val="p"/>
-          </m:rPr>
-          <m:t>=</m:t>
-        </m:r>
-        <m:sSup>
-          <m:e>
-            <m:limLow>
-              <m:e>
-                <m:r>
-                  <m:t>β</m:t>
-                </m:r>
-              </m:e>
-              <m:lim>
-                <m:r>
-                  <m:rPr>
-                    <m:sty m:val="p"/>
-                  </m:rPr>
-                  <m:t>∼</m:t>
-                </m:r>
-              </m:lim>
-            </m:limLow>
-          </m:e>
-          <m:sup>
-            <m:r>
-              <m:rPr>
-                <m:sty m:val="p"/>
-              </m:rPr>
-              <m:t>⊤</m:t>
-            </m:r>
-          </m:sup>
-        </m:sSup>
-        <m:r>
-          <m:rPr>
-            <m:sty m:val="bi"/>
-          </m:rPr>
-          <m:t>P</m:t>
-        </m:r>
-        <m:limLow>
-          <m:e>
-            <m:r>
-              <m:t>β</m:t>
-            </m:r>
-          </m:e>
-          <m:lim>
-            <m:r>
-              <m:rPr>
-                <m:sty m:val="p"/>
-              </m:rPr>
-              <m:t>∼</m:t>
-            </m:r>
-          </m:lim>
-        </m:limLow>
-      </m:oMath>
+      <w:r>
+        <w:t xml:space="preserve">$\int g''(t)^2\,dt = {\mathord{\smash[b]{\underset{\raise.3ex\hbox{$\scriptstyle\sim$}}{\beta}}\vphantom{\beta}}}^{\top}\mathbf{P}\mathord{\smash[b]{\underset{\raise.3ex\hbox{$\scriptstyle\sim$}}{\beta}}\vphantom{\beta}}$</w:t>
+      </w:r>
       <w:r>
         <w:t xml:space="preserve"> </w:t>
       </w:r>
@@ -23956,641 +20425,22 @@
             <w:pPr>
               <w:pStyle w:val="BodyText"/>
             </w:pPr>
-            <m:oMathPara>
-              <m:oMathParaPr>
-                <m:jc m:val="center"/>
-              </m:oMathParaPr>
-              <m:oMath>
-                <m:eqArr>
-                  <m:e>
-                    <m:sSup>
-                      <m:e>
-                        <m:r>
-                          <m:rPr>
-                            <m:sty m:val="bi"/>
-                          </m:rPr>
-                          <m:t>B</m:t>
-                        </m:r>
-                      </m:e>
-                      <m:sup>
-                        <m:r>
-                          <m:rPr>
-                            <m:sty m:val="p"/>
-                          </m:rPr>
-                          <m:t>⊤</m:t>
-                        </m:r>
-                      </m:sup>
-                    </m:sSup>
-                    <m:r>
-                      <m:rPr>
-                        <m:sty m:val="bi"/>
-                      </m:rPr>
-                      <m:t>B</m:t>
-                    </m:r>
-                    <m:r>
-                      <m:t>&amp;</m:t>
-                    </m:r>
-                    <m:r>
-                      <m:rPr>
-                        <m:sty m:val="p"/>
-                      </m:rPr>
-                      <m:t>=</m:t>
-                    </m:r>
-                    <m:d>
-                      <m:dPr>
-                        <m:begChr m:val="["/>
-                        <m:sepChr m:val=""/>
-                        <m:endChr m:val="]"/>
-                        <m:grow/>
-                      </m:dPr>
-                      <m:e>
-                        <m:m>
-                          <m:mPr>
-                            <m:baseJc m:val="center"/>
-                            <m:plcHide m:val="on"/>
-                            <m:mcs>
-                              <m:mc>
-                                <m:mcPr>
-                                  <m:mcJc m:val="center"/>
-                                  <m:count m:val="1"/>
-                                </m:mcPr>
-                              </m:mc>
-                              <m:mc>
-                                <m:mcPr>
-                                  <m:mcJc m:val="center"/>
-                                  <m:count m:val="1"/>
-                                </m:mcPr>
-                              </m:mc>
-                            </m:mcs>
-                          </m:mPr>
-                          <m:mr>
-                            <m:e>
-                              <m:r>
-                                <m:t>n</m:t>
-                              </m:r>
-                            </m:e>
-                            <m:e>
-                              <m:r>
-                                <m:rPr>
-                                  <m:sty m:val="p"/>
-                                </m:rPr>
-                                <m:t>∑</m:t>
-                              </m:r>
-                              <m:sSub>
-                                <m:e>
-                                  <m:r>
-                                    <m:t>x</m:t>
-                                  </m:r>
-                                </m:e>
-                                <m:sub>
-                                  <m:r>
-                                    <m:t>i</m:t>
-                                  </m:r>
-                                </m:sub>
-                              </m:sSub>
-                            </m:e>
-                          </m:mr>
-                          <m:mr>
-                            <m:e>
-                              <m:r>
-                                <m:rPr>
-                                  <m:sty m:val="p"/>
-                                </m:rPr>
-                                <m:t>∑</m:t>
-                              </m:r>
-                              <m:sSub>
-                                <m:e>
-                                  <m:r>
-                                    <m:t>x</m:t>
-                                  </m:r>
-                                </m:e>
-                                <m:sub>
-                                  <m:r>
-                                    <m:t>i</m:t>
-                                  </m:r>
-                                </m:sub>
-                              </m:sSub>
-                            </m:e>
-                            <m:e>
-                              <m:r>
-                                <m:rPr>
-                                  <m:sty m:val="p"/>
-                                </m:rPr>
-                                <m:t>∑</m:t>
-                              </m:r>
-                              <m:sSubSup>
-                                <m:e>
-                                  <m:r>
-                                    <m:t>x</m:t>
-                                  </m:r>
-                                </m:e>
-                                <m:sub>
-                                  <m:r>
-                                    <m:t>i</m:t>
-                                  </m:r>
-                                </m:sub>
-                                <m:sup>
-                                  <m:r>
-                                    <m:t>2</m:t>
-                                  </m:r>
-                                </m:sup>
-                              </m:sSubSup>
-                            </m:e>
-                          </m:mr>
-                        </m:m>
-                      </m:e>
-                    </m:d>
-                    <m:r>
-                      <m:t>&amp;</m:t>
-                    </m:r>
-                    <m:r>
-                      <m:t>&amp;</m:t>
-                    </m:r>
-                    <m:r>
-                      <m:rPr>
-                        <m:nor/>
-                        <m:sty m:val="p"/>
-                      </m:rPr>
-                      <m:t>(columns </m:t>
-                    </m:r>
-                    <m:r>
-                      <m:t>1</m:t>
-                    </m:r>
-                    <m:r>
-                      <m:rPr>
-                        <m:nor/>
-                        <m:sty m:val="p"/>
-                      </m:rPr>
-                      <m:t> and </m:t>
-                    </m:r>
-                    <m:r>
-                      <m:t>x</m:t>
-                    </m:r>
-                    <m:r>
-                      <m:rPr>
-                        <m:nor/>
-                        <m:sty m:val="p"/>
-                      </m:rPr>
-                      <m:t>)</m:t>
-                    </m:r>
-                  </m:e>
-                  <m:e>
-                    <m:r>
-                      <m:t>&amp;</m:t>
-                    </m:r>
-                    <m:r>
-                      <m:rPr>
-                        <m:sty m:val="p"/>
-                      </m:rPr>
-                      <m:t>=</m:t>
-                    </m:r>
-                    <m:d>
-                      <m:dPr>
-                        <m:begChr m:val="["/>
-                        <m:sepChr m:val=""/>
-                        <m:endChr m:val="]"/>
-                        <m:grow/>
-                      </m:dPr>
-                      <m:e>
-                        <m:m>
-                          <m:mPr>
-                            <m:baseJc m:val="center"/>
-                            <m:plcHide m:val="on"/>
-                            <m:mcs>
-                              <m:mc>
-                                <m:mcPr>
-                                  <m:mcJc m:val="center"/>
-                                  <m:count m:val="1"/>
-                                </m:mcPr>
-                              </m:mc>
-                              <m:mc>
-                                <m:mcPr>
-                                  <m:mcJc m:val="center"/>
-                                  <m:count m:val="1"/>
-                                </m:mcPr>
-                              </m:mc>
-                            </m:mcs>
-                          </m:mPr>
-                          <m:mr>
-                            <m:e>
-                              <m:r>
-                                <m:t>3</m:t>
-                              </m:r>
-                            </m:e>
-                            <m:e>
-                              <m:r>
-                                <m:t>0</m:t>
-                              </m:r>
-                            </m:e>
-                          </m:mr>
-                          <m:mr>
-                            <m:e>
-                              <m:r>
-                                <m:t>0</m:t>
-                              </m:r>
-                            </m:e>
-                            <m:e>
-                              <m:r>
-                                <m:t>2</m:t>
-                              </m:r>
-                            </m:e>
-                          </m:mr>
-                        </m:m>
-                      </m:e>
-                    </m:d>
-                    <m:r>
-                      <m:t>&amp;</m:t>
-                    </m:r>
-                    <m:r>
-                      <m:t>&amp;</m:t>
-                    </m:r>
-                    <m:r>
-                      <m:rPr>
-                        <m:nor/>
-                        <m:sty m:val="p"/>
-                      </m:rPr>
-                      <m:t>(</m:t>
-                    </m:r>
-                    <m:r>
-                      <m:rPr>
-                        <m:sty m:val="p"/>
-                      </m:rPr>
-                      <m:t>∑</m:t>
-                    </m:r>
-                    <m:sSub>
-                      <m:e>
-                        <m:r>
-                          <m:t>x</m:t>
-                        </m:r>
-                      </m:e>
-                      <m:sub>
-                        <m:r>
-                          <m:t>i</m:t>
-                        </m:r>
-                      </m:sub>
-                    </m:sSub>
-                    <m:r>
-                      <m:rPr>
-                        <m:sty m:val="p"/>
-                      </m:rPr>
-                      <m:t>=</m:t>
-                    </m:r>
-                    <m:r>
-                      <m:t>0</m:t>
-                    </m:r>
-                    <m:r>
-                      <m:rPr>
-                        <m:sty m:val="p"/>
-                      </m:rPr>
-                      <m:t>,</m:t>
-                    </m:r>
-                    <m:r>
-                      <m:t> </m:t>
-                    </m:r>
-                    <m:r>
-                      <m:rPr>
-                        <m:sty m:val="p"/>
-                      </m:rPr>
-                      <m:t>∑</m:t>
-                    </m:r>
-                    <m:sSubSup>
-                      <m:e>
-                        <m:r>
-                          <m:t>x</m:t>
-                        </m:r>
-                      </m:e>
-                      <m:sub>
-                        <m:r>
-                          <m:t>i</m:t>
-                        </m:r>
-                      </m:sub>
-                      <m:sup>
-                        <m:r>
-                          <m:t>2</m:t>
-                        </m:r>
-                      </m:sup>
-                    </m:sSubSup>
-                    <m:r>
-                      <m:rPr>
-                        <m:sty m:val="p"/>
-                      </m:rPr>
-                      <m:t>=</m:t>
-                    </m:r>
-                    <m:r>
-                      <m:t>2</m:t>
-                    </m:r>
-                    <m:r>
-                      <m:rPr>
-                        <m:nor/>
-                        <m:sty m:val="p"/>
-                      </m:rPr>
-                      <m:t>)</m:t>
-                    </m:r>
-                  </m:e>
-                  <m:e>
-                    <m:sSup>
-                      <m:e>
-                        <m:r>
-                          <m:rPr>
-                            <m:sty m:val="bi"/>
-                          </m:rPr>
-                          <m:t>B</m:t>
-                        </m:r>
-                      </m:e>
-                      <m:sup>
-                        <m:r>
-                          <m:rPr>
-                            <m:sty m:val="p"/>
-                          </m:rPr>
-                          <m:t>⊤</m:t>
-                        </m:r>
-                      </m:sup>
-                    </m:sSup>
-                    <m:limLow>
-                      <m:e>
-                        <m:r>
-                          <m:t>y</m:t>
-                        </m:r>
-                      </m:e>
-                      <m:lim>
-                        <m:r>
-                          <m:rPr>
-                            <m:sty m:val="p"/>
-                          </m:rPr>
-                          <m:t>∼</m:t>
-                        </m:r>
-                      </m:lim>
-                    </m:limLow>
-                    <m:r>
-                      <m:t>&amp;</m:t>
-                    </m:r>
-                    <m:r>
-                      <m:rPr>
-                        <m:sty m:val="p"/>
-                      </m:rPr>
-                      <m:t>=</m:t>
-                    </m:r>
-                    <m:d>
-                      <m:dPr>
-                        <m:begChr m:val="["/>
-                        <m:sepChr m:val=""/>
-                        <m:endChr m:val="]"/>
-                        <m:grow/>
-                      </m:dPr>
-                      <m:e>
-                        <m:m>
-                          <m:mPr>
-                            <m:baseJc m:val="center"/>
-                            <m:plcHide m:val="on"/>
-                            <m:mcs>
-                              <m:mc>
-                                <m:mcPr>
-                                  <m:mcJc m:val="center"/>
-                                  <m:count m:val="1"/>
-                                </m:mcPr>
-                              </m:mc>
-                            </m:mcs>
-                          </m:mPr>
-                          <m:mr>
-                            <m:e>
-                              <m:r>
-                                <m:rPr>
-                                  <m:sty m:val="p"/>
-                                </m:rPr>
-                                <m:t>∑</m:t>
-                              </m:r>
-                              <m:sSub>
-                                <m:e>
-                                  <m:r>
-                                    <m:t>y</m:t>
-                                  </m:r>
-                                </m:e>
-                                <m:sub>
-                                  <m:r>
-                                    <m:t>i</m:t>
-                                  </m:r>
-                                </m:sub>
-                              </m:sSub>
-                            </m:e>
-                          </m:mr>
-                          <m:mr>
-                            <m:e>
-                              <m:r>
-                                <m:rPr>
-                                  <m:sty m:val="p"/>
-                                </m:rPr>
-                                <m:t>∑</m:t>
-                              </m:r>
-                              <m:sSub>
-                                <m:e>
-                                  <m:r>
-                                    <m:t>x</m:t>
-                                  </m:r>
-                                </m:e>
-                                <m:sub>
-                                  <m:r>
-                                    <m:t>i</m:t>
-                                  </m:r>
-                                </m:sub>
-                              </m:sSub>
-                              <m:sSub>
-                                <m:e>
-                                  <m:r>
-                                    <m:t>y</m:t>
-                                  </m:r>
-                                </m:e>
-                                <m:sub>
-                                  <m:r>
-                                    <m:t>i</m:t>
-                                  </m:r>
-                                </m:sub>
-                              </m:sSub>
-                            </m:e>
-                          </m:mr>
-                        </m:m>
-                      </m:e>
-                    </m:d>
-                    <m:r>
-                      <m:t>&amp;</m:t>
-                    </m:r>
-                    <m:r>
-                      <m:t>&amp;</m:t>
-                    </m:r>
-                    <m:r>
-                      <m:rPr>
-                        <m:nor/>
-                        <m:sty m:val="p"/>
-                      </m:rPr>
-                      <m:t>(columns </m:t>
-                    </m:r>
-                    <m:r>
-                      <m:t>1</m:t>
-                    </m:r>
-                    <m:r>
-                      <m:rPr>
-                        <m:nor/>
-                        <m:sty m:val="p"/>
-                      </m:rPr>
-                      <m:t> and </m:t>
-                    </m:r>
-                    <m:r>
-                      <m:t>x</m:t>
-                    </m:r>
-                    <m:r>
-                      <m:rPr>
-                        <m:nor/>
-                        <m:sty m:val="p"/>
-                      </m:rPr>
-                      <m:t>)</m:t>
-                    </m:r>
-                  </m:e>
-                  <m:e>
-                    <m:r>
-                      <m:t>&amp;</m:t>
-                    </m:r>
-                    <m:r>
-                      <m:rPr>
-                        <m:sty m:val="p"/>
-                      </m:rPr>
-                      <m:t>=</m:t>
-                    </m:r>
-                    <m:d>
-                      <m:dPr>
-                        <m:begChr m:val="["/>
-                        <m:sepChr m:val=""/>
-                        <m:endChr m:val="]"/>
-                        <m:grow/>
-                      </m:dPr>
-                      <m:e>
-                        <m:m>
-                          <m:mPr>
-                            <m:baseJc m:val="center"/>
-                            <m:plcHide m:val="on"/>
-                            <m:mcs>
-                              <m:mc>
-                                <m:mcPr>
-                                  <m:mcJc m:val="center"/>
-                                  <m:count m:val="1"/>
-                                </m:mcPr>
-                              </m:mc>
-                            </m:mcs>
-                          </m:mPr>
-                          <m:mr>
-                            <m:e>
-                              <m:r>
-                                <m:t>3</m:t>
-                              </m:r>
-                            </m:e>
-                          </m:mr>
-                          <m:mr>
-                            <m:e>
-                              <m:r>
-                                <m:t>1</m:t>
-                              </m:r>
-                            </m:e>
-                          </m:mr>
-                        </m:m>
-                      </m:e>
-                    </m:d>
-                    <m:r>
-                      <m:t>&amp;</m:t>
-                    </m:r>
-                    <m:r>
-                      <m:t>&amp;</m:t>
-                    </m:r>
-                    <m:r>
-                      <m:rPr>
-                        <m:nor/>
-                        <m:sty m:val="p"/>
-                      </m:rPr>
-                      <m:t>(</m:t>
-                    </m:r>
-                    <m:r>
-                      <m:t>1</m:t>
-                    </m:r>
-                    <m:r>
-                      <m:rPr>
-                        <m:sty m:val="p"/>
-                      </m:rPr>
-                      <m:t>+</m:t>
-                    </m:r>
-                    <m:r>
-                      <m:t>0</m:t>
-                    </m:r>
-                    <m:r>
-                      <m:rPr>
-                        <m:sty m:val="p"/>
-                      </m:rPr>
-                      <m:t>+</m:t>
-                    </m:r>
-                    <m:r>
-                      <m:t>2</m:t>
-                    </m:r>
-                    <m:r>
-                      <m:rPr>
-                        <m:sty m:val="p"/>
-                      </m:rPr>
-                      <m:t>=</m:t>
-                    </m:r>
-                    <m:r>
-                      <m:t>3</m:t>
-                    </m:r>
-                    <m:r>
-                      <m:rPr>
-                        <m:sty m:val="p"/>
-                      </m:rPr>
-                      <m:t>,</m:t>
-                    </m:r>
-                    <m:r>
-                      <m:t> </m:t>
-                    </m:r>
-                    <m:r>
-                      <m:rPr>
-                        <m:sty m:val="p"/>
-                      </m:rPr>
-                      <m:t>−</m:t>
-                    </m:r>
-                    <m:r>
-                      <m:t>1</m:t>
-                    </m:r>
-                    <m:r>
-                      <m:rPr>
-                        <m:sty m:val="p"/>
-                      </m:rPr>
-                      <m:t>+</m:t>
-                    </m:r>
-                    <m:r>
-                      <m:t>0</m:t>
-                    </m:r>
-                    <m:r>
-                      <m:rPr>
-                        <m:sty m:val="p"/>
-                      </m:rPr>
-                      <m:t>+</m:t>
-                    </m:r>
-                    <m:r>
-                      <m:t>2</m:t>
-                    </m:r>
-                    <m:r>
-                      <m:rPr>
-                        <m:sty m:val="p"/>
-                      </m:rPr>
-                      <m:t>=</m:t>
-                    </m:r>
-                    <m:r>
-                      <m:t>1</m:t>
-                    </m:r>
-                    <m:r>
-                      <m:rPr>
-                        <m:nor/>
-                        <m:sty m:val="p"/>
-                      </m:rPr>
-                      <m:t>)</m:t>
-                    </m:r>
-                  </m:e>
-                </m:eqArr>
-              </m:oMath>
-            </m:oMathPara>
+            <w:r>
+              <w:t xml:space="preserve">$$
+    \begin{aligned}
+    {\mathbf{B}}^{\top}\mathbf{B}
+    &amp;= \begin{bmatrix}n &amp; \sum x_i \\ \sum x_i &amp; \sum x_i^2\end{bmatrix}
+    &amp;&amp; \text{(columns } 1 \text{ and } x\text{)}
+    \\ &amp;= \begin{bmatrix}3 &amp; 0 \\ 0 &amp; 2\end{bmatrix}
+    &amp;&amp; \text{(} \textstyle\sum x_i = 0,\ \sum x_i^2 = 2\text{)}
+    \\ {\mathbf{B}}^{\top}\mathord{\smash[b]{\underset{\raise.3ex\hbox{$\scriptstyle\sim$}}{y}}\vphantom{y}}
+    &amp;= \begin{bmatrix}\sum y_i \\ \sum x_i y_i\end{bmatrix}
+    &amp;&amp; \text{(columns } 1 \text{ and } x\text{)}
+    \\ &amp;= \begin{bmatrix}3 \\ 1\end{bmatrix}
+    &amp;&amp; \text{(} 1 + 0 + 2 = 3,\ -1 + 0 + 2 = 1\text{)}
+    \end{aligned}
+    $$</w:t>
+            </w:r>
           </w:p>
           <w:p>
             <w:pPr>
@@ -24720,293 +20570,17 @@
             <w:pPr>
               <w:pStyle w:val="BodyText"/>
             </w:pPr>
-            <m:oMathPara>
-              <m:oMathParaPr>
-                <m:jc m:val="center"/>
-              </m:oMathParaPr>
-              <m:oMath>
-                <m:eqArr>
-                  <m:e>
-                    <m:sSub>
-                      <m:e>
-                        <m:acc>
-                          <m:accPr>
-                            <m:chr m:val="̂"/>
-                          </m:accPr>
-                          <m:e>
-                            <m:limLow>
-                              <m:e>
-                                <m:r>
-                                  <m:t>β</m:t>
-                                </m:r>
-                              </m:e>
-                              <m:lim>
-                                <m:r>
-                                  <m:rPr>
-                                    <m:sty m:val="p"/>
-                                  </m:rPr>
-                                  <m:t>∼</m:t>
-                                </m:r>
-                              </m:lim>
-                            </m:limLow>
-                          </m:e>
-                        </m:acc>
-                      </m:e>
-                      <m:sub>
-                        <m:r>
-                          <m:t>λ</m:t>
-                        </m:r>
-                      </m:sub>
-                    </m:sSub>
-                    <m:r>
-                      <m:t>&amp;</m:t>
-                    </m:r>
-                    <m:r>
-                      <m:rPr>
-                        <m:sty m:val="p"/>
-                      </m:rPr>
-                      <m:t>=</m:t>
-                    </m:r>
-                    <m:d>
-                      <m:dPr>
-                        <m:begChr m:val="["/>
-                        <m:sepChr m:val=""/>
-                        <m:endChr m:val="]"/>
-                        <m:grow/>
-                      </m:dPr>
-                      <m:e>
-                        <m:m>
-                          <m:mPr>
-                            <m:baseJc m:val="center"/>
-                            <m:plcHide m:val="on"/>
-                            <m:mcs>
-                              <m:mc>
-                                <m:mcPr>
-                                  <m:mcJc m:val="center"/>
-                                  <m:count m:val="1"/>
-                                </m:mcPr>
-                              </m:mc>
-                              <m:mc>
-                                <m:mcPr>
-                                  <m:mcJc m:val="center"/>
-                                  <m:count m:val="1"/>
-                                </m:mcPr>
-                              </m:mc>
-                            </m:mcs>
-                          </m:mPr>
-                          <m:mr>
-                            <m:e>
-                              <m:r>
-                                <m:t>1</m:t>
-                              </m:r>
-                              <m:r>
-                                <m:rPr>
-                                  <m:sty m:val="p"/>
-                                </m:rPr>
-                                <m:t>/</m:t>
-                              </m:r>
-                              <m:r>
-                                <m:t>3</m:t>
-                              </m:r>
-                            </m:e>
-                            <m:e>
-                              <m:r>
-                                <m:t>0</m:t>
-                              </m:r>
-                            </m:e>
-                          </m:mr>
-                          <m:mr>
-                            <m:e>
-                              <m:r>
-                                <m:t>0</m:t>
-                              </m:r>
-                            </m:e>
-                            <m:e>
-                              <m:r>
-                                <m:t>1</m:t>
-                              </m:r>
-                              <m:r>
-                                <m:rPr>
-                                  <m:sty m:val="p"/>
-                                </m:rPr>
-                                <m:t>/</m:t>
-                              </m:r>
-                              <m:r>
-                                <m:rPr>
-                                  <m:sty m:val="p"/>
-                                </m:rPr>
-                                <m:t>(</m:t>
-                              </m:r>
-                              <m:r>
-                                <m:t>2</m:t>
-                              </m:r>
-                              <m:r>
-                                <m:rPr>
-                                  <m:sty m:val="p"/>
-                                </m:rPr>
-                                <m:t>+</m:t>
-                              </m:r>
-                              <m:r>
-                                <m:t>λ</m:t>
-                              </m:r>
-                              <m:r>
-                                <m:rPr>
-                                  <m:sty m:val="p"/>
-                                </m:rPr>
-                                <m:t>)</m:t>
-                              </m:r>
-                            </m:e>
-                          </m:mr>
-                        </m:m>
-                      </m:e>
-                    </m:d>
-                    <m:d>
-                      <m:dPr>
-                        <m:begChr m:val="["/>
-                        <m:sepChr m:val=""/>
-                        <m:endChr m:val="]"/>
-                        <m:grow/>
-                      </m:dPr>
-                      <m:e>
-                        <m:m>
-                          <m:mPr>
-                            <m:baseJc m:val="center"/>
-                            <m:plcHide m:val="on"/>
-                            <m:mcs>
-                              <m:mc>
-                                <m:mcPr>
-                                  <m:mcJc m:val="center"/>
-                                  <m:count m:val="1"/>
-                                </m:mcPr>
-                              </m:mc>
-                            </m:mcs>
-                          </m:mPr>
-                          <m:mr>
-                            <m:e>
-                              <m:r>
-                                <m:t>3</m:t>
-                              </m:r>
-                            </m:e>
-                          </m:mr>
-                          <m:mr>
-                            <m:e>
-                              <m:r>
-                                <m:t>1</m:t>
-                              </m:r>
-                            </m:e>
-                          </m:mr>
-                        </m:m>
-                      </m:e>
-                    </m:d>
-                    <m:r>
-                      <m:t>&amp;</m:t>
-                    </m:r>
-                    <m:r>
-                      <m:t>&amp;</m:t>
-                    </m:r>
-                    <m:r>
-                      <m:rPr>
-                        <m:nor/>
-                        <m:sty m:val="p"/>
-                      </m:rPr>
-                      <m:t>(invert the diagonal matrix)</m:t>
-                    </m:r>
-                  </m:e>
-                  <m:e>
-                    <m:r>
-                      <m:t>&amp;</m:t>
-                    </m:r>
-                    <m:r>
-                      <m:rPr>
-                        <m:sty m:val="p"/>
-                      </m:rPr>
-                      <m:t>=</m:t>
-                    </m:r>
-                    <m:d>
-                      <m:dPr>
-                        <m:begChr m:val="["/>
-                        <m:sepChr m:val=""/>
-                        <m:endChr m:val="]"/>
-                        <m:grow/>
-                      </m:dPr>
-                      <m:e>
-                        <m:m>
-                          <m:mPr>
-                            <m:baseJc m:val="center"/>
-                            <m:plcHide m:val="on"/>
-                            <m:mcs>
-                              <m:mc>
-                                <m:mcPr>
-                                  <m:mcJc m:val="center"/>
-                                  <m:count m:val="1"/>
-                                </m:mcPr>
-                              </m:mc>
-                            </m:mcs>
-                          </m:mPr>
-                          <m:mr>
-                            <m:e>
-                              <m:r>
-                                <m:t>1</m:t>
-                              </m:r>
-                            </m:e>
-                          </m:mr>
-                          <m:mr>
-                            <m:e>
-                              <m:r>
-                                <m:t>1</m:t>
-                              </m:r>
-                              <m:r>
-                                <m:rPr>
-                                  <m:sty m:val="p"/>
-                                </m:rPr>
-                                <m:t>/</m:t>
-                              </m:r>
-                              <m:r>
-                                <m:rPr>
-                                  <m:sty m:val="p"/>
-                                </m:rPr>
-                                <m:t>(</m:t>
-                              </m:r>
-                              <m:r>
-                                <m:t>2</m:t>
-                              </m:r>
-                              <m:r>
-                                <m:rPr>
-                                  <m:sty m:val="p"/>
-                                </m:rPr>
-                                <m:t>+</m:t>
-                              </m:r>
-                              <m:r>
-                                <m:t>λ</m:t>
-                              </m:r>
-                              <m:r>
-                                <m:rPr>
-                                  <m:sty m:val="p"/>
-                                </m:rPr>
-                                <m:t>)</m:t>
-                              </m:r>
-                            </m:e>
-                          </m:mr>
-                        </m:m>
-                      </m:e>
-                    </m:d>
-                    <m:r>
-                      <m:t>&amp;</m:t>
-                    </m:r>
-                    <m:r>
-                      <m:t>&amp;</m:t>
-                    </m:r>
-                    <m:r>
-                      <m:rPr>
-                        <m:nor/>
-                        <m:sty m:val="p"/>
-                      </m:rPr>
-                      <m:t>(multiply)</m:t>
-                    </m:r>
-                  </m:e>
-                </m:eqArr>
-              </m:oMath>
-            </m:oMathPara>
+            <w:r>
+              <w:t xml:space="preserve">$$
+    \begin{aligned}
+    \hat{\mathord{\smash[b]{\underset{\raise.3ex\hbox{$\scriptstyle\sim$}}{\beta}}\vphantom{\beta}}}_\lambda
+    &amp;= \begin{bmatrix}1/3 &amp; 0 \\ 0 &amp; 1/(2 + \lambda)\end{bmatrix} \begin{bmatrix}3 \\ 1\end{bmatrix}
+    &amp;&amp; \text{(invert the diagonal matrix)}
+    \\ &amp;= \begin{bmatrix}1 \\ 1/(2 + \lambda)\end{bmatrix}
+    &amp;&amp; \text{(multiply)}
+    \end{aligned}
+    $$</w:t>
+            </w:r>
           </w:p>
           <w:p>
             <w:pPr>
@@ -25239,66 +20813,9 @@
       <w:r>
         <w:t xml:space="preserve"> </w:t>
       </w:r>
-      <m:oMath>
-        <m:acc>
-          <m:accPr>
-            <m:chr m:val="̂"/>
-          </m:accPr>
-          <m:e>
-            <m:limLow>
-              <m:e>
-                <m:r>
-                  <m:t>y</m:t>
-                </m:r>
-              </m:e>
-              <m:lim>
-                <m:r>
-                  <m:rPr>
-                    <m:sty m:val="p"/>
-                  </m:rPr>
-                  <m:t>∼</m:t>
-                </m:r>
-              </m:lim>
-            </m:limLow>
-          </m:e>
-        </m:acc>
-        <m:r>
-          <m:rPr>
-            <m:sty m:val="p"/>
-          </m:rPr>
-          <m:t>=</m:t>
-        </m:r>
-        <m:sSub>
-          <m:e>
-            <m:r>
-              <m:rPr>
-                <m:sty m:val="bi"/>
-              </m:rPr>
-              <m:t>S</m:t>
-            </m:r>
-          </m:e>
-          <m:sub>
-            <m:r>
-              <m:t>λ</m:t>
-            </m:r>
-          </m:sub>
-        </m:sSub>
-        <m:limLow>
-          <m:e>
-            <m:r>
-              <m:t>y</m:t>
-            </m:r>
-          </m:e>
-          <m:lim>
-            <m:r>
-              <m:rPr>
-                <m:sty m:val="p"/>
-              </m:rPr>
-              <m:t>∼</m:t>
-            </m:r>
-          </m:lim>
-        </m:limLow>
-      </m:oMath>
+      <w:r>
+        <w:t xml:space="preserve">$\hat{\mathord{\smash[b]{\underset{\raise.3ex\hbox{$\scriptstyle\sim$}}{y}}\vphantom{y}}} = \mathbf{S}_\lambda\mathord{\smash[b]{\underset{\raise.3ex\hbox{$\scriptstyle\sim$}}{y}}\vphantom{y}}$</w:t>
+      </w:r>
       <w:r>
         <w:t xml:space="preserve"> </w:t>
       </w:r>
@@ -27225,7 +22742,7 @@
         <w:t xml:space="preserve"> </w:t>
       </w:r>
       <w:r>
-        <w:t xml:space="preserve">(Wood 2017, sec. 6.2)</w:t>
+        <w:t xml:space="preserve">[2, Sec. 6.2]</w:t>
       </w:r>
       <w:r>
         <w:t xml:space="preserve">;</w:t>
@@ -28814,7 +24331,7 @@
         <w:t xml:space="preserve"> </w:t>
       </w:r>
       <w:r>
-        <w:t xml:space="preserve">James et al. (2021, sec. 7.6)</w:t>
+        <w:t xml:space="preserve">James et al. [1, Sec. 7.6]</w:t>
       </w:r>
       <w:r>
         <w:t xml:space="preserve">.</w:t>
@@ -30179,7 +25696,7 @@
               <w:pStyle w:val="FirstParagraph"/>
             </w:pPr>
             <w:r>
-              <w:t xml:space="preserve">(Hastie et al. 2009, sec. 6.1)</w:t>
+              <w:t xml:space="preserve">[6, Sec. 6.1]</w:t>
             </w:r>
             <w:r>
               <w:t xml:space="preserve">.</w:t>
@@ -38021,7 +33538,7 @@
         <w:t xml:space="preserve"> </w:t>
       </w:r>
       <w:r>
-        <w:t xml:space="preserve">James et al. (2021, sec. 7.7)</w:t>
+        <w:t xml:space="preserve">James et al. [1, Sec. 7.7]</w:t>
       </w:r>
       <w:r>
         <w:t xml:space="preserve"> </w:t>
@@ -38033,7 +33550,7 @@
         <w:t xml:space="preserve"> </w:t>
       </w:r>
       <w:r>
-        <w:t xml:space="preserve">Wood (2017, secs. 4–7)</w:t>
+        <w:t xml:space="preserve">Wood [2, Secs. 4–7]</w:t>
       </w:r>
       <w:r>
         <w:t xml:space="preserve">.</w:t>
@@ -40243,7 +35760,7 @@
         <w:rPr>
           <w:rStyle w:val="CommentTok"/>
         </w:rPr>
-        <w:t xml:space="preserve">#&gt; 1.00 1.01  total = 4.01 </w:t>
+        <w:t xml:space="preserve">#&gt; 1.02 1.03  total = 4.05 </w:t>
       </w:r>
       <w:r>
         <w:br/>
@@ -40475,7 +35992,7 @@
         <w:t xml:space="preserve"> </w:t>
       </w:r>
       <w:r>
-        <w:t xml:space="preserve">Wood (2017, sec. 6)</w:t>
+        <w:t xml:space="preserve">Wood [2, Sec. 6]</w:t>
       </w:r>
       <w:r>
         <w:t xml:space="preserve">.</w:t>
@@ -40507,7 +36024,7 @@
         <w:t xml:space="preserve"> </w:t>
       </w:r>
       <w:r>
-        <w:t xml:space="preserve">(Wood 2017)</w:t>
+        <w:t xml:space="preserve">[2]</w:t>
       </w:r>
       <w:r>
         <w:t xml:space="preserve">.</w:t>
@@ -41805,7 +37322,7 @@
         <w:t xml:space="preserve"> </w:t>
       </w:r>
       <w:r>
-        <w:t xml:space="preserve">(Wood 2017, sec. 5.4)</w:t>
+        <w:t xml:space="preserve">[2, Sec. 5.4]</w:t>
       </w:r>
       <w:r>
         <w:t xml:space="preserve">.</w:t>
@@ -41982,7 +37499,7 @@
         <w:rPr>
           <w:rStyle w:val="VerbatimChar"/>
         </w:rPr>
-        <w:t xml:space="preserve">#&gt; Gradient range [-0.000358419,-2.1343e-05]</w:t>
+        <w:t xml:space="preserve">#&gt; Gradient range [-0.000404069,-1.352e-05]</w:t>
       </w:r>
       <w:r>
         <w:br/>
@@ -42000,7 +37517,7 @@
         <w:rPr>
           <w:rStyle w:val="VerbatimChar"/>
         </w:rPr>
-        <w:t xml:space="preserve">#&gt; Hessian positive definite, eigenvalue range [3.16164e-05,0.220195].</w:t>
+        <w:t xml:space="preserve">#&gt; Hessian positive definite, eigenvalue range [1.35192e-05,0.220195].</w:t>
       </w:r>
       <w:r>
         <w:br/>
@@ -42567,7 +38084,7 @@
         <w:t xml:space="preserve"> </w:t>
       </w:r>
       <w:r>
-        <w:t xml:space="preserve">Wood (2017, secs. 6.10–6.12)</w:t>
+        <w:t xml:space="preserve">Wood [2, Secs. 6.10–6.12]</w:t>
       </w:r>
       <w:r>
         <w:t xml:space="preserve">.</w:t>
@@ -42947,7 +38464,7 @@
         <w:rPr>
           <w:rStyle w:val="CommentTok"/>
         </w:rPr>
-        <w:t xml:space="preserve">#&gt;              Estimate Std. Error   z value     Pr(&gt;|z|)</w:t>
+        <w:t xml:space="preserve">#&gt;               Estimate Std. Error   z value     Pr(&gt;|z|)</w:t>
       </w:r>
       <w:r>
         <w:br/>
@@ -42956,7 +38473,7 @@
         <w:rPr>
           <w:rStyle w:val="CommentTok"/>
         </w:rPr>
-        <w:t xml:space="preserve">#&gt; (Intercept)  -2.97147   0.117513 -25.28619 4.53227e-141</w:t>
+        <w:t xml:space="preserve">#&gt; (Intercept)  -2.971461   0.117513 -25.28618 4.53331e-141</w:t>
       </w:r>
       <w:r>
         <w:br/>
@@ -42965,7 +38482,7 @@
         <w:rPr>
           <w:rStyle w:val="CommentTok"/>
         </w:rPr>
-        <w:t xml:space="preserve">#&gt; dibpatType A  0.78173   0.141714   5.51627  3.46277e-08</w:t>
+        <w:t xml:space="preserve">#&gt; dibpatType A  0.781729   0.141714   5.51626  3.46292e-08</w:t>
       </w:r>
     </w:p>
     <w:p>
@@ -43021,7 +38538,7 @@
         <w:rPr>
           <w:rStyle w:val="CommentTok"/>
         </w:rPr>
-        <w:t xml:space="preserve">#&gt;            edf  Ref.df  Chi.sq   p-value</w:t>
+        <w:t xml:space="preserve">#&gt;            edf  Ref.df  Chi.sq    p-value</w:t>
       </w:r>
       <w:r>
         <w:br/>
@@ -43030,7 +38547,7 @@
         <w:rPr>
           <w:rStyle w:val="CommentTok"/>
         </w:rPr>
-        <w:t xml:space="preserve">#&gt; s(age) 1.00107 1.00214 36.4005 0.0000000</w:t>
+        <w:t xml:space="preserve">#&gt; s(age) 1.00156 1.00312 36.3980 0.00000000</w:t>
       </w:r>
       <w:r>
         <w:br/>
@@ -43039,7 +38556,7 @@
         <w:rPr>
           <w:rStyle w:val="CommentTok"/>
         </w:rPr>
-        <w:t xml:space="preserve">#&gt; s(bmi) 1.29959 1.54968 10.8386 0.0064354</w:t>
+        <w:t xml:space="preserve">#&gt; s(bmi) 1.29791 1.54685 10.8353 0.00641275</w:t>
       </w:r>
     </w:p>
     <w:p>
@@ -43269,7 +38786,7 @@
         <w:t xml:space="preserve"> </w:t>
       </w:r>
       <w:r>
-        <w:t xml:space="preserve">(Wood 2013)</w:t>
+        <w:t xml:space="preserve">[7]</w:t>
       </w:r>
       <w:r>
         <w:t xml:space="preserve">.</w:t>
@@ -43421,7 +38938,7 @@
         <w:t xml:space="preserve"> </w:t>
       </w:r>
       <w:r>
-        <w:t xml:space="preserve">(Wood 2017, sec. 6.10)</w:t>
+        <w:t xml:space="preserve">[2, Sec. 6.10]</w:t>
       </w:r>
       <w:r>
         <w:t xml:space="preserve">.</w:t>
@@ -43665,7 +39182,7 @@
         <w:t xml:space="preserve"> </w:t>
       </w:r>
       <w:r>
-        <w:t xml:space="preserve">(Wood 2017, sec. 6.10)</w:t>
+        <w:t xml:space="preserve">[2, Sec. 6.10]</w:t>
       </w:r>
       <w:r>
         <w:t xml:space="preserve"> </w:t>
@@ -44138,7 +39655,7 @@
         <w:t xml:space="preserve"> </w:t>
       </w:r>
       <w:r>
-        <w:t xml:space="preserve">(Rosenman et al. 1975)</w:t>
+        <w:t xml:space="preserve">[8]</w:t>
       </w:r>
       <w:r>
         <w:t xml:space="preserve">,</w:t>
@@ -45369,7 +40886,7 @@
         <w:rPr>
           <w:rStyle w:val="CommentTok"/>
         </w:rPr>
-        <w:t xml:space="preserve">#&gt; s(age)  1.00   1.00  26.55 1.1e-06 ***</w:t>
+        <w:t xml:space="preserve">#&gt; s(age)  1.00   1.00  26.55 5.8e-07 ***</w:t>
       </w:r>
       <w:r>
         <w:br/>
@@ -45396,7 +40913,7 @@
         <w:rPr>
           <w:rStyle w:val="CommentTok"/>
         </w:rPr>
-        <w:t xml:space="preserve">#&gt; s(sbp)  1.00   1.00  22.83 1.4e-06 ***</w:t>
+        <w:t xml:space="preserve">#&gt; s(sbp)  1.00   1.00  22.83 1.7e-06 ***</w:t>
       </w:r>
       <w:r>
         <w:br/>
@@ -47846,7 +43363,7 @@
         <w:t xml:space="preserve"> </w:t>
       </w:r>
       <w:r>
-        <w:t xml:space="preserve">(Wood 2017, sec. 6.2)</w:t>
+        <w:t xml:space="preserve">[2, Sec. 6.2]</w:t>
       </w:r>
       <w:r>
         <w:t xml:space="preserve">.</w:t>
@@ -47937,7 +43454,7 @@
         <w:t xml:space="preserve"> </w:t>
       </w:r>
       <w:r>
-        <w:t xml:space="preserve">Wood (2017)</w:t>
+        <w:t xml:space="preserve">Wood [2]</w:t>
       </w:r>
       <w:r>
         <w:t xml:space="preserve">).</w:t>
@@ -48042,7 +43559,7 @@
         <w:t xml:space="preserve"> </w:t>
       </w:r>
       <w:r>
-        <w:t xml:space="preserve">James et al. (2021, sec. 7.8)</w:t>
+        <w:t xml:space="preserve">James et al. [1, Sec. 7.8]</w:t>
       </w:r>
       <w:r>
         <w:t xml:space="preserve"> </w:t>
@@ -48054,7 +43571,7 @@
         <w:t xml:space="preserve"> </w:t>
       </w:r>
       <w:r>
-        <w:t xml:space="preserve">James et al. (2023, sec. 7.8)</w:t>
+        <w:t xml:space="preserve">James et al. [9, Sec. 7.8]</w:t>
       </w:r>
       <w:r>
         <w:t xml:space="preserve">.</w:t>
@@ -48721,7 +44238,7 @@
         <w:t xml:space="preserve"> </w:t>
       </w:r>
       <w:r>
-        <w:t xml:space="preserve">(James et al. 2021, sec. 7.1)</w:t>
+        <w:t xml:space="preserve">[1, Sec. 7.1]</w:t>
       </w:r>
       <w:r>
         <w:t xml:space="preserve">.</w:t>
@@ -51413,7 +46930,7 @@
         <w:t xml:space="preserve"> </w:t>
       </w:r>
       <w:r>
-        <w:t xml:space="preserve">(James et al. 2021, sec. 7.2)</w:t>
+        <w:t xml:space="preserve">[1, Sec. 7.2]</w:t>
       </w:r>
       <w:r>
         <w:t xml:space="preserve">.</w:t>
@@ -51874,7 +47391,7 @@
         <w:t xml:space="preserve"> </w:t>
       </w:r>
       <w:r>
-        <w:t xml:space="preserve">(James et al. 2021, sec. 7.4)</w:t>
+        <w:t xml:space="preserve">[1, Sec. 7.4]</w:t>
       </w:r>
       <w:r>
         <w:t xml:space="preserve">.</w:t>
@@ -54178,7 +49695,7 @@
         <w:t xml:space="preserve"> </w:t>
       </w:r>
       <w:r>
-        <w:t xml:space="preserve">(James et al. 2021, secs. 7.5–7.6)</w:t>
+        <w:t xml:space="preserve">[1, Secs. 7.5–7.6]</w:t>
       </w:r>
       <w:r>
         <w:t xml:space="preserve">.</w:t>
@@ -56447,7 +51964,7 @@
         <w:t xml:space="preserve"> </w:t>
       </w:r>
       <w:r>
-        <w:t xml:space="preserve">(James et al. 2021, sec. 7.7)</w:t>
+        <w:t xml:space="preserve">[1, Sec. 7.7]</w:t>
       </w:r>
       <w:r>
         <w:t xml:space="preserve">.</w:t>
@@ -58081,7 +53598,7 @@
         <w:t xml:space="preserve"> </w:t>
       </w:r>
       <w:r>
-        <w:t xml:space="preserve">James et al. (2021, sec. 7.7)</w:t>
+        <w:t xml:space="preserve">James et al. [1, Sec. 7.7]</w:t>
       </w:r>
       <w:r>
         <w:t xml:space="preserve">.</w:t>
@@ -60126,7 +55643,7 @@
         <w:t xml:space="preserve"> </w:t>
       </w:r>
       <w:r>
-        <w:t xml:space="preserve">James et al. (2021, sec. 7.9)</w:t>
+        <w:t xml:space="preserve">James et al. [1, Sec. 7.9]</w:t>
       </w:r>
       <w:r>
         <w:t xml:space="preserve"> </w:t>
@@ -60138,7 +55655,7 @@
         <w:t xml:space="preserve"> </w:t>
       </w:r>
       <w:r>
-        <w:t xml:space="preserve">Hastie et al. (2009, sec. 9.1)</w:t>
+        <w:t xml:space="preserve">Hastie et al. [6, Sec. 9.1]</w:t>
       </w:r>
       <w:r>
         <w:t xml:space="preserve">.</w:t>
@@ -65222,7 +60739,7 @@
         <w:t xml:space="preserve"> </w:t>
       </w:r>
       <w:r>
-        <w:t xml:space="preserve">James et al. (2021, sec. 7.9)</w:t>
+        <w:t xml:space="preserve">James et al. [1, Sec. 7.9]</w:t>
       </w:r>
       <w:r>
         <w:t xml:space="preserve"> </w:t>
@@ -65234,7 +60751,7 @@
         <w:t xml:space="preserve"> </w:t>
       </w:r>
       <w:r>
-        <w:t xml:space="preserve">Hastie et al. (2009, sec. 9.1)</w:t>
+        <w:t xml:space="preserve">Hastie et al. [6, Sec. 9.1]</w:t>
       </w:r>
       <w:r>
         <w:t xml:space="preserve">.</w:t>
@@ -65335,7 +60852,7 @@
               <w:t xml:space="preserve"> </w:t>
             </w:r>
             <w:r>
-              <w:t xml:space="preserve">(James et al. 2021)</w:t>
+              <w:t xml:space="preserve">[1]</w:t>
             </w:r>
             <w:r>
               <w:t xml:space="preserve">:</w:t>
@@ -66920,7 +62437,7 @@
               <w:t xml:space="preserve"> </w:t>
             </w:r>
             <w:r>
-              <w:t xml:space="preserve">(Hastie et al. 2009, sec. 9.1.1)</w:t>
+              <w:t xml:space="preserve">[6, Sec. 9.1.1]</w:t>
             </w:r>
             <w:r>
               <w:t xml:space="preserve"> </w:t>
@@ -70076,7 +65593,7 @@
               <w:t xml:space="preserve"> </w:t>
             </w:r>
             <w:r>
-              <w:t xml:space="preserve">(Hastie et al. 2009, sec. 9.1.1)</w:t>
+              <w:t xml:space="preserve">[6, Sec. 9.1.1]</w:t>
             </w:r>
             <w:r>
               <w:t xml:space="preserve">.</w:t>
@@ -70088,28 +65605,22 @@
       </w:tr>
     </w:tbl>
     <w:bookmarkStart w:id="205" w:name="refs"/>
-    <w:bookmarkStart w:id="190" w:name="ref-aune2016bmi"/>
+    <w:bookmarkStart w:id="190" w:name="ref-james2021islr2e"/>
     <w:p>
       <w:pPr>
         <w:pStyle w:val="Bibliography"/>
       </w:pPr>
       <w:r>
-        <w:t xml:space="preserve">Aune, Dagfinn, Abhijit Sen, Manya Prasad, et al. 2016.</w:t>
-      </w:r>
-      <w:r>
-        <w:t xml:space="preserve"> </w:t>
-      </w:r>
-      <w:r>
-        <w:t xml:space="preserve">“</w:t>
-      </w:r>
-      <w:r>
-        <w:t xml:space="preserve">BMI</w:t>
-      </w:r>
-      <w:r>
-        <w:t xml:space="preserve"> </w:t>
-      </w:r>
-      <w:r>
-        <w:t xml:space="preserve">and All Cause Mortality: Systematic Review and Non-Linear Dose-Response Meta-Analysis of 230 Cohort Studies with 3.74 Million Deaths Among 30.3 Million Participants.”</w:t>
+        <w:t xml:space="preserve">[1]</w:t>
+      </w:r>
+      <w:r>
+        <w:t xml:space="preserve"> </w:t>
+      </w:r>
+      <w:r>
+        <w:t xml:space="preserve">	</w:t>
+      </w:r>
+      <w:r>
+        <w:t xml:space="preserve">G. James, D. Witten, T. Hastie, and R. Tibshirani,</w:t>
       </w:r>
       <w:r>
         <w:t xml:space="preserve"> </w:t>
@@ -70119,13 +65630,24 @@
           <w:i/>
           <w:iCs/>
         </w:rPr>
-        <w:t xml:space="preserve">BMJ</w:t>
-      </w:r>
-      <w:r>
-        <w:t xml:space="preserve"> </w:t>
-      </w:r>
-      <w:r>
-        <w:t xml:space="preserve">353: i2156.</w:t>
+        <w:t xml:space="preserve">An introduction to statistical learning: With applications in</w:t>
+      </w:r>
+      <w:r>
+        <w:rPr>
+          <w:i/>
+          <w:iCs/>
+        </w:rPr>
+        <w:t xml:space="preserve"> </w:t>
+      </w:r>
+      <w:r>
+        <w:rPr>
+          <w:i/>
+          <w:iCs/>
+        </w:rPr>
+        <w:t xml:space="preserve">R</w:t>
+      </w:r>
+      <w:r>
+        <w:t xml:space="preserve">, 2nd ed. Springer, 2021. doi:</w:t>
       </w:r>
       <w:r>
         <w:t xml:space="preserve"> </w:t>
@@ -70135,7 +65657,7 @@
           <w:rPr>
             <w:rStyle w:val="Hyperlink"/>
           </w:rPr>
-          <w:t xml:space="preserve">https://doi.org/10.1136/bmj.i2156</w:t>
+          <w:t xml:space="preserve">10.1007/978-1-0716-1418-1</w:t>
         </w:r>
       </w:hyperlink>
       <w:r>
@@ -70143,22 +65665,22 @@
       </w:r>
     </w:p>
     <w:bookmarkEnd w:id="190"/>
-    <w:bookmarkStart w:id="192" w:name="ref-gasparrini2015mortality"/>
+    <w:bookmarkStart w:id="191" w:name="ref-wood2017generalized"/>
     <w:p>
       <w:pPr>
         <w:pStyle w:val="Bibliography"/>
       </w:pPr>
       <w:r>
-        <w:t xml:space="preserve">Gasparrini, Antonio, Yuming Guo, Masahiro Hashizume, et al.</w:t>
-      </w:r>
-      <w:r>
-        <w:t xml:space="preserve"> 2015.</w:t>
-      </w:r>
-      <w:r>
-        <w:t xml:space="preserve"> </w:t>
-      </w:r>
-      <w:r>
-        <w:t xml:space="preserve">“Mortality Risk Attributable to High and Low Ambient Temperature: A Multicountry Observational Study.”</w:t>
+        <w:t xml:space="preserve">[2]</w:t>
+      </w:r>
+      <w:r>
+        <w:t xml:space="preserve"> </w:t>
+      </w:r>
+      <w:r>
+        <w:t xml:space="preserve">	</w:t>
+      </w:r>
+      <w:r>
+        <w:t xml:space="preserve">S. N. Wood,</w:t>
       </w:r>
       <w:r>
         <w:t xml:space="preserve"> </w:t>
@@ -70168,37 +65690,29 @@
           <w:i/>
           <w:iCs/>
         </w:rPr>
-        <w:t xml:space="preserve">The Lancet</w:t>
-      </w:r>
-      <w:r>
-        <w:t xml:space="preserve"> </w:t>
-      </w:r>
-      <w:r>
-        <w:t xml:space="preserve">386 (9991): 369–75.</w:t>
-      </w:r>
-      <w:r>
-        <w:t xml:space="preserve"> </w:t>
-      </w:r>
-      <w:hyperlink r:id="rId191">
-        <w:r>
-          <w:rPr>
-            <w:rStyle w:val="Hyperlink"/>
-          </w:rPr>
-          <w:t xml:space="preserve">https://doi.org/10.1016/S0140-6736(14)62114-0</w:t>
-        </w:r>
-      </w:hyperlink>
-      <w:r>
-        <w:t xml:space="preserve">.</w:t>
+        <w:t xml:space="preserve">Generalized additive models: An introduction with r</w:t>
+      </w:r>
+      <w:r>
+        <w:t xml:space="preserve">, 2nd ed. Chapman; Hall/CRC, 2017.</w:t>
       </w:r>
     </w:p>
-    <w:bookmarkEnd w:id="192"/>
-    <w:bookmarkStart w:id="194" w:name="ref-hastie2009esl2e"/>
+    <w:bookmarkEnd w:id="191"/>
+    <w:bookmarkStart w:id="192" w:name="ref-me4"/>
     <w:p>
       <w:pPr>
         <w:pStyle w:val="Bibliography"/>
       </w:pPr>
       <w:r>
-        <w:t xml:space="preserve">Hastie, Trevor, Robert Tibshirani, and Jerome Friedman. 2009.</w:t>
+        <w:t xml:space="preserve">[3]</w:t>
+      </w:r>
+      <w:r>
+        <w:t xml:space="preserve"> </w:t>
+      </w:r>
+      <w:r>
+        <w:t xml:space="preserve">	</w:t>
+      </w:r>
+      <w:r>
+        <w:t xml:space="preserve">K. J. Rothman, T. L. Lash, T. J. VanderWeele, and S. Haneuse,</w:t>
       </w:r>
       <w:r>
         <w:t xml:space="preserve"> </w:t>
@@ -70208,10 +65722,70 @@
           <w:i/>
           <w:iCs/>
         </w:rPr>
-        <w:t xml:space="preserve">The Elements of Statistical Learning: Data Mining, Inference, and Prediction</w:t>
-      </w:r>
-      <w:r>
-        <w:t xml:space="preserve">. 2nd ed. Springer.</w:t>
+        <w:t xml:space="preserve">Modern epidemiology</w:t>
+      </w:r>
+      <w:r>
+        <w:t xml:space="preserve">, Fourth edition. Philadelphia: Wolters Kluwer, 2021.</w:t>
+      </w:r>
+    </w:p>
+    <w:bookmarkEnd w:id="192"/>
+    <w:bookmarkStart w:id="194" w:name="ref-aune2016bmi"/>
+    <w:p>
+      <w:pPr>
+        <w:pStyle w:val="Bibliography"/>
+      </w:pPr>
+      <w:r>
+        <w:t xml:space="preserve">[4]</w:t>
+      </w:r>
+      <w:r>
+        <w:t xml:space="preserve"> </w:t>
+      </w:r>
+      <w:r>
+        <w:t xml:space="preserve">	</w:t>
+      </w:r>
+      <w:r>
+        <w:t xml:space="preserve">D. Aune</w:t>
+      </w:r>
+      <w:r>
+        <w:t xml:space="preserve"> </w:t>
+      </w:r>
+      <w:r>
+        <w:rPr>
+          <w:i/>
+          <w:iCs/>
+        </w:rPr>
+        <w:t xml:space="preserve">et al.</w:t>
+      </w:r>
+      <w:r>
+        <w:t xml:space="preserve">,</w:t>
+      </w:r>
+      <w:r>
+        <w:t xml:space="preserve"> </w:t>
+      </w:r>
+      <w:r>
+        <w:t xml:space="preserve">“</w:t>
+      </w:r>
+      <w:r>
+        <w:t xml:space="preserve">BMI</w:t>
+      </w:r>
+      <w:r>
+        <w:t xml:space="preserve"> </w:t>
+      </w:r>
+      <w:r>
+        <w:t xml:space="preserve">and all cause mortality: Systematic review and non-linear dose-response meta-analysis of 230 cohort studies with 3.74 million deaths among 30.3 million participants,”</w:t>
+      </w:r>
+      <w:r>
+        <w:t xml:space="preserve"> </w:t>
+      </w:r>
+      <w:r>
+        <w:rPr>
+          <w:i/>
+          <w:iCs/>
+        </w:rPr>
+        <w:t xml:space="preserve">BMJ</w:t>
+      </w:r>
+      <w:r>
+        <w:t xml:space="preserve">, vol. 353, p. i2156, 2016, doi:</w:t>
       </w:r>
       <w:r>
         <w:t xml:space="preserve"> </w:t>
@@ -70221,7 +65795,7 @@
           <w:rPr>
             <w:rStyle w:val="Hyperlink"/>
           </w:rPr>
-          <w:t xml:space="preserve">https://doi.org/10.1007/978-0-387-84858-7</w:t>
+          <w:t xml:space="preserve">10.1136/bmj.i2156</w:t>
         </w:r>
       </w:hyperlink>
       <w:r>
@@ -70229,13 +65803,22 @@
       </w:r>
     </w:p>
     <w:bookmarkEnd w:id="194"/>
-    <w:bookmarkStart w:id="196" w:name="ref-james2021islr2e"/>
+    <w:bookmarkStart w:id="196" w:name="ref-gasparrini2015mortality"/>
     <w:p>
       <w:pPr>
         <w:pStyle w:val="Bibliography"/>
       </w:pPr>
       <w:r>
-        <w:t xml:space="preserve">James, Gareth, Daniela Witten, Trevor Hastie, and Robert Tibshirani. 2021.</w:t>
+        <w:t xml:space="preserve">[5]</w:t>
+      </w:r>
+      <w:r>
+        <w:t xml:space="preserve"> </w:t>
+      </w:r>
+      <w:r>
+        <w:t xml:space="preserve">	</w:t>
+      </w:r>
+      <w:r>
+        <w:t xml:space="preserve">A. Gasparrini</w:t>
       </w:r>
       <w:r>
         <w:t xml:space="preserve"> </w:t>
@@ -70245,24 +65828,29 @@
           <w:i/>
           <w:iCs/>
         </w:rPr>
-        <w:t xml:space="preserve">An Introduction to Statistical Learning: With Applications in</w:t>
+        <w:t xml:space="preserve">et al.</w:t>
+      </w:r>
+      <w:r>
+        <w:t xml:space="preserve">,</w:t>
+      </w:r>
+      <w:r>
+        <w:t xml:space="preserve"> </w:t>
+      </w:r>
+      <w:r>
+        <w:t xml:space="preserve">“Mortality risk attributable to high and low ambient temperature: A multicountry observational study,”</w:t>
+      </w:r>
+      <w:r>
+        <w:t xml:space="preserve"> </w:t>
       </w:r>
       <w:r>
         <w:rPr>
           <w:i/>
           <w:iCs/>
         </w:rPr>
-        <w:t xml:space="preserve"> </w:t>
-      </w:r>
-      <w:r>
-        <w:rPr>
-          <w:i/>
-          <w:iCs/>
-        </w:rPr>
-        <w:t xml:space="preserve">R</w:t>
-      </w:r>
-      <w:r>
-        <w:t xml:space="preserve">. 2nd ed. Springer.</w:t>
+        <w:t xml:space="preserve">The Lancet</w:t>
+      </w:r>
+      <w:r>
+        <w:t xml:space="preserve">, vol. 386, no. 9991, pp. 369–375, 2015, doi:</w:t>
       </w:r>
       <w:r>
         <w:t xml:space="preserve"> </w:t>
@@ -70272,7 +65860,7 @@
           <w:rPr>
             <w:rStyle w:val="Hyperlink"/>
           </w:rPr>
-          <w:t xml:space="preserve">https://doi.org/10.1007/978-1-0716-1418-1</w:t>
+          <w:t xml:space="preserve">10.1016/S0140-6736(14)62114-0</w:t>
         </w:r>
       </w:hyperlink>
       <w:r>
@@ -70280,13 +65868,22 @@
       </w:r>
     </w:p>
     <w:bookmarkEnd w:id="196"/>
-    <w:bookmarkStart w:id="198" w:name="ref-james2023islp"/>
+    <w:bookmarkStart w:id="198" w:name="ref-hastie2009esl2e"/>
     <w:p>
       <w:pPr>
         <w:pStyle w:val="Bibliography"/>
       </w:pPr>
       <w:r>
-        <w:t xml:space="preserve">James, Gareth, Daniela Witten, Trevor Hastie, Robert Tibshirani, and Jonathan Taylor. 2023.</w:t>
+        <w:t xml:space="preserve">[6]</w:t>
+      </w:r>
+      <w:r>
+        <w:t xml:space="preserve"> </w:t>
+      </w:r>
+      <w:r>
+        <w:t xml:space="preserve">	</w:t>
+      </w:r>
+      <w:r>
+        <w:t xml:space="preserve">T. Hastie, R. Tibshirani, and J. Friedman,</w:t>
       </w:r>
       <w:r>
         <w:t xml:space="preserve"> </w:t>
@@ -70296,13 +65893,112 @@
           <w:i/>
           <w:iCs/>
         </w:rPr>
-        <w:t xml:space="preserve">An Introduction to Statistical Learning: With Applications in</w:t>
+        <w:t xml:space="preserve">The elements of statistical learning: Data mining, inference, and prediction</w:t>
+      </w:r>
+      <w:r>
+        <w:t xml:space="preserve">, 2nd ed. Springer, 2009. doi:</w:t>
+      </w:r>
+      <w:r>
+        <w:t xml:space="preserve"> </w:t>
+      </w:r>
+      <w:hyperlink r:id="rId197">
+        <w:r>
+          <w:rPr>
+            <w:rStyle w:val="Hyperlink"/>
+          </w:rPr>
+          <w:t xml:space="preserve">10.1007/978-0-387-84858-7</w:t>
+        </w:r>
+      </w:hyperlink>
+      <w:r>
+        <w:t xml:space="preserve">.</w:t>
+      </w:r>
+    </w:p>
+    <w:bookmarkEnd w:id="198"/>
+    <w:bookmarkStart w:id="200" w:name="ref-wood2013pvalues"/>
+    <w:p>
+      <w:pPr>
+        <w:pStyle w:val="Bibliography"/>
+      </w:pPr>
+      <w:r>
+        <w:t xml:space="preserve">[7]</w:t>
+      </w:r>
+      <w:r>
+        <w:t xml:space="preserve"> </w:t>
+      </w:r>
+      <w:r>
+        <w:t xml:space="preserve">	</w:t>
+      </w:r>
+      <w:r>
+        <w:t xml:space="preserve">S. N. Wood,</w:t>
+      </w:r>
+      <w:r>
+        <w:t xml:space="preserve"> </w:t>
+      </w:r>
+      <w:r>
+        <w:t xml:space="preserve">“On p-values for smooth components of an extended generalized additive model,”</w:t>
+      </w:r>
+      <w:r>
+        <w:t xml:space="preserve"> </w:t>
       </w:r>
       <w:r>
         <w:rPr>
           <w:i/>
           <w:iCs/>
         </w:rPr>
+        <w:t xml:space="preserve">Biometrika</w:t>
+      </w:r>
+      <w:r>
+        <w:t xml:space="preserve">, vol. 100, no. 1, pp. 221–228, 2013, doi:</w:t>
+      </w:r>
+      <w:r>
+        <w:t xml:space="preserve"> </w:t>
+      </w:r>
+      <w:hyperlink r:id="rId199">
+        <w:r>
+          <w:rPr>
+            <w:rStyle w:val="Hyperlink"/>
+          </w:rPr>
+          <w:t xml:space="preserve">10.1093/biomet/ass048</w:t>
+        </w:r>
+      </w:hyperlink>
+      <w:r>
+        <w:t xml:space="preserve">.</w:t>
+      </w:r>
+    </w:p>
+    <w:bookmarkEnd w:id="200"/>
+    <w:bookmarkStart w:id="202" w:name="ref-rosenman1975coronary"/>
+    <w:p>
+      <w:pPr>
+        <w:pStyle w:val="Bibliography"/>
+      </w:pPr>
+      <w:r>
+        <w:t xml:space="preserve">[8]</w:t>
+      </w:r>
+      <w:r>
+        <w:t xml:space="preserve"> </w:t>
+      </w:r>
+      <w:r>
+        <w:t xml:space="preserve">	</w:t>
+      </w:r>
+      <w:r>
+        <w:t xml:space="preserve">R. H. Rosenman, R. J. Brand, C. D. Jenkins, M. Friedman, R. Straus, and M. Wurm,</w:t>
+      </w:r>
+      <w:r>
+        <w:t xml:space="preserve"> </w:t>
+      </w:r>
+      <w:r>
+        <w:t xml:space="preserve">“Coronary heart disease in the</w:t>
+      </w:r>
+      <w:r>
+        <w:t xml:space="preserve"> </w:t>
+      </w:r>
+      <w:r>
+        <w:t xml:space="preserve">Western Collaborative Group Study</w:t>
+      </w:r>
+      <w:r>
+        <w:t xml:space="preserve">: Final follow-up experience of 8 1/2 years,”</w:t>
+      </w:r>
+      <w:r>
         <w:t xml:space="preserve"> </w:t>
       </w:r>
       <w:r>
@@ -70310,15 +66006,75 @@
           <w:i/>
           <w:iCs/>
         </w:rPr>
+        <w:t xml:space="preserve">JAMA</w:t>
+      </w:r>
+      <w:r>
+        <w:t xml:space="preserve">, vol. 233, no. 8, pp. 872–877, 1975, doi:</w:t>
+      </w:r>
+      <w:r>
+        <w:t xml:space="preserve"> </w:t>
+      </w:r>
+      <w:hyperlink r:id="rId201">
+        <w:r>
+          <w:rPr>
+            <w:rStyle w:val="Hyperlink"/>
+          </w:rPr>
+          <w:t xml:space="preserve">10.1001/jama.1975.03260080034016</w:t>
+        </w:r>
+      </w:hyperlink>
+      <w:r>
+        <w:t xml:space="preserve">.</w:t>
+      </w:r>
+    </w:p>
+    <w:bookmarkEnd w:id="202"/>
+    <w:bookmarkStart w:id="204" w:name="ref-james2023islp"/>
+    <w:p>
+      <w:pPr>
+        <w:pStyle w:val="Bibliography"/>
+      </w:pPr>
+      <w:r>
+        <w:t xml:space="preserve">[9]</w:t>
+      </w:r>
+      <w:r>
+        <w:t xml:space="preserve"> </w:t>
+      </w:r>
+      <w:r>
+        <w:t xml:space="preserve">	</w:t>
+      </w:r>
+      <w:r>
+        <w:t xml:space="preserve">G. James, D. Witten, T. Hastie, R. Tibshirani, and J. Taylor,</w:t>
+      </w:r>
+      <w:r>
+        <w:t xml:space="preserve"> </w:t>
+      </w:r>
+      <w:r>
+        <w:rPr>
+          <w:i/>
+          <w:iCs/>
+        </w:rPr>
+        <w:t xml:space="preserve">An introduction to statistical learning: With applications in</w:t>
+      </w:r>
+      <w:r>
+        <w:rPr>
+          <w:i/>
+          <w:iCs/>
+        </w:rPr>
+        <w:t xml:space="preserve"> </w:t>
+      </w:r>
+      <w:r>
+        <w:rPr>
+          <w:i/>
+          <w:iCs/>
+        </w:rPr>
         <w:t xml:space="preserve">Python</w:t>
       </w:r>
       <w:r>
-        <w:t xml:space="preserve">. Springer.</w:t>
-      </w:r>
-      <w:r>
-        <w:t xml:space="preserve"> </w:t>
-      </w:r>
-      <w:hyperlink r:id="rId197">
+        <w:t xml:space="preserve">. New York: Springer, 2023. Available:</w:t>
+      </w:r>
+      <w:r>
+        <w:t xml:space="preserve"> </w:t>
+      </w:r>
+      <w:hyperlink r:id="rId203">
         <w:r>
           <w:rPr>
             <w:rStyle w:val="Hyperlink"/>
@@ -70326,156 +66082,6 @@
           <w:t xml:space="preserve">https://www.statlearning.com</w:t>
         </w:r>
       </w:hyperlink>
-      <w:r>
-        <w:t xml:space="preserve">.</w:t>
-      </w:r>
-    </w:p>
-    <w:bookmarkEnd w:id="198"/>
-    <w:bookmarkStart w:id="200" w:name="ref-rosenman1975coronary"/>
-    <w:p>
-      <w:pPr>
-        <w:pStyle w:val="Bibliography"/>
-      </w:pPr>
-      <w:r>
-        <w:t xml:space="preserve">Rosenman, Ray H, Richard J Brand, C David Jenkins, Meyer Friedman, Reuben Straus, and Moses Wurm. 1975.</w:t>
-      </w:r>
-      <w:r>
-        <w:t xml:space="preserve"> </w:t>
-      </w:r>
-      <w:r>
-        <w:t xml:space="preserve">“Coronary Heart Disease in the</w:t>
-      </w:r>
-      <w:r>
-        <w:t xml:space="preserve"> </w:t>
-      </w:r>
-      <w:r>
-        <w:t xml:space="preserve">Western Collaborative Group Study</w:t>
-      </w:r>
-      <w:r>
-        <w:t xml:space="preserve">: Final Follow-up Experience of 8 1/2 Years.”</w:t>
-      </w:r>
-      <w:r>
-        <w:t xml:space="preserve"> </w:t>
-      </w:r>
-      <w:r>
-        <w:rPr>
-          <w:i/>
-          <w:iCs/>
-        </w:rPr>
-        <w:t xml:space="preserve">JAMA</w:t>
-      </w:r>
-      <w:r>
-        <w:t xml:space="preserve"> </w:t>
-      </w:r>
-      <w:r>
-        <w:t xml:space="preserve">233 (8): 872–77.</w:t>
-      </w:r>
-      <w:r>
-        <w:t xml:space="preserve"> </w:t>
-      </w:r>
-      <w:hyperlink r:id="rId199">
-        <w:r>
-          <w:rPr>
-            <w:rStyle w:val="Hyperlink"/>
-          </w:rPr>
-          <w:t xml:space="preserve">https://doi.org/10.1001/jama.1975.03260080034016</w:t>
-        </w:r>
-      </w:hyperlink>
-      <w:r>
-        <w:t xml:space="preserve">.</w:t>
-      </w:r>
-    </w:p>
-    <w:bookmarkEnd w:id="200"/>
-    <w:bookmarkStart w:id="201" w:name="ref-me4"/>
-    <w:p>
-      <w:pPr>
-        <w:pStyle w:val="Bibliography"/>
-      </w:pPr>
-      <w:r>
-        <w:t xml:space="preserve">Rothman, Kenneth J., Timothy L. Lash, Tyler J. VanderWeele, and Sebastien Haneuse. 2021.</w:t>
-      </w:r>
-      <w:r>
-        <w:t xml:space="preserve"> </w:t>
-      </w:r>
-      <w:r>
-        <w:rPr>
-          <w:i/>
-          <w:iCs/>
-        </w:rPr>
-        <w:t xml:space="preserve">Modern Epidemiology</w:t>
-      </w:r>
-      <w:r>
-        <w:t xml:space="preserve">. Fourth edition. Wolters Kluwer.</w:t>
-      </w:r>
-    </w:p>
-    <w:bookmarkEnd w:id="201"/>
-    <w:bookmarkStart w:id="203" w:name="ref-wood2013pvalues"/>
-    <w:p>
-      <w:pPr>
-        <w:pStyle w:val="Bibliography"/>
-      </w:pPr>
-      <w:r>
-        <w:t xml:space="preserve">Wood, Simon N. 2013.</w:t>
-      </w:r>
-      <w:r>
-        <w:t xml:space="preserve"> </w:t>
-      </w:r>
-      <w:r>
-        <w:t xml:space="preserve">“On p-Values for Smooth Components of an Extended Generalized Additive Model.”</w:t>
-      </w:r>
-      <w:r>
-        <w:t xml:space="preserve"> </w:t>
-      </w:r>
-      <w:r>
-        <w:rPr>
-          <w:i/>
-          <w:iCs/>
-        </w:rPr>
-        <w:t xml:space="preserve">Biometrika</w:t>
-      </w:r>
-      <w:r>
-        <w:t xml:space="preserve"> </w:t>
-      </w:r>
-      <w:r>
-        <w:t xml:space="preserve">100 (1): 221–28.</w:t>
-      </w:r>
-      <w:r>
-        <w:t xml:space="preserve"> </w:t>
-      </w:r>
-      <w:hyperlink r:id="rId202">
-        <w:r>
-          <w:rPr>
-            <w:rStyle w:val="Hyperlink"/>
-          </w:rPr>
-          <w:t xml:space="preserve">https://doi.org/10.1093/biomet/ass048</w:t>
-        </w:r>
-      </w:hyperlink>
-      <w:r>
-        <w:t xml:space="preserve">.</w:t>
-      </w:r>
-    </w:p>
-    <w:bookmarkEnd w:id="203"/>
-    <w:bookmarkStart w:id="204" w:name="ref-wood2017generalized"/>
-    <w:p>
-      <w:pPr>
-        <w:pStyle w:val="Bibliography"/>
-      </w:pPr>
-      <w:r>
-        <w:t xml:space="preserve">Wood, Simon N. 2017.</w:t>
-      </w:r>
-      <w:r>
-        <w:t xml:space="preserve"> </w:t>
-      </w:r>
-      <w:r>
-        <w:rPr>
-          <w:i/>
-          <w:iCs/>
-        </w:rPr>
-        <w:t xml:space="preserve">Generalized Additive Models: An Introduction with r</w:t>
-      </w:r>
-      <w:r>
-        <w:t xml:space="preserve">. 2nd ed. Chapman; Hall/CRC.</w:t>
-      </w:r>
     </w:p>
     <w:bookmarkEnd w:id="204"/>
     <w:bookmarkEnd w:id="205"/>

--- a/chapters/generalized-additive-models-handout.docx
+++ b/chapters/generalized-additive-models-handout.docx
@@ -35760,7 +35760,7 @@
         <w:rPr>
           <w:rStyle w:val="CommentTok"/>
         </w:rPr>
-        <w:t xml:space="preserve">#&gt; 1.02 1.03  total = 4.05 </w:t>
+        <w:t xml:space="preserve">#&gt; 1.00 1.01  total = 4.01 </w:t>
       </w:r>
       <w:r>
         <w:br/>
@@ -37499,7 +37499,7 @@
         <w:rPr>
           <w:rStyle w:val="VerbatimChar"/>
         </w:rPr>
-        <w:t xml:space="preserve">#&gt; Gradient range [-0.000404069,-1.352e-05]</w:t>
+        <w:t xml:space="preserve">#&gt; Gradient range [-0.000358419,-2.1343e-05]</w:t>
       </w:r>
       <w:r>
         <w:br/>
@@ -37517,7 +37517,7 @@
         <w:rPr>
           <w:rStyle w:val="VerbatimChar"/>
         </w:rPr>
-        <w:t xml:space="preserve">#&gt; Hessian positive definite, eigenvalue range [1.35192e-05,0.220195].</w:t>
+        <w:t xml:space="preserve">#&gt; Hessian positive definite, eigenvalue range [3.16164e-05,0.220195].</w:t>
       </w:r>
       <w:r>
         <w:br/>
@@ -38464,7 +38464,7 @@
         <w:rPr>
           <w:rStyle w:val="CommentTok"/>
         </w:rPr>
-        <w:t xml:space="preserve">#&gt;               Estimate Std. Error   z value     Pr(&gt;|z|)</w:t>
+        <w:t xml:space="preserve">#&gt;              Estimate Std. Error   z value     Pr(&gt;|z|)</w:t>
       </w:r>
       <w:r>
         <w:br/>
@@ -38473,7 +38473,7 @@
         <w:rPr>
           <w:rStyle w:val="CommentTok"/>
         </w:rPr>
-        <w:t xml:space="preserve">#&gt; (Intercept)  -2.971461   0.117513 -25.28618 4.53331e-141</w:t>
+        <w:t xml:space="preserve">#&gt; (Intercept)  -2.97147   0.117513 -25.28619 4.53227e-141</w:t>
       </w:r>
       <w:r>
         <w:br/>
@@ -38482,7 +38482,7 @@
         <w:rPr>
           <w:rStyle w:val="CommentTok"/>
         </w:rPr>
-        <w:t xml:space="preserve">#&gt; dibpatType A  0.781729   0.141714   5.51626  3.46292e-08</w:t>
+        <w:t xml:space="preserve">#&gt; dibpatType A  0.78173   0.141714   5.51627  3.46277e-08</w:t>
       </w:r>
     </w:p>
     <w:p>
@@ -38538,7 +38538,7 @@
         <w:rPr>
           <w:rStyle w:val="CommentTok"/>
         </w:rPr>
-        <w:t xml:space="preserve">#&gt;            edf  Ref.df  Chi.sq    p-value</w:t>
+        <w:t xml:space="preserve">#&gt;            edf  Ref.df  Chi.sq   p-value</w:t>
       </w:r>
       <w:r>
         <w:br/>
@@ -38547,7 +38547,7 @@
         <w:rPr>
           <w:rStyle w:val="CommentTok"/>
         </w:rPr>
-        <w:t xml:space="preserve">#&gt; s(age) 1.00156 1.00312 36.3980 0.00000000</w:t>
+        <w:t xml:space="preserve">#&gt; s(age) 1.00107 1.00214 36.4005 0.0000000</w:t>
       </w:r>
       <w:r>
         <w:br/>
@@ -38556,7 +38556,7 @@
         <w:rPr>
           <w:rStyle w:val="CommentTok"/>
         </w:rPr>
-        <w:t xml:space="preserve">#&gt; s(bmi) 1.29791 1.54685 10.8353 0.00641275</w:t>
+        <w:t xml:space="preserve">#&gt; s(bmi) 1.29959 1.54968 10.8386 0.0064354</w:t>
       </w:r>
     </w:p>
     <w:p>
@@ -40886,7 +40886,7 @@
         <w:rPr>
           <w:rStyle w:val="CommentTok"/>
         </w:rPr>
-        <w:t xml:space="preserve">#&gt; s(age)  1.00   1.00  26.55 5.8e-07 ***</w:t>
+        <w:t xml:space="preserve">#&gt; s(age)  1.00   1.00  26.55 1.1e-06 ***</w:t>
       </w:r>
       <w:r>
         <w:br/>
@@ -40913,7 +40913,7 @@
         <w:rPr>
           <w:rStyle w:val="CommentTok"/>
         </w:rPr>
-        <w:t xml:space="preserve">#&gt; s(sbp)  1.00   1.00  22.83 1.7e-06 ***</w:t>
+        <w:t xml:space="preserve">#&gt; s(sbp)  1.00   1.00  22.83 1.4e-06 ***</w:t>
       </w:r>
       <w:r>
         <w:br/>

--- a/chapters/generalized-additive-models-handout.docx
+++ b/chapters/generalized-additive-models-handout.docx
@@ -35760,7 +35760,7 @@
         <w:rPr>
           <w:rStyle w:val="CommentTok"/>
         </w:rPr>
-        <w:t xml:space="preserve">#&gt; 1.00 1.01  total = 4.01 </w:t>
+        <w:t xml:space="preserve">#&gt; 1.02 1.03  total = 4.05 </w:t>
       </w:r>
       <w:r>
         <w:br/>
@@ -37499,7 +37499,7 @@
         <w:rPr>
           <w:rStyle w:val="VerbatimChar"/>
         </w:rPr>
-        <w:t xml:space="preserve">#&gt; Gradient range [-0.000358419,-2.1343e-05]</w:t>
+        <w:t xml:space="preserve">#&gt; Gradient range [-0.000404069,-1.352e-05]</w:t>
       </w:r>
       <w:r>
         <w:br/>
@@ -37517,7 +37517,7 @@
         <w:rPr>
           <w:rStyle w:val="VerbatimChar"/>
         </w:rPr>
-        <w:t xml:space="preserve">#&gt; Hessian positive definite, eigenvalue range [3.16164e-05,0.220195].</w:t>
+        <w:t xml:space="preserve">#&gt; Hessian positive definite, eigenvalue range [1.35192e-05,0.220195].</w:t>
       </w:r>
       <w:r>
         <w:br/>
@@ -38464,7 +38464,7 @@
         <w:rPr>
           <w:rStyle w:val="CommentTok"/>
         </w:rPr>
-        <w:t xml:space="preserve">#&gt;              Estimate Std. Error   z value     Pr(&gt;|z|)</w:t>
+        <w:t xml:space="preserve">#&gt;               Estimate Std. Error   z value     Pr(&gt;|z|)</w:t>
       </w:r>
       <w:r>
         <w:br/>
@@ -38473,7 +38473,7 @@
         <w:rPr>
           <w:rStyle w:val="CommentTok"/>
         </w:rPr>
-        <w:t xml:space="preserve">#&gt; (Intercept)  -2.97147   0.117513 -25.28619 4.53227e-141</w:t>
+        <w:t xml:space="preserve">#&gt; (Intercept)  -2.971461   0.117513 -25.28618 4.53331e-141</w:t>
       </w:r>
       <w:r>
         <w:br/>
@@ -38482,7 +38482,7 @@
         <w:rPr>
           <w:rStyle w:val="CommentTok"/>
         </w:rPr>
-        <w:t xml:space="preserve">#&gt; dibpatType A  0.78173   0.141714   5.51627  3.46277e-08</w:t>
+        <w:t xml:space="preserve">#&gt; dibpatType A  0.781729   0.141714   5.51626  3.46292e-08</w:t>
       </w:r>
     </w:p>
     <w:p>
@@ -38538,7 +38538,7 @@
         <w:rPr>
           <w:rStyle w:val="CommentTok"/>
         </w:rPr>
-        <w:t xml:space="preserve">#&gt;            edf  Ref.df  Chi.sq   p-value</w:t>
+        <w:t xml:space="preserve">#&gt;            edf  Ref.df  Chi.sq    p-value</w:t>
       </w:r>
       <w:r>
         <w:br/>
@@ -38547,7 +38547,7 @@
         <w:rPr>
           <w:rStyle w:val="CommentTok"/>
         </w:rPr>
-        <w:t xml:space="preserve">#&gt; s(age) 1.00107 1.00214 36.4005 0.0000000</w:t>
+        <w:t xml:space="preserve">#&gt; s(age) 1.00156 1.00312 36.3980 0.00000000</w:t>
       </w:r>
       <w:r>
         <w:br/>
@@ -38556,7 +38556,7 @@
         <w:rPr>
           <w:rStyle w:val="CommentTok"/>
         </w:rPr>
-        <w:t xml:space="preserve">#&gt; s(bmi) 1.29959 1.54968 10.8386 0.0064354</w:t>
+        <w:t xml:space="preserve">#&gt; s(bmi) 1.29791 1.54685 10.8353 0.00641275</w:t>
       </w:r>
     </w:p>
     <w:p>
@@ -40886,7 +40886,7 @@
         <w:rPr>
           <w:rStyle w:val="CommentTok"/>
         </w:rPr>
-        <w:t xml:space="preserve">#&gt; s(age)  1.00   1.00  26.55 1.1e-06 ***</w:t>
+        <w:t xml:space="preserve">#&gt; s(age)  1.00   1.00  26.55 5.8e-07 ***</w:t>
       </w:r>
       <w:r>
         <w:br/>
@@ -40913,7 +40913,7 @@
         <w:rPr>
           <w:rStyle w:val="CommentTok"/>
         </w:rPr>
-        <w:t xml:space="preserve">#&gt; s(sbp)  1.00   1.00  22.83 1.4e-06 ***</w:t>
+        <w:t xml:space="preserve">#&gt; s(sbp)  1.00   1.00  22.83 1.7e-06 ***</w:t>
       </w:r>
       <w:r>
         <w:br/>
@@ -43530,7 +43530,7 @@
     </w:p>
     <w:bookmarkEnd w:id="145"/>
     <w:bookmarkEnd w:id="146"/>
-    <w:bookmarkStart w:id="169" w:name="sec-gam-lab"/>
+    <w:bookmarkStart w:id="170" w:name="sec-gam-lab"/>
     <w:p>
       <w:pPr>
         <w:pStyle w:val="Heading1"/>
@@ -51914,7 +51914,7 @@
       </w:r>
     </w:p>
     <w:bookmarkEnd w:id="160"/>
-    <w:bookmarkStart w:id="164" w:name="gams-continuous-outcome"/>
+    <w:bookmarkStart w:id="165" w:name="gams-continuous-outcome"/>
     <w:p>
       <w:pPr>
         <w:pStyle w:val="Heading2"/>
@@ -51928,7 +51928,7 @@
         <w:pStyle w:val="FirstParagraph"/>
       </w:pPr>
       <w:r>
-        <w:t xml:space="preserve">Fit three nested GAMs for</w:t>
+        <w:t xml:space="preserve">Fit three GAMs for</w:t>
       </w:r>
       <w:r>
         <w:t xml:space="preserve"> </w:t>
@@ -51958,14 +51958,19 @@
         <w:t xml:space="preserve"> </w:t>
       </w:r>
       <w:r>
-        <w:t xml:space="preserve">data and compare with AIC</w:t>
-      </w:r>
-      <w:r>
-        <w:t xml:space="preserve"> </w:t>
-      </w:r>
-      <w:r>
-        <w:t xml:space="preserve">[1, Sec. 7.7]</w:t>
-      </w:r>
+        <w:t xml:space="preserve">data and compare them with</w:t>
+      </w:r>
+      <w:r>
+        <w:t xml:space="preserve"> </w:t>
+      </w:r>
+      <w:hyperlink r:id="rId161">
+        <w:r>
+          <w:rPr>
+            <w:rStyle w:val="Hyperlink"/>
+          </w:rPr>
+          <w:t xml:space="preserve">AIC</w:t>
+        </w:r>
+      </w:hyperlink>
       <w:r>
         <w:t xml:space="preserve">.</w:t>
       </w:r>
@@ -51973,7 +51978,19 @@
         <w:t xml:space="preserve"> </w:t>
       </w:r>
       <w:r>
-        <w:t xml:space="preserve">This lab follows the ISLRv2 code, which uses the</w:t>
+        <w:t xml:space="preserve">The book’s lab</w:t>
+      </w:r>
+      <w:r>
+        <w:t xml:space="preserve"> </w:t>
+      </w:r>
+      <w:r>
+        <w:t xml:space="preserve">[1, Sec. 7.8.3]</w:t>
+      </w:r>
+      <w:r>
+        <w:t xml:space="preserve"> </w:t>
+      </w:r>
+      <w:r>
+        <w:t xml:space="preserve">uses the</w:t>
       </w:r>
       <w:r>
         <w:t xml:space="preserve"> </w:t>
@@ -51982,12 +51999,224 @@
         <w:rPr>
           <w:rStyle w:val="VerbatimChar"/>
         </w:rPr>
+        <w:t xml:space="preserve">gam</w:t>
+      </w:r>
+      <w:r>
+        <w:t xml:space="preserve"> </w:t>
+      </w:r>
+      <w:r>
+        <w:t xml:space="preserve">package,</w:t>
+      </w:r>
+      <w:r>
+        <w:t xml:space="preserve"> </w:t>
+      </w:r>
+      <w:r>
+        <w:t xml:space="preserve">with</w:t>
+      </w:r>
+      <w:r>
+        <w:t xml:space="preserve"> </w:t>
+      </w:r>
+      <w:hyperlink w:anchor="def-smoothing-spline">
+        <w:r>
+          <w:rPr>
+            <w:rStyle w:val="Hyperlink"/>
+          </w:rPr>
+          <w:t xml:space="preserve">smoothing splines</w:t>
+        </w:r>
+      </w:hyperlink>
+      <w:r>
+        <w:t xml:space="preserve"> </w:t>
+      </w:r>
+      <w:r>
+        <w:rPr>
+          <w:rStyle w:val="VerbatimChar"/>
+        </w:rPr>
+        <w:t xml:space="preserve">s(year, 4)</w:t>
+      </w:r>
+      <w:r>
+        <w:t xml:space="preserve"> </w:t>
+      </w:r>
+      <w:r>
+        <w:t xml:space="preserve">and</w:t>
+      </w:r>
+      <w:r>
+        <w:t xml:space="preserve"> </w:t>
+      </w:r>
+      <w:r>
+        <w:rPr>
+          <w:rStyle w:val="VerbatimChar"/>
+        </w:rPr>
+        <w:t xml:space="preserve">s(age, 5)</w:t>
+      </w:r>
+      <w:r>
+        <w:t xml:space="preserve"> </w:t>
+      </w:r>
+      <w:r>
+        <w:t xml:space="preserve">of 4 and 5 degrees of freedom.</w:t>
+      </w:r>
+      <w:r>
+        <w:t xml:space="preserve"> </w:t>
+      </w:r>
+      <w:r>
+        <w:t xml:space="preserve">It compares, using</w:t>
+      </w:r>
+      <w:r>
+        <w:t xml:space="preserve"> </w:t>
+      </w:r>
+      <w:r>
+        <w:rPr>
+          <w:rStyle w:val="VerbatimChar"/>
+        </w:rPr>
+        <w:t xml:space="preserve">anova()</w:t>
+      </w:r>
+      <w:r>
+        <w:t xml:space="preserve">, a model without</w:t>
+      </w:r>
+      <w:r>
+        <w:t xml:space="preserve"> </w:t>
+      </w:r>
+      <w:r>
+        <w:rPr>
+          <w:rStyle w:val="VerbatimChar"/>
+        </w:rPr>
+        <w:t xml:space="preserve">year</w:t>
+      </w:r>
+      <w:r>
+        <w:t xml:space="preserve">, a model with</w:t>
+      </w:r>
+      <w:r>
+        <w:t xml:space="preserve"> </w:t>
+      </w:r>
+      <w:r>
+        <w:rPr>
+          <w:rStyle w:val="VerbatimChar"/>
+        </w:rPr>
+        <w:t xml:space="preserve">year</w:t>
+      </w:r>
+      <w:r>
+        <w:t xml:space="preserve"> </w:t>
+      </w:r>
+      <w:r>
+        <w:t xml:space="preserve">entering as a straight line,</w:t>
+      </w:r>
+      <w:r>
+        <w:t xml:space="preserve"> </w:t>
+      </w:r>
+      <w:r>
+        <w:t xml:space="preserve">and a model with</w:t>
+      </w:r>
+      <w:r>
+        <w:t xml:space="preserve"> </w:t>
+      </w:r>
+      <w:r>
+        <w:rPr>
+          <w:rStyle w:val="VerbatimChar"/>
+        </w:rPr>
+        <w:t xml:space="preserve">year</w:t>
+      </w:r>
+      <w:r>
+        <w:t xml:space="preserve"> </w:t>
+      </w:r>
+      <w:r>
+        <w:t xml:space="preserve">smooth.</w:t>
+      </w:r>
+      <w:r>
+        <w:t xml:space="preserve"> </w:t>
+      </w:r>
+      <w:r>
+        <w:t xml:space="preserve">This lab uses</w:t>
+      </w:r>
+      <w:r>
+        <w:t xml:space="preserve"> </w:t>
+      </w:r>
+      <w:r>
+        <w:rPr>
+          <w:rStyle w:val="VerbatimChar"/>
+        </w:rPr>
         <w:t xml:space="preserve">mgcv</w:t>
       </w:r>
       <w:r>
         <w:t xml:space="preserve"> </w:t>
       </w:r>
       <w:r>
+        <w:t xml:space="preserve">instead, so the smooths</w:t>
+      </w:r>
+      <w:r>
+        <w:t xml:space="preserve"> </w:t>
+      </w:r>
+      <w:r>
+        <w:rPr>
+          <w:rStyle w:val="VerbatimChar"/>
+        </w:rPr>
+        <w:t xml:space="preserve">s(year, k = 4)</w:t>
+      </w:r>
+      <w:r>
+        <w:t xml:space="preserve"> </w:t>
+      </w:r>
+      <w:r>
+        <w:t xml:space="preserve">and</w:t>
+      </w:r>
+      <w:r>
+        <w:t xml:space="preserve"> </w:t>
+      </w:r>
+      <w:r>
+        <w:rPr>
+          <w:rStyle w:val="VerbatimChar"/>
+        </w:rPr>
+        <w:t xml:space="preserve">s(age, k = 5)</w:t>
+      </w:r>
+      <w:r>
+        <w:t xml:space="preserve"> </w:t>
+      </w:r>
+      <w:r>
+        <w:t xml:space="preserve">have basis dimension 4 and 5,</w:t>
+      </w:r>
+      <w:r>
+        <w:t xml:space="preserve"> </w:t>
+      </w:r>
+      <w:r>
+        <w:t xml:space="preserve">which is not the same as 4 and 5 degrees of freedom,</w:t>
+      </w:r>
+      <w:r>
+        <w:t xml:space="preserve"> </w:t>
+      </w:r>
+      <w:r>
+        <w:t xml:space="preserve">and</w:t>
+      </w:r>
+      <w:r>
+        <w:t xml:space="preserve"> </w:t>
+      </w:r>
+      <w:r>
+        <w:rPr>
+          <w:rStyle w:val="VerbatimChar"/>
+        </w:rPr>
+        <w:t xml:space="preserve">mgcv</w:t>
+      </w:r>
+      <w:r>
+        <w:t xml:space="preserve"> </w:t>
+      </w:r>
+      <w:r>
+        <w:t xml:space="preserve">chooses the amount of smoothing itself.</w:t>
+      </w:r>
+      <w:r>
+        <w:t xml:space="preserve"> </w:t>
+      </w:r>
+      <w:r>
+        <w:t xml:space="preserve">It uses the</w:t>
+      </w:r>
+      <w:r>
+        <w:t xml:space="preserve"> </w:t>
+      </w:r>
+      <w:r>
+        <w:rPr>
+          <w:rStyle w:val="VerbatimChar"/>
+        </w:rPr>
+        <w:t xml:space="preserve">mgcv</w:t>
+      </w:r>
+      <w:r>
+        <w:t xml:space="preserve"> </w:t>
+      </w:r>
+      <w:r>
         <w:t xml:space="preserve">default</w:t>
       </w:r>
       <w:r>
@@ -52003,7 +52232,13 @@
         <w:t xml:space="preserve"> </w:t>
       </w:r>
       <w:r>
-        <w:t xml:space="preserve">for smoothness selection; for new analyses prefer</w:t>
+        <w:t xml:space="preserve">for smoothness selection;</w:t>
+      </w:r>
+      <w:r>
+        <w:t xml:space="preserve"> </w:t>
+      </w:r>
+      <w:r>
+        <w:t xml:space="preserve">for new analyses prefer</w:t>
       </w:r>
       <w:r>
         <w:t xml:space="preserve"> </w:t>
@@ -52579,6 +52814,216 @@
       </w:r>
       <w:r>
         <w:rPr>
+          <w:rStyle w:val="CommentTok"/>
+        </w:rPr>
+        <w:t xml:space="preserve"># Book's question: does year belong, and does it need a smooth?</w:t>
+      </w:r>
+      <w:r>
+        <w:br/>
+      </w:r>
+      <w:r>
+        <w:rPr>
+          <w:rStyle w:val="NormalTok"/>
+        </w:rPr>
+        <w:t xml:space="preserve">gam0 </w:t>
+      </w:r>
+      <w:r>
+        <w:rPr>
+          <w:rStyle w:val="OtherTok"/>
+        </w:rPr>
+        <w:t xml:space="preserve">&lt;-</w:t>
+      </w:r>
+      <w:r>
+        <w:rPr>
+          <w:rStyle w:val="NormalTok"/>
+        </w:rPr>
+        <w:t xml:space="preserve"> </w:t>
+      </w:r>
+      <w:r>
+        <w:rPr>
+          <w:rStyle w:val="FunctionTok"/>
+        </w:rPr>
+        <w:t xml:space="preserve">gam</w:t>
+      </w:r>
+      <w:r>
+        <w:rPr>
+          <w:rStyle w:val="NormalTok"/>
+        </w:rPr>
+        <w:t xml:space="preserve">(wage </w:t>
+      </w:r>
+      <w:r>
+        <w:rPr>
+          <w:rStyle w:val="SpecialCharTok"/>
+        </w:rPr>
+        <w:t xml:space="preserve">~</w:t>
+      </w:r>
+      <w:r>
+        <w:rPr>
+          <w:rStyle w:val="NormalTok"/>
+        </w:rPr>
+        <w:t xml:space="preserve"> </w:t>
+      </w:r>
+      <w:r>
+        <w:rPr>
+          <w:rStyle w:val="FunctionTok"/>
+        </w:rPr>
+        <w:t xml:space="preserve">s</w:t>
+      </w:r>
+      <w:r>
+        <w:rPr>
+          <w:rStyle w:val="NormalTok"/>
+        </w:rPr>
+        <w:t xml:space="preserve">(age, </w:t>
+      </w:r>
+      <w:r>
+        <w:rPr>
+          <w:rStyle w:val="AttributeTok"/>
+        </w:rPr>
+        <w:t xml:space="preserve">k =</w:t>
+      </w:r>
+      <w:r>
+        <w:rPr>
+          <w:rStyle w:val="NormalTok"/>
+        </w:rPr>
+        <w:t xml:space="preserve"> </w:t>
+      </w:r>
+      <w:r>
+        <w:rPr>
+          <w:rStyle w:val="DecValTok"/>
+        </w:rPr>
+        <w:t xml:space="preserve">5</w:t>
+      </w:r>
+      <w:r>
+        <w:rPr>
+          <w:rStyle w:val="NormalTok"/>
+        </w:rPr>
+        <w:t xml:space="preserve">) </w:t>
+      </w:r>
+      <w:r>
+        <w:rPr>
+          <w:rStyle w:val="SpecialCharTok"/>
+        </w:rPr>
+        <w:t xml:space="preserve">+</w:t>
+      </w:r>
+      <w:r>
+        <w:rPr>
+          <w:rStyle w:val="NormalTok"/>
+        </w:rPr>
+        <w:t xml:space="preserve"> education, </w:t>
+      </w:r>
+      <w:r>
+        <w:rPr>
+          <w:rStyle w:val="AttributeTok"/>
+        </w:rPr>
+        <w:t xml:space="preserve">data =</w:t>
+      </w:r>
+      <w:r>
+        <w:rPr>
+          <w:rStyle w:val="NormalTok"/>
+        </w:rPr>
+        <w:t xml:space="preserve"> Wage)</w:t>
+      </w:r>
+      <w:r>
+        <w:br/>
+      </w:r>
+      <w:r>
+        <w:rPr>
+          <w:rStyle w:val="FunctionTok"/>
+        </w:rPr>
+        <w:t xml:space="preserve">anova</w:t>
+      </w:r>
+      <w:r>
+        <w:rPr>
+          <w:rStyle w:val="NormalTok"/>
+        </w:rPr>
+        <w:t xml:space="preserve">(gam0, gam2, gam1, </w:t>
+      </w:r>
+      <w:r>
+        <w:rPr>
+          <w:rStyle w:val="AttributeTok"/>
+        </w:rPr>
+        <w:t xml:space="preserve">test =</w:t>
+      </w:r>
+      <w:r>
+        <w:rPr>
+          <w:rStyle w:val="NormalTok"/>
+        </w:rPr>
+        <w:t xml:space="preserve"> </w:t>
+      </w:r>
+      <w:r>
+        <w:rPr>
+          <w:rStyle w:val="StringTok"/>
+        </w:rPr>
+        <w:t xml:space="preserve">"F"</w:t>
+      </w:r>
+      <w:r>
+        <w:rPr>
+          <w:rStyle w:val="NormalTok"/>
+        </w:rPr>
+        <w:t xml:space="preserve">)</w:t>
+      </w:r>
+      <w:r>
+        <w:br/>
+      </w:r>
+      <w:r>
+        <w:rPr>
+          <w:rStyle w:val="CommentTok"/>
+        </w:rPr>
+        <w:t xml:space="preserve">#&gt; # A tibble: 3 × 6</w:t>
+      </w:r>
+      <w:r>
+        <w:br/>
+      </w:r>
+      <w:r>
+        <w:rPr>
+          <w:rStyle w:val="CommentTok"/>
+        </w:rPr>
+        <w:t xml:space="preserve">#&gt;   `Resid. Df` `Resid. Dev`     Df Deviance     F  `Pr(&gt;F)`</w:t>
+      </w:r>
+      <w:r>
+        <w:br/>
+      </w:r>
+      <w:r>
+        <w:rPr>
+          <w:rStyle w:val="CommentTok"/>
+        </w:rPr>
+        <w:t xml:space="preserve">#&gt;         &lt;dbl&gt;        &lt;dbl&gt;  &lt;dbl&gt;    &lt;dbl&gt; &lt;dbl&gt;     &lt;dbl&gt;</w:t>
+      </w:r>
+      <w:r>
+        <w:br/>
+      </w:r>
+      <w:r>
+        <w:rPr>
+          <w:rStyle w:val="CommentTok"/>
+        </w:rPr>
+        <w:t xml:space="preserve">#&gt; 1       2991.     3717439. NA          NA  NA    NA       </w:t>
+      </w:r>
+      <w:r>
+        <w:br/>
+      </w:r>
+      <w:r>
+        <w:rPr>
+          <w:rStyle w:val="CommentTok"/>
+        </w:rPr>
+        <w:t xml:space="preserve">#&gt; 2       2990.     3700651.  0.985   16789. 13.8   0.000227</w:t>
+      </w:r>
+      <w:r>
+        <w:br/>
+      </w:r>
+      <w:r>
+        <w:rPr>
+          <w:rStyle w:val="CommentTok"/>
+        </w:rPr>
+        <w:t xml:space="preserve">#&gt; 3       2990.     3700461.  0.143     189.  1.07  0.140</w:t>
+      </w:r>
+      <w:r>
+        <w:br/>
+      </w:r>
+      <w:r>
+        <w:br/>
+      </w:r>
+      <w:r>
+        <w:rPr>
           <w:rStyle w:val="FunctionTok"/>
         </w:rPr>
         <w:t xml:space="preserve">par</w:t>
@@ -52743,18 +53188,18 @@
           <wp:inline>
             <wp:extent cx="4620126" cy="3696101"/>
             <wp:effectExtent b="0" l="0" r="0" t="0"/>
-            <wp:docPr descr="" title="" id="162" name="Picture"/>
+            <wp:docPr descr="" title="" id="163" name="Picture"/>
             <a:graphic>
               <a:graphicData uri="http://schemas.openxmlformats.org/drawingml/2006/picture">
                 <pic:pic>
                   <pic:nvPicPr>
-                    <pic:cNvPr descr="generalized-additive-models_files/figure-docx/lab-gam-r-1.png" id="163" name="Picture"/>
+                    <pic:cNvPr descr="generalized-additive-models_files/figure-docx/lab-gam-r-1.png" id="164" name="Picture"/>
                     <pic:cNvPicPr>
                       <a:picLocks noChangeArrowheads="1" noChangeAspect="1"/>
                     </pic:cNvPicPr>
                   </pic:nvPicPr>
                   <pic:blipFill>
-                    <a:blip r:embed="rId161"/>
+                    <a:blip r:embed="rId162"/>
                     <a:stretch>
                       <a:fillRect/>
                     </a:stretch>
@@ -53571,8 +54016,8 @@
         <w:t xml:space="preserve"> plt.show()</w:t>
       </w:r>
     </w:p>
-    <w:bookmarkEnd w:id="164"/>
-    <w:bookmarkStart w:id="168" w:name="gams-binary-outcome"/>
+    <w:bookmarkEnd w:id="165"/>
+    <w:bookmarkStart w:id="169" w:name="gams-binary-outcome"/>
     <w:p>
       <w:pPr>
         <w:pStyle w:val="Heading2"/>
@@ -53592,16 +54037,58 @@
         <w:t xml:space="preserve"> </w:t>
       </w:r>
       <w:r>
-        <w:t xml:space="preserve">We subset to workers with at least some college education, following</w:t>
-      </w:r>
-      <w:r>
-        <w:t xml:space="preserve"> </w:t>
-      </w:r>
-      <w:r>
-        <w:t xml:space="preserve">James et al. [1, Sec. 7.7]</w:t>
+        <w:t xml:space="preserve">We subset to workers with at least some college education, as the book’s lab does</w:t>
+      </w:r>
+      <w:r>
+        <w:t xml:space="preserve"> </w:t>
+      </w:r>
+      <w:r>
+        <w:t xml:space="preserve">[1, Sec. 7.8.3]</w:t>
       </w:r>
       <w:r>
         <w:t xml:space="preserve">.</w:t>
+      </w:r>
+      <w:r>
+        <w:t xml:space="preserve"> </w:t>
+      </w:r>
+      <w:r>
+        <w:t xml:space="preserve">The book keeps</w:t>
+      </w:r>
+      <w:r>
+        <w:t xml:space="preserve"> </w:t>
+      </w:r>
+      <w:r>
+        <w:rPr>
+          <w:rStyle w:val="VerbatimChar"/>
+        </w:rPr>
+        <w:t xml:space="preserve">year</w:t>
+      </w:r>
+      <w:r>
+        <w:t xml:space="preserve"> </w:t>
+      </w:r>
+      <w:r>
+        <w:t xml:space="preserve">as a straight line in this model.</w:t>
+      </w:r>
+      <w:r>
+        <w:t xml:space="preserve"> </w:t>
+      </w:r>
+      <w:r>
+        <w:t xml:space="preserve">Here</w:t>
+      </w:r>
+      <w:r>
+        <w:t xml:space="preserve"> </w:t>
+      </w:r>
+      <w:r>
+        <w:rPr>
+          <w:rStyle w:val="VerbatimChar"/>
+        </w:rPr>
+        <w:t xml:space="preserve">year</w:t>
+      </w:r>
+      <w:r>
+        <w:t xml:space="preserve"> </w:t>
+      </w:r>
+      <w:r>
+        <w:t xml:space="preserve">is smooth, as in the continuous-outcome GAMs.</w:t>
       </w:r>
     </w:p>
     <w:p>
@@ -54469,18 +54956,18 @@
           <wp:inline>
             <wp:extent cx="4620126" cy="3696101"/>
             <wp:effectExtent b="0" l="0" r="0" t="0"/>
-            <wp:docPr descr="" title="" id="166" name="Picture"/>
+            <wp:docPr descr="" title="" id="167" name="Picture"/>
             <a:graphic>
               <a:graphicData uri="http://schemas.openxmlformats.org/drawingml/2006/picture">
                 <pic:pic>
                   <pic:nvPicPr>
-                    <pic:cNvPr descr="generalized-additive-models_files/figure-docx/lab-gam-logistic-r-1.png" id="167" name="Picture"/>
+                    <pic:cNvPr descr="generalized-additive-models_files/figure-docx/lab-gam-logistic-r-1.png" id="168" name="Picture"/>
                     <pic:cNvPicPr>
                       <a:picLocks noChangeArrowheads="1" noChangeAspect="1"/>
                     </pic:cNvPicPr>
                   </pic:nvPicPr>
                   <pic:blipFill>
-                    <a:blip r:embed="rId165"/>
+                    <a:blip r:embed="rId166"/>
                     <a:stretch>
                       <a:fillRect/>
                     </a:stretch>
@@ -55612,9 +56099,9 @@
         <w:t xml:space="preserve"> plt.show()</w:t>
       </w:r>
     </w:p>
-    <w:bookmarkEnd w:id="168"/>
     <w:bookmarkEnd w:id="169"/>
-    <w:bookmarkStart w:id="208" w:name="sec-gam-exercises"/>
+    <w:bookmarkEnd w:id="170"/>
+    <w:bookmarkStart w:id="209" w:name="sec-gam-exercises"/>
     <w:p>
       <w:pPr>
         <w:pStyle w:val="Heading1"/>
@@ -55623,7 +56110,7 @@
         <w:t xml:space="preserve">14. Exercises</w:t>
       </w:r>
     </w:p>
-    <w:bookmarkStart w:id="180" w:name="conceptual-exercises"/>
+    <w:bookmarkStart w:id="181" w:name="conceptual-exercises"/>
     <w:p>
       <w:pPr>
         <w:pStyle w:val="Heading2"/>
@@ -55661,7 +56148,7 @@
         <w:t xml:space="preserve">.</w:t>
       </w:r>
     </w:p>
-    <w:bookmarkStart w:id="172" w:name="sec-exr-continuity"/>
+    <w:bookmarkStart w:id="173" w:name="sec-exr-continuity"/>
     <w:p>
       <w:pPr>
         <w:pStyle w:val="Heading3"/>
@@ -55704,7 +56191,7 @@
               <w:spacing w:before="16" w:after="64"/>
             </w:pPr>
           </w:p>
-          <w:bookmarkStart w:id="170" w:name="exr-spline-continuity"/>
+          <w:bookmarkStart w:id="171" w:name="exr-spline-continuity"/>
           <w:p>
             <w:pPr>
               <w:pStyle w:val="BodyText"/>
@@ -56341,7 +56828,7 @@
               <w:t xml:space="preserve">What order of smoothness does this cubic spline achieve?</w:t>
             </w:r>
           </w:p>
-          <w:bookmarkEnd w:id="170"/>
+          <w:bookmarkEnd w:id="171"/>
         </w:tc>
       </w:tr>
     </w:tbl>
@@ -56397,7 +56884,7 @@
               <w:bottom w:w="108" w:type="dxa"/>
             </w:tcMar>
           </w:tcPr>
-          <w:bookmarkStart w:id="171" w:name="sol-spline-continuity"/>
+          <w:bookmarkStart w:id="172" w:name="sol-spline-continuity"/>
           <w:p>
             <w:pPr>
               <w:pStyle w:val="BodyText"/>
@@ -57696,13 +58183,13 @@
               <w:t xml:space="preserve">: continuous with continuous 1st and 2nd derivatives, but a jump in the 3rd derivative at each knot.</w:t>
             </w:r>
           </w:p>
-          <w:bookmarkEnd w:id="171"/>
+          <w:bookmarkEnd w:id="172"/>
           <w:p/>
         </w:tc>
       </w:tr>
     </w:tbl>
-    <w:bookmarkEnd w:id="172"/>
-    <w:bookmarkStart w:id="179" w:name="sec-exr-smoothing-penalty"/>
+    <w:bookmarkEnd w:id="173"/>
+    <w:bookmarkStart w:id="180" w:name="sec-exr-smoothing-penalty"/>
     <w:p>
       <w:pPr>
         <w:pStyle w:val="Heading3"/>
@@ -57745,7 +58232,7 @@
               <w:spacing w:before="16" w:after="64"/>
             </w:pPr>
           </w:p>
-          <w:bookmarkStart w:id="173" w:name="exr-smoothing-penalty"/>
+          <w:bookmarkStart w:id="174" w:name="exr-smoothing-penalty"/>
           <w:p>
             <w:pPr>
               <w:pStyle w:val="BodyText"/>
@@ -58131,7 +58618,7 @@
               <w:t xml:space="preserve">, is the training RSS equal to zero?</w:t>
             </w:r>
           </w:p>
-          <w:bookmarkEnd w:id="173"/>
+          <w:bookmarkEnd w:id="174"/>
         </w:tc>
       </w:tr>
     </w:tbl>
@@ -58187,7 +58674,7 @@
               <w:bottom w:w="108" w:type="dxa"/>
             </w:tcMar>
           </w:tcPr>
-          <w:bookmarkStart w:id="174" w:name="sol-smoothing-penalty"/>
+          <w:bookmarkStart w:id="175" w:name="sol-smoothing-penalty"/>
           <w:p>
             <w:pPr>
               <w:pStyle w:val="BodyText"/>
@@ -58574,7 +59061,7 @@
               <w:t xml:space="preserve">– the overfit extreme.</w:t>
             </w:r>
           </w:p>
-          <w:bookmarkEnd w:id="174"/>
+          <w:bookmarkEnd w:id="175"/>
           <w:p/>
         </w:tc>
       </w:tr>
@@ -58613,7 +59100,7 @@
               <w:spacing w:before="16" w:after="64"/>
             </w:pPr>
           </w:p>
-          <w:bookmarkStart w:id="175" w:name="thm-smoothing-spline-large-penalty"/>
+          <w:bookmarkStart w:id="176" w:name="thm-smoothing-spline-large-penalty"/>
           <w:p>
             <w:pPr>
               <w:pStyle w:val="BodyText"/>
@@ -59111,7 +59598,7 @@
               <w:t xml:space="preserve">.</w:t>
             </w:r>
           </w:p>
-          <w:bookmarkEnd w:id="175"/>
+          <w:bookmarkEnd w:id="176"/>
         </w:tc>
       </w:tr>
     </w:tbl>
@@ -59277,7 +59764,7 @@
               <w:bottom w:w="108" w:type="dxa"/>
             </w:tcMar>
           </w:tcPr>
-          <w:bookmarkStart w:id="176" w:name="exm-smoothing-spline-large-penalty"/>
+          <w:bookmarkStart w:id="177" w:name="exm-smoothing-spline-large-penalty"/>
           <w:p>
             <w:pPr>
               <w:pStyle w:val="BodyText"/>
@@ -59605,7 +60092,7 @@
               <w:t xml:space="preserve">says.</w:t>
             </w:r>
           </w:p>
-          <w:bookmarkEnd w:id="176"/>
+          <w:bookmarkEnd w:id="177"/>
           <w:p/>
         </w:tc>
       </w:tr>
@@ -59644,7 +60131,7 @@
               <w:spacing w:before="16" w:after="64"/>
             </w:pPr>
           </w:p>
-          <w:bookmarkStart w:id="177" w:name="thm-smoothing-spline-zero-penalty"/>
+          <w:bookmarkStart w:id="178" w:name="thm-smoothing-spline-zero-penalty"/>
           <w:p>
             <w:pPr>
               <w:pStyle w:val="BodyText"/>
@@ -60108,7 +60595,7 @@
               <w:t xml:space="preserve">.</w:t>
             </w:r>
           </w:p>
-          <w:bookmarkEnd w:id="177"/>
+          <w:bookmarkEnd w:id="178"/>
         </w:tc>
       </w:tr>
     </w:tbl>
@@ -60274,7 +60761,7 @@
               <w:bottom w:w="108" w:type="dxa"/>
             </w:tcMar>
           </w:tcPr>
-          <w:bookmarkStart w:id="178" w:name="exm-smoothing-spline-zero-penalty"/>
+          <w:bookmarkStart w:id="179" w:name="exm-smoothing-spline-zero-penalty"/>
           <w:p>
             <w:pPr>
               <w:pStyle w:val="BodyText"/>
@@ -60712,14 +61199,14 @@
               <w:t xml:space="preserve">says.</w:t>
             </w:r>
           </w:p>
-          <w:bookmarkEnd w:id="178"/>
+          <w:bookmarkEnd w:id="179"/>
           <w:p/>
         </w:tc>
       </w:tr>
     </w:tbl>
-    <w:bookmarkEnd w:id="179"/>
     <w:bookmarkEnd w:id="180"/>
-    <w:bookmarkStart w:id="207" w:name="applied-exercises"/>
+    <w:bookmarkEnd w:id="181"/>
+    <w:bookmarkStart w:id="208" w:name="applied-exercises"/>
     <w:p>
       <w:pPr>
         <w:pStyle w:val="Heading2"/>
@@ -60757,7 +61244,7 @@
         <w:t xml:space="preserve">.</w:t>
       </w:r>
     </w:p>
-    <w:bookmarkStart w:id="186" w:name="sec-exr-wage-poly"/>
+    <w:bookmarkStart w:id="187" w:name="sec-exr-wage-poly"/>
     <w:p>
       <w:pPr>
         <w:pStyle w:val="Heading3"/>
@@ -60800,7 +61287,7 @@
               <w:spacing w:before="16" w:after="64"/>
             </w:pPr>
           </w:p>
-          <w:bookmarkStart w:id="181" w:name="exr-wage-polynomial-cv"/>
+          <w:bookmarkStart w:id="182" w:name="exr-wage-polynomial-cv"/>
           <w:p>
             <w:pPr>
               <w:pStyle w:val="BodyText"/>
@@ -61026,7 +61513,7 @@
               <w:t xml:space="preserve">Plot the chosen step-function fit.</w:t>
             </w:r>
           </w:p>
-          <w:bookmarkEnd w:id="181"/>
+          <w:bookmarkEnd w:id="182"/>
         </w:tc>
       </w:tr>
     </w:tbl>
@@ -61082,7 +61569,7 @@
               <w:bottom w:w="108" w:type="dxa"/>
             </w:tcMar>
           </w:tcPr>
-          <w:bookmarkStart w:id="185" w:name="sol-wage-polynomial-cv"/>
+          <w:bookmarkStart w:id="186" w:name="sol-wage-polynomial-cv"/>
           <w:p>
             <w:pPr>
               <w:pStyle w:val="BodyText"/>
@@ -61708,18 +62195,18 @@
                 <wp:inline>
                   <wp:extent cx="4620126" cy="3696101"/>
                   <wp:effectExtent b="0" l="0" r="0" t="0"/>
-                  <wp:docPr descr="" title="" id="183" name="Picture"/>
+                  <wp:docPr descr="" title="" id="184" name="Picture"/>
                   <a:graphic>
                     <a:graphicData uri="http://schemas.openxmlformats.org/drawingml/2006/picture">
                       <pic:pic>
                         <pic:nvPicPr>
-                          <pic:cNvPr descr="generalized-additive-models_files/figure-docx/unnamed-chunk-29-1.png" id="184" name="Picture"/>
+                          <pic:cNvPr descr="generalized-additive-models_files/figure-docx/unnamed-chunk-29-1.png" id="185" name="Picture"/>
                           <pic:cNvPicPr>
                             <a:picLocks noChangeArrowheads="1" noChangeAspect="1"/>
                           </pic:cNvPicPr>
                         </pic:nvPicPr>
                         <pic:blipFill>
-                          <a:blip r:embed="rId182"/>
+                          <a:blip r:embed="rId183"/>
                           <a:stretch>
                             <a:fillRect/>
                           </a:stretch>
@@ -62356,13 +62843,13 @@
               <w:t xml:space="preserve">)</w:t>
             </w:r>
           </w:p>
-          <w:bookmarkEnd w:id="185"/>
+          <w:bookmarkEnd w:id="186"/>
           <w:p/>
         </w:tc>
       </w:tr>
     </w:tbl>
-    <w:bookmarkEnd w:id="186"/>
-    <w:bookmarkStart w:id="206" w:name="sec-exr-backfitting"/>
+    <w:bookmarkEnd w:id="187"/>
+    <w:bookmarkStart w:id="207" w:name="sec-exr-backfitting"/>
     <w:p>
       <w:pPr>
         <w:pStyle w:val="Heading3"/>
@@ -62405,7 +62892,7 @@
               <w:spacing w:before="16" w:after="64"/>
             </w:pPr>
           </w:p>
-          <w:bookmarkStart w:id="187" w:name="exr-backfitting"/>
+          <w:bookmarkStart w:id="188" w:name="exr-backfitting"/>
           <w:p>
             <w:pPr>
               <w:pStyle w:val="BodyText"/>
@@ -63426,7 +63913,7 @@
               <w:t xml:space="preserve">.</w:t>
             </w:r>
           </w:p>
-          <w:bookmarkEnd w:id="187"/>
+          <w:bookmarkEnd w:id="188"/>
         </w:tc>
       </w:tr>
     </w:tbl>
@@ -63482,7 +63969,7 @@
               <w:bottom w:w="108" w:type="dxa"/>
             </w:tcMar>
           </w:tcPr>
-          <w:bookmarkStart w:id="188" w:name="sol-backfitting"/>
+          <w:bookmarkStart w:id="189" w:name="sol-backfitting"/>
           <w:p>
             <w:pPr>
               <w:pStyle w:val="BodyText"/>
@@ -65599,13 +66086,13 @@
               <w:t xml:space="preserve">.</w:t>
             </w:r>
           </w:p>
-          <w:bookmarkEnd w:id="188"/>
+          <w:bookmarkEnd w:id="189"/>
           <w:p/>
         </w:tc>
       </w:tr>
     </w:tbl>
-    <w:bookmarkStart w:id="205" w:name="refs"/>
-    <w:bookmarkStart w:id="190" w:name="ref-james2021islr2e"/>
+    <w:bookmarkStart w:id="206" w:name="refs"/>
+    <w:bookmarkStart w:id="191" w:name="ref-james2021islr2e"/>
     <w:p>
       <w:pPr>
         <w:pStyle w:val="Bibliography"/>
@@ -65652,7 +66139,7 @@
       <w:r>
         <w:t xml:space="preserve"> </w:t>
       </w:r>
-      <w:hyperlink r:id="rId189">
+      <w:hyperlink r:id="rId190">
         <w:r>
           <w:rPr>
             <w:rStyle w:val="Hyperlink"/>
@@ -65664,8 +66151,8 @@
         <w:t xml:space="preserve">.</w:t>
       </w:r>
     </w:p>
-    <w:bookmarkEnd w:id="190"/>
-    <w:bookmarkStart w:id="191" w:name="ref-wood2017generalized"/>
+    <w:bookmarkEnd w:id="191"/>
+    <w:bookmarkStart w:id="192" w:name="ref-wood2017generalized"/>
     <w:p>
       <w:pPr>
         <w:pStyle w:val="Bibliography"/>
@@ -65696,8 +66183,8 @@
         <w:t xml:space="preserve">, 2nd ed. Chapman; Hall/CRC, 2017.</w:t>
       </w:r>
     </w:p>
-    <w:bookmarkEnd w:id="191"/>
-    <w:bookmarkStart w:id="192" w:name="ref-me4"/>
+    <w:bookmarkEnd w:id="192"/>
+    <w:bookmarkStart w:id="193" w:name="ref-me4"/>
     <w:p>
       <w:pPr>
         <w:pStyle w:val="Bibliography"/>
@@ -65728,8 +66215,8 @@
         <w:t xml:space="preserve">, Fourth edition. Philadelphia: Wolters Kluwer, 2021.</w:t>
       </w:r>
     </w:p>
-    <w:bookmarkEnd w:id="192"/>
-    <w:bookmarkStart w:id="194" w:name="ref-aune2016bmi"/>
+    <w:bookmarkEnd w:id="193"/>
+    <w:bookmarkStart w:id="195" w:name="ref-aune2016bmi"/>
     <w:p>
       <w:pPr>
         <w:pStyle w:val="Bibliography"/>
@@ -65790,7 +66277,7 @@
       <w:r>
         <w:t xml:space="preserve"> </w:t>
       </w:r>
-      <w:hyperlink r:id="rId193">
+      <w:hyperlink r:id="rId194">
         <w:r>
           <w:rPr>
             <w:rStyle w:val="Hyperlink"/>
@@ -65802,8 +66289,8 @@
         <w:t xml:space="preserve">.</w:t>
       </w:r>
     </w:p>
-    <w:bookmarkEnd w:id="194"/>
-    <w:bookmarkStart w:id="196" w:name="ref-gasparrini2015mortality"/>
+    <w:bookmarkEnd w:id="195"/>
+    <w:bookmarkStart w:id="197" w:name="ref-gasparrini2015mortality"/>
     <w:p>
       <w:pPr>
         <w:pStyle w:val="Bibliography"/>
@@ -65855,7 +66342,7 @@
       <w:r>
         <w:t xml:space="preserve"> </w:t>
       </w:r>
-      <w:hyperlink r:id="rId195">
+      <w:hyperlink r:id="rId196">
         <w:r>
           <w:rPr>
             <w:rStyle w:val="Hyperlink"/>
@@ -65867,8 +66354,8 @@
         <w:t xml:space="preserve">.</w:t>
       </w:r>
     </w:p>
-    <w:bookmarkEnd w:id="196"/>
-    <w:bookmarkStart w:id="198" w:name="ref-hastie2009esl2e"/>
+    <w:bookmarkEnd w:id="197"/>
+    <w:bookmarkStart w:id="199" w:name="ref-hastie2009esl2e"/>
     <w:p>
       <w:pPr>
         <w:pStyle w:val="Bibliography"/>
@@ -65901,7 +66388,7 @@
       <w:r>
         <w:t xml:space="preserve"> </w:t>
       </w:r>
-      <w:hyperlink r:id="rId197">
+      <w:hyperlink r:id="rId198">
         <w:r>
           <w:rPr>
             <w:rStyle w:val="Hyperlink"/>
@@ -65913,8 +66400,8 @@
         <w:t xml:space="preserve">.</w:t>
       </w:r>
     </w:p>
-    <w:bookmarkEnd w:id="198"/>
-    <w:bookmarkStart w:id="200" w:name="ref-wood2013pvalues"/>
+    <w:bookmarkEnd w:id="199"/>
+    <w:bookmarkStart w:id="201" w:name="ref-wood2013pvalues"/>
     <w:p>
       <w:pPr>
         <w:pStyle w:val="Bibliography"/>
@@ -65953,7 +66440,7 @@
       <w:r>
         <w:t xml:space="preserve"> </w:t>
       </w:r>
-      <w:hyperlink r:id="rId199">
+      <w:hyperlink r:id="rId200">
         <w:r>
           <w:rPr>
             <w:rStyle w:val="Hyperlink"/>
@@ -65965,8 +66452,8 @@
         <w:t xml:space="preserve">.</w:t>
       </w:r>
     </w:p>
-    <w:bookmarkEnd w:id="200"/>
-    <w:bookmarkStart w:id="202" w:name="ref-rosenman1975coronary"/>
+    <w:bookmarkEnd w:id="201"/>
+    <w:bookmarkStart w:id="203" w:name="ref-rosenman1975coronary"/>
     <w:p>
       <w:pPr>
         <w:pStyle w:val="Bibliography"/>
@@ -66014,7 +66501,7 @@
       <w:r>
         <w:t xml:space="preserve"> </w:t>
       </w:r>
-      <w:hyperlink r:id="rId201">
+      <w:hyperlink r:id="rId202">
         <w:r>
           <w:rPr>
             <w:rStyle w:val="Hyperlink"/>
@@ -66026,8 +66513,8 @@
         <w:t xml:space="preserve">.</w:t>
       </w:r>
     </w:p>
-    <w:bookmarkEnd w:id="202"/>
-    <w:bookmarkStart w:id="204" w:name="ref-james2023islp"/>
+    <w:bookmarkEnd w:id="203"/>
+    <w:bookmarkStart w:id="205" w:name="ref-james2023islp"/>
     <w:p>
       <w:pPr>
         <w:pStyle w:val="Bibliography"/>
@@ -66074,7 +66561,7 @@
       <w:r>
         <w:t xml:space="preserve"> </w:t>
       </w:r>
-      <w:hyperlink r:id="rId203">
+      <w:hyperlink r:id="rId204">
         <w:r>
           <w:rPr>
             <w:rStyle w:val="Hyperlink"/>
@@ -66083,11 +66570,11 @@
         </w:r>
       </w:hyperlink>
     </w:p>
-    <w:bookmarkEnd w:id="204"/>
     <w:bookmarkEnd w:id="205"/>
     <w:bookmarkEnd w:id="206"/>
     <w:bookmarkEnd w:id="207"/>
     <w:bookmarkEnd w:id="208"/>
+    <w:bookmarkEnd w:id="209"/>
     <w:sectPr>
       <w:footnotePr>
         <w:numRestart w:val="eachSect"/>

--- a/chapters/generalized-additive-models-handout.docx
+++ b/chapters/generalized-additive-models-handout.docx
@@ -35607,7 +35607,7 @@
         <w:rPr>
           <w:rStyle w:val="CommentTok"/>
         </w:rPr>
-        <w:t xml:space="preserve">#&gt; 1.02 1.03  total = 4.05 </w:t>
+        <w:t xml:space="preserve">#&gt; 1.00 1.01  total = 4.01 </w:t>
       </w:r>
       <w:r>
         <w:br/>
@@ -37346,7 +37346,7 @@
         <w:rPr>
           <w:rStyle w:val="VerbatimChar"/>
         </w:rPr>
-        <w:t xml:space="preserve">#&gt; Gradient range [-0.000404069,-1.352e-05]</w:t>
+        <w:t xml:space="preserve">#&gt; Gradient range [-0.000358419,-2.1343e-05]</w:t>
       </w:r>
       <w:r>
         <w:br/>
@@ -37364,7 +37364,7 @@
         <w:rPr>
           <w:rStyle w:val="VerbatimChar"/>
         </w:rPr>
-        <w:t xml:space="preserve">#&gt; Hessian positive definite, eigenvalue range [1.35192e-05,0.220195].</w:t>
+        <w:t xml:space="preserve">#&gt; Hessian positive definite, eigenvalue range [3.16164e-05,0.220195].</w:t>
       </w:r>
       <w:r>
         <w:br/>
@@ -38311,7 +38311,7 @@
         <w:rPr>
           <w:rStyle w:val="CommentTok"/>
         </w:rPr>
-        <w:t xml:space="preserve">#&gt;               Estimate Std. Error   z value     Pr(&gt;|z|)</w:t>
+        <w:t xml:space="preserve">#&gt;              Estimate Std. Error   z value     Pr(&gt;|z|)</w:t>
       </w:r>
       <w:r>
         <w:br/>
@@ -38320,7 +38320,7 @@
         <w:rPr>
           <w:rStyle w:val="CommentTok"/>
         </w:rPr>
-        <w:t xml:space="preserve">#&gt; (Intercept)  -2.971461   0.117513 -25.28618 4.53331e-141</w:t>
+        <w:t xml:space="preserve">#&gt; (Intercept)  -2.97147   0.117513 -25.28619 4.53227e-141</w:t>
       </w:r>
       <w:r>
         <w:br/>
@@ -38329,7 +38329,7 @@
         <w:rPr>
           <w:rStyle w:val="CommentTok"/>
         </w:rPr>
-        <w:t xml:space="preserve">#&gt; dibpatType A  0.781729   0.141714   5.51626  3.46292e-08</w:t>
+        <w:t xml:space="preserve">#&gt; dibpatType A  0.78173   0.141714   5.51627  3.46277e-08</w:t>
       </w:r>
     </w:p>
     <w:p>
@@ -38385,7 +38385,7 @@
         <w:rPr>
           <w:rStyle w:val="CommentTok"/>
         </w:rPr>
-        <w:t xml:space="preserve">#&gt;            edf  Ref.df  Chi.sq    p-value</w:t>
+        <w:t xml:space="preserve">#&gt;            edf  Ref.df  Chi.sq   p-value</w:t>
       </w:r>
       <w:r>
         <w:br/>
@@ -38394,7 +38394,7 @@
         <w:rPr>
           <w:rStyle w:val="CommentTok"/>
         </w:rPr>
-        <w:t xml:space="preserve">#&gt; s(age) 1.00156 1.00312 36.3980 0.00000000</w:t>
+        <w:t xml:space="preserve">#&gt; s(age) 1.00107 1.00214 36.4005 0.0000000</w:t>
       </w:r>
       <w:r>
         <w:br/>
@@ -38403,7 +38403,7 @@
         <w:rPr>
           <w:rStyle w:val="CommentTok"/>
         </w:rPr>
-        <w:t xml:space="preserve">#&gt; s(bmi) 1.29791 1.54685 10.8353 0.00641275</w:t>
+        <w:t xml:space="preserve">#&gt; s(bmi) 1.29959 1.54968 10.8386 0.0064354</w:t>
       </w:r>
     </w:p>
     <w:p>
@@ -40733,7 +40733,7 @@
         <w:rPr>
           <w:rStyle w:val="CommentTok"/>
         </w:rPr>
-        <w:t xml:space="preserve">#&gt; s(age)  1.00   1.00  26.55 5.8e-07 ***</w:t>
+        <w:t xml:space="preserve">#&gt; s(age)  1.00   1.00  26.55 1.1e-06 ***</w:t>
       </w:r>
       <w:r>
         <w:br/>
@@ -40760,7 +40760,7 @@
         <w:rPr>
           <w:rStyle w:val="CommentTok"/>
         </w:rPr>
-        <w:t xml:space="preserve">#&gt; s(sbp)  1.00   1.00  22.83 1.7e-06 ***</w:t>
+        <w:t xml:space="preserve">#&gt; s(sbp)  1.00   1.00  22.83 1.4e-06 ***</w:t>
       </w:r>
       <w:r>
         <w:br/>

--- a/chapters/generalized-additive-models-handout.docx
+++ b/chapters/generalized-additive-models-handout.docx
@@ -35607,7 +35607,7 @@
         <w:rPr>
           <w:rStyle w:val="CommentTok"/>
         </w:rPr>
-        <w:t xml:space="preserve">#&gt; 1.00 1.01  total = 4.01 </w:t>
+        <w:t xml:space="preserve">#&gt; 1.02 1.03  total = 4.05 </w:t>
       </w:r>
       <w:r>
         <w:br/>
@@ -37346,7 +37346,7 @@
         <w:rPr>
           <w:rStyle w:val="VerbatimChar"/>
         </w:rPr>
-        <w:t xml:space="preserve">#&gt; Gradient range [-0.000358419,-2.1343e-05]</w:t>
+        <w:t xml:space="preserve">#&gt; Gradient range [-0.000404069,-1.352e-05]</w:t>
       </w:r>
       <w:r>
         <w:br/>
@@ -37364,7 +37364,7 @@
         <w:rPr>
           <w:rStyle w:val="VerbatimChar"/>
         </w:rPr>
-        <w:t xml:space="preserve">#&gt; Hessian positive definite, eigenvalue range [3.16164e-05,0.220195].</w:t>
+        <w:t xml:space="preserve">#&gt; Hessian positive definite, eigenvalue range [1.35192e-05,0.220195].</w:t>
       </w:r>
       <w:r>
         <w:br/>
@@ -38311,7 +38311,7 @@
         <w:rPr>
           <w:rStyle w:val="CommentTok"/>
         </w:rPr>
-        <w:t xml:space="preserve">#&gt;              Estimate Std. Error   z value     Pr(&gt;|z|)</w:t>
+        <w:t xml:space="preserve">#&gt;               Estimate Std. Error   z value     Pr(&gt;|z|)</w:t>
       </w:r>
       <w:r>
         <w:br/>
@@ -38320,7 +38320,7 @@
         <w:rPr>
           <w:rStyle w:val="CommentTok"/>
         </w:rPr>
-        <w:t xml:space="preserve">#&gt; (Intercept)  -2.97147   0.117513 -25.28619 4.53227e-141</w:t>
+        <w:t xml:space="preserve">#&gt; (Intercept)  -2.971461   0.117513 -25.28618 4.53331e-141</w:t>
       </w:r>
       <w:r>
         <w:br/>
@@ -38329,7 +38329,7 @@
         <w:rPr>
           <w:rStyle w:val="CommentTok"/>
         </w:rPr>
-        <w:t xml:space="preserve">#&gt; dibpatType A  0.78173   0.141714   5.51627  3.46277e-08</w:t>
+        <w:t xml:space="preserve">#&gt; dibpatType A  0.781729   0.141714   5.51626  3.46292e-08</w:t>
       </w:r>
     </w:p>
     <w:p>
@@ -38385,7 +38385,7 @@
         <w:rPr>
           <w:rStyle w:val="CommentTok"/>
         </w:rPr>
-        <w:t xml:space="preserve">#&gt;            edf  Ref.df  Chi.sq   p-value</w:t>
+        <w:t xml:space="preserve">#&gt;            edf  Ref.df  Chi.sq    p-value</w:t>
       </w:r>
       <w:r>
         <w:br/>
@@ -38394,7 +38394,7 @@
         <w:rPr>
           <w:rStyle w:val="CommentTok"/>
         </w:rPr>
-        <w:t xml:space="preserve">#&gt; s(age) 1.00107 1.00214 36.4005 0.0000000</w:t>
+        <w:t xml:space="preserve">#&gt; s(age) 1.00156 1.00312 36.3980 0.00000000</w:t>
       </w:r>
       <w:r>
         <w:br/>
@@ -38403,7 +38403,7 @@
         <w:rPr>
           <w:rStyle w:val="CommentTok"/>
         </w:rPr>
-        <w:t xml:space="preserve">#&gt; s(bmi) 1.29959 1.54968 10.8386 0.0064354</w:t>
+        <w:t xml:space="preserve">#&gt; s(bmi) 1.29791 1.54685 10.8353 0.00641275</w:t>
       </w:r>
     </w:p>
     <w:p>
@@ -40733,7 +40733,7 @@
         <w:rPr>
           <w:rStyle w:val="CommentTok"/>
         </w:rPr>
-        <w:t xml:space="preserve">#&gt; s(age)  1.00   1.00  26.55 1.1e-06 ***</w:t>
+        <w:t xml:space="preserve">#&gt; s(age)  1.00   1.00  26.55 5.8e-07 ***</w:t>
       </w:r>
       <w:r>
         <w:br/>
@@ -40760,7 +40760,7 @@
         <w:rPr>
           <w:rStyle w:val="CommentTok"/>
         </w:rPr>
-        <w:t xml:space="preserve">#&gt; s(sbp)  1.00   1.00  22.83 1.4e-06 ***</w:t>
+        <w:t xml:space="preserve">#&gt; s(sbp)  1.00   1.00  22.83 1.7e-06 ***</w:t>
       </w:r>
       <w:r>
         <w:br/>

--- a/chapters/generalized-additive-models-handout.docx
+++ b/chapters/generalized-additive-models-handout.docx
@@ -1378,6 +1378,7 @@
           </m:r>
           <m:r>
             <m:rPr>
+              <m:scr m:val="double-struck"/>
               <m:sty m:val="p"/>
             </m:rPr>
             <m:t>E</m:t>
@@ -2105,6 +2106,7 @@
           </m:r>
           <m:r>
             <m:rPr>
+              <m:scr m:val="double-struck"/>
               <m:sty m:val="p"/>
             </m:rPr>
             <m:t>E</m:t>
@@ -2276,6 +2278,7 @@
           </m:r>
           <m:r>
             <m:rPr>
+              <m:scr m:val="double-struck"/>
               <m:sty m:val="p"/>
             </m:rPr>
             <m:t>E</m:t>
@@ -7745,6 +7748,7 @@
               </m:r>
               <m:r>
                 <m:rPr>
+                  <m:scr m:val="double-struck"/>
                   <m:sty m:val="p"/>
                 </m:rPr>
                 <m:t>E</m:t>
@@ -26197,7 +26201,7 @@
                         <m:nor/>
                         <m:sty m:val="p"/>
                       </m:rPr>
-                      <m:t>(split the sum)</m:t>
+                      <m:t>(distribute the sum over the terms)</m:t>
                     </m:r>
                   </m:e>
                 </m:eqArr>
@@ -33649,6 +33653,7 @@
                 </m:r>
                 <m:r>
                   <m:rPr>
+                    <m:scr m:val="double-struck"/>
                     <m:sty m:val="p"/>
                   </m:rPr>
                   <m:t>E</m:t>
@@ -34792,6 +34797,7 @@
           </m:r>
           <m:r>
             <m:rPr>
+              <m:scr m:val="double-struck"/>
               <m:sty m:val="p"/>
             </m:rPr>
             <m:t>E</m:t>
@@ -35607,7 +35613,7 @@
         <w:rPr>
           <w:rStyle w:val="CommentTok"/>
         </w:rPr>
-        <w:t xml:space="preserve">#&gt; 1.02 1.03  total = 4.05 </w:t>
+        <w:t xml:space="preserve">#&gt; 1.00 1.01  total = 4.01 </w:t>
       </w:r>
       <w:r>
         <w:br/>
@@ -37346,7 +37352,7 @@
         <w:rPr>
           <w:rStyle w:val="VerbatimChar"/>
         </w:rPr>
-        <w:t xml:space="preserve">#&gt; Gradient range [-0.000404069,-1.352e-05]</w:t>
+        <w:t xml:space="preserve">#&gt; Gradient range [-0.000358419,-2.1343e-05]</w:t>
       </w:r>
       <w:r>
         <w:br/>
@@ -37364,7 +37370,7 @@
         <w:rPr>
           <w:rStyle w:val="VerbatimChar"/>
         </w:rPr>
-        <w:t xml:space="preserve">#&gt; Hessian positive definite, eigenvalue range [1.35192e-05,0.220195].</w:t>
+        <w:t xml:space="preserve">#&gt; Hessian positive definite, eigenvalue range [3.16164e-05,0.220195].</w:t>
       </w:r>
       <w:r>
         <w:br/>
@@ -37835,6 +37841,7 @@
         </m:r>
         <m:r>
           <m:rPr>
+            <m:scr m:val="double-struck"/>
             <m:sty m:val="p"/>
           </m:rPr>
           <m:t>E</m:t>
@@ -38311,7 +38318,7 @@
         <w:rPr>
           <w:rStyle w:val="CommentTok"/>
         </w:rPr>
-        <w:t xml:space="preserve">#&gt;               Estimate Std. Error   z value     Pr(&gt;|z|)</w:t>
+        <w:t xml:space="preserve">#&gt;              Estimate Std. Error   z value     Pr(&gt;|z|)</w:t>
       </w:r>
       <w:r>
         <w:br/>
@@ -38320,7 +38327,7 @@
         <w:rPr>
           <w:rStyle w:val="CommentTok"/>
         </w:rPr>
-        <w:t xml:space="preserve">#&gt; (Intercept)  -2.971461   0.117513 -25.28618 4.53331e-141</w:t>
+        <w:t xml:space="preserve">#&gt; (Intercept)  -2.97147   0.117513 -25.28619 4.53227e-141</w:t>
       </w:r>
       <w:r>
         <w:br/>
@@ -38329,7 +38336,7 @@
         <w:rPr>
           <w:rStyle w:val="CommentTok"/>
         </w:rPr>
-        <w:t xml:space="preserve">#&gt; dibpatType A  0.781729   0.141714   5.51626  3.46292e-08</w:t>
+        <w:t xml:space="preserve">#&gt; dibpatType A  0.78173   0.141714   5.51627  3.46277e-08</w:t>
       </w:r>
     </w:p>
     <w:p>
@@ -38385,7 +38392,7 @@
         <w:rPr>
           <w:rStyle w:val="CommentTok"/>
         </w:rPr>
-        <w:t xml:space="preserve">#&gt;            edf  Ref.df  Chi.sq    p-value</w:t>
+        <w:t xml:space="preserve">#&gt;            edf  Ref.df  Chi.sq   p-value</w:t>
       </w:r>
       <w:r>
         <w:br/>
@@ -38394,7 +38401,7 @@
         <w:rPr>
           <w:rStyle w:val="CommentTok"/>
         </w:rPr>
-        <w:t xml:space="preserve">#&gt; s(age) 1.00156 1.00312 36.3980 0.00000000</w:t>
+        <w:t xml:space="preserve">#&gt; s(age) 1.00107 1.00214 36.4005 0.0000000</w:t>
       </w:r>
       <w:r>
         <w:br/>
@@ -38403,7 +38410,7 @@
         <w:rPr>
           <w:rStyle w:val="CommentTok"/>
         </w:rPr>
-        <w:t xml:space="preserve">#&gt; s(bmi) 1.29791 1.54685 10.8353 0.00641275</w:t>
+        <w:t xml:space="preserve">#&gt; s(bmi) 1.29959 1.54968 10.8386 0.0064354</w:t>
       </w:r>
     </w:p>
     <w:p>
@@ -40733,7 +40740,7 @@
         <w:rPr>
           <w:rStyle w:val="CommentTok"/>
         </w:rPr>
-        <w:t xml:space="preserve">#&gt; s(age)  1.00   1.00  26.55 5.8e-07 ***</w:t>
+        <w:t xml:space="preserve">#&gt; s(age)  1.00   1.00  26.55 1.1e-06 ***</w:t>
       </w:r>
       <w:r>
         <w:br/>
@@ -40760,7 +40767,7 @@
         <w:rPr>
           <w:rStyle w:val="CommentTok"/>
         </w:rPr>
-        <w:t xml:space="preserve">#&gt; s(sbp)  1.00   1.00  22.83 1.7e-06 ***</w:t>
+        <w:t xml:space="preserve">#&gt; s(sbp)  1.00   1.00  22.83 1.4e-06 ***</w:t>
       </w:r>
       <w:r>
         <w:br/>

--- a/chapters/generalized-additive-models-handout.docx
+++ b/chapters/generalized-additive-models-handout.docx
@@ -35613,7 +35613,7 @@
         <w:rPr>
           <w:rStyle w:val="CommentTok"/>
         </w:rPr>
-        <w:t xml:space="preserve">#&gt; 1.00 1.01  total = 4.01 </w:t>
+        <w:t xml:space="preserve">#&gt; 1.02 1.03  total = 4.05 </w:t>
       </w:r>
       <w:r>
         <w:br/>
@@ -37352,7 +37352,7 @@
         <w:rPr>
           <w:rStyle w:val="VerbatimChar"/>
         </w:rPr>
-        <w:t xml:space="preserve">#&gt; Gradient range [-0.000358419,-2.1343e-05]</w:t>
+        <w:t xml:space="preserve">#&gt; Gradient range [-0.000404069,-1.352e-05]</w:t>
       </w:r>
       <w:r>
         <w:br/>
@@ -37370,7 +37370,7 @@
         <w:rPr>
           <w:rStyle w:val="VerbatimChar"/>
         </w:rPr>
-        <w:t xml:space="preserve">#&gt; Hessian positive definite, eigenvalue range [3.16164e-05,0.220195].</w:t>
+        <w:t xml:space="preserve">#&gt; Hessian positive definite, eigenvalue range [1.35192e-05,0.220195].</w:t>
       </w:r>
       <w:r>
         <w:br/>
@@ -38318,7 +38318,7 @@
         <w:rPr>
           <w:rStyle w:val="CommentTok"/>
         </w:rPr>
-        <w:t xml:space="preserve">#&gt;              Estimate Std. Error   z value     Pr(&gt;|z|)</w:t>
+        <w:t xml:space="preserve">#&gt;               Estimate Std. Error   z value     Pr(&gt;|z|)</w:t>
       </w:r>
       <w:r>
         <w:br/>
@@ -38327,7 +38327,7 @@
         <w:rPr>
           <w:rStyle w:val="CommentTok"/>
         </w:rPr>
-        <w:t xml:space="preserve">#&gt; (Intercept)  -2.97147   0.117513 -25.28619 4.53227e-141</w:t>
+        <w:t xml:space="preserve">#&gt; (Intercept)  -2.971461   0.117513 -25.28618 4.53331e-141</w:t>
       </w:r>
       <w:r>
         <w:br/>
@@ -38336,7 +38336,7 @@
         <w:rPr>
           <w:rStyle w:val="CommentTok"/>
         </w:rPr>
-        <w:t xml:space="preserve">#&gt; dibpatType A  0.78173   0.141714   5.51627  3.46277e-08</w:t>
+        <w:t xml:space="preserve">#&gt; dibpatType A  0.781729   0.141714   5.51626  3.46292e-08</w:t>
       </w:r>
     </w:p>
     <w:p>
@@ -38392,7 +38392,7 @@
         <w:rPr>
           <w:rStyle w:val="CommentTok"/>
         </w:rPr>
-        <w:t xml:space="preserve">#&gt;            edf  Ref.df  Chi.sq   p-value</w:t>
+        <w:t xml:space="preserve">#&gt;            edf  Ref.df  Chi.sq    p-value</w:t>
       </w:r>
       <w:r>
         <w:br/>
@@ -38401,7 +38401,7 @@
         <w:rPr>
           <w:rStyle w:val="CommentTok"/>
         </w:rPr>
-        <w:t xml:space="preserve">#&gt; s(age) 1.00107 1.00214 36.4005 0.0000000</w:t>
+        <w:t xml:space="preserve">#&gt; s(age) 1.00156 1.00312 36.3980 0.00000000</w:t>
       </w:r>
       <w:r>
         <w:br/>
@@ -38410,7 +38410,7 @@
         <w:rPr>
           <w:rStyle w:val="CommentTok"/>
         </w:rPr>
-        <w:t xml:space="preserve">#&gt; s(bmi) 1.29959 1.54968 10.8386 0.0064354</w:t>
+        <w:t xml:space="preserve">#&gt; s(bmi) 1.29791 1.54685 10.8353 0.00641275</w:t>
       </w:r>
     </w:p>
     <w:p>
@@ -40740,7 +40740,7 @@
         <w:rPr>
           <w:rStyle w:val="CommentTok"/>
         </w:rPr>
-        <w:t xml:space="preserve">#&gt; s(age)  1.00   1.00  26.55 1.1e-06 ***</w:t>
+        <w:t xml:space="preserve">#&gt; s(age)  1.00   1.00  26.55 5.8e-07 ***</w:t>
       </w:r>
       <w:r>
         <w:br/>
@@ -40767,7 +40767,7 @@
         <w:rPr>
           <w:rStyle w:val="CommentTok"/>
         </w:rPr>
-        <w:t xml:space="preserve">#&gt; s(sbp)  1.00   1.00  22.83 1.4e-06 ***</w:t>
+        <w:t xml:space="preserve">#&gt; s(sbp)  1.00   1.00  22.83 1.7e-06 ***</w:t>
       </w:r>
       <w:r>
         <w:br/>

--- a/chapters/generalized-additive-models-handout.docx
+++ b/chapters/generalized-additive-models-handout.docx
@@ -35613,7 +35613,7 @@
         <w:rPr>
           <w:rStyle w:val="CommentTok"/>
         </w:rPr>
-        <w:t xml:space="preserve">#&gt; 1.02 1.03  total = 4.05 </w:t>
+        <w:t xml:space="preserve">#&gt; 1.00 1.01  total = 4.01 </w:t>
       </w:r>
       <w:r>
         <w:br/>
@@ -37352,7 +37352,7 @@
         <w:rPr>
           <w:rStyle w:val="VerbatimChar"/>
         </w:rPr>
-        <w:t xml:space="preserve">#&gt; Gradient range [-0.000404069,-1.352e-05]</w:t>
+        <w:t xml:space="preserve">#&gt; Gradient range [-0.000358419,-2.1343e-05]</w:t>
       </w:r>
       <w:r>
         <w:br/>
@@ -37370,7 +37370,7 @@
         <w:rPr>
           <w:rStyle w:val="VerbatimChar"/>
         </w:rPr>
-        <w:t xml:space="preserve">#&gt; Hessian positive definite, eigenvalue range [1.35192e-05,0.220195].</w:t>
+        <w:t xml:space="preserve">#&gt; Hessian positive definite, eigenvalue range [3.16164e-05,0.220195].</w:t>
       </w:r>
       <w:r>
         <w:br/>
@@ -38318,7 +38318,7 @@
         <w:rPr>
           <w:rStyle w:val="CommentTok"/>
         </w:rPr>
-        <w:t xml:space="preserve">#&gt;               Estimate Std. Error   z value     Pr(&gt;|z|)</w:t>
+        <w:t xml:space="preserve">#&gt;              Estimate Std. Error   z value     Pr(&gt;|z|)</w:t>
       </w:r>
       <w:r>
         <w:br/>
@@ -38327,7 +38327,7 @@
         <w:rPr>
           <w:rStyle w:val="CommentTok"/>
         </w:rPr>
-        <w:t xml:space="preserve">#&gt; (Intercept)  -2.971461   0.117513 -25.28618 4.53331e-141</w:t>
+        <w:t xml:space="preserve">#&gt; (Intercept)  -2.97147   0.117513 -25.28619 4.53227e-141</w:t>
       </w:r>
       <w:r>
         <w:br/>
@@ -38336,7 +38336,7 @@
         <w:rPr>
           <w:rStyle w:val="CommentTok"/>
         </w:rPr>
-        <w:t xml:space="preserve">#&gt; dibpatType A  0.781729   0.141714   5.51626  3.46292e-08</w:t>
+        <w:t xml:space="preserve">#&gt; dibpatType A  0.78173   0.141714   5.51627  3.46277e-08</w:t>
       </w:r>
     </w:p>
     <w:p>
@@ -38392,7 +38392,7 @@
         <w:rPr>
           <w:rStyle w:val="CommentTok"/>
         </w:rPr>
-        <w:t xml:space="preserve">#&gt;            edf  Ref.df  Chi.sq    p-value</w:t>
+        <w:t xml:space="preserve">#&gt;            edf  Ref.df  Chi.sq   p-value</w:t>
       </w:r>
       <w:r>
         <w:br/>
@@ -38401,7 +38401,7 @@
         <w:rPr>
           <w:rStyle w:val="CommentTok"/>
         </w:rPr>
-        <w:t xml:space="preserve">#&gt; s(age) 1.00156 1.00312 36.3980 0.00000000</w:t>
+        <w:t xml:space="preserve">#&gt; s(age) 1.00107 1.00214 36.4005 0.0000000</w:t>
       </w:r>
       <w:r>
         <w:br/>
@@ -38410,7 +38410,7 @@
         <w:rPr>
           <w:rStyle w:val="CommentTok"/>
         </w:rPr>
-        <w:t xml:space="preserve">#&gt; s(bmi) 1.29791 1.54685 10.8353 0.00641275</w:t>
+        <w:t xml:space="preserve">#&gt; s(bmi) 1.29959 1.54968 10.8386 0.0064354</w:t>
       </w:r>
     </w:p>
     <w:p>
@@ -40740,7 +40740,7 @@
         <w:rPr>
           <w:rStyle w:val="CommentTok"/>
         </w:rPr>
-        <w:t xml:space="preserve">#&gt; s(age)  1.00   1.00  26.55 5.8e-07 ***</w:t>
+        <w:t xml:space="preserve">#&gt; s(age)  1.00   1.00  26.55 1.1e-06 ***</w:t>
       </w:r>
       <w:r>
         <w:br/>
@@ -40767,7 +40767,7 @@
         <w:rPr>
           <w:rStyle w:val="CommentTok"/>
         </w:rPr>
-        <w:t xml:space="preserve">#&gt; s(sbp)  1.00   1.00  22.83 1.7e-06 ***</w:t>
+        <w:t xml:space="preserve">#&gt; s(sbp)  1.00   1.00  22.83 1.4e-06 ***</w:t>
       </w:r>
       <w:r>
         <w:br/>

--- a/chapters/generalized-additive-models-handout.docx
+++ b/chapters/generalized-additive-models-handout.docx
@@ -30248,7 +30248,7 @@
                           <w:rPr>
                             <w:rStyle w:val="StringTok"/>
                           </w:rPr>
-                          <w:t xml:space="preserve">"x"</w:t>
+                          <w:t xml:space="preserve">"Predictor, x"</w:t>
                         </w:r>
                         <w:r>
                           <w:rPr>
@@ -30272,7 +30272,7 @@
                           <w:rPr>
                             <w:rStyle w:val="StringTok"/>
                           </w:rPr>
-                          <w:t xml:space="preserve">"y"</w:t>
+                          <w:t xml:space="preserve">"Response, y"</w:t>
                         </w:r>
                         <w:r>
                           <w:rPr>
@@ -31056,7 +31056,7 @@
                           <w:rPr>
                             <w:rStyle w:val="StringTok"/>
                           </w:rPr>
-                          <w:t xml:space="preserve">"x"</w:t>
+                          <w:t xml:space="preserve">"Predictor, x"</w:t>
                         </w:r>
                         <w:r>
                           <w:rPr>
@@ -31080,7 +31080,7 @@
                           <w:rPr>
                             <w:rStyle w:val="StringTok"/>
                           </w:rPr>
-                          <w:t xml:space="preserve">"y"</w:t>
+                          <w:t xml:space="preserve">"Response, y"</w:t>
                         </w:r>
                         <w:r>
                           <w:rPr>
@@ -32056,7 +32056,7 @@
                           <w:rPr>
                             <w:rStyle w:val="StringTok"/>
                           </w:rPr>
-                          <w:t xml:space="preserve">"x"</w:t>
+                          <w:t xml:space="preserve">"Predictor, x"</w:t>
                         </w:r>
                         <w:r>
                           <w:rPr>
@@ -32080,7 +32080,7 @@
                           <w:rPr>
                             <w:rStyle w:val="StringTok"/>
                           </w:rPr>
-                          <w:t xml:space="preserve">"y"</w:t>
+                          <w:t xml:space="preserve">"Response, y"</w:t>
                         </w:r>
                         <w:r>
                           <w:rPr>
@@ -32874,7 +32874,7 @@
                           <w:rPr>
                             <w:rStyle w:val="StringTok"/>
                           </w:rPr>
-                          <w:t xml:space="preserve">"x"</w:t>
+                          <w:t xml:space="preserve">"Predictor, x"</w:t>
                         </w:r>
                         <w:r>
                           <w:rPr>
@@ -32898,7 +32898,7 @@
                           <w:rPr>
                             <w:rStyle w:val="StringTok"/>
                           </w:rPr>
-                          <w:t xml:space="preserve">"y"</w:t>
+                          <w:t xml:space="preserve">"Response, y"</w:t>
                         </w:r>
                         <w:r>
                           <w:rPr>
@@ -35613,7 +35613,7 @@
         <w:rPr>
           <w:rStyle w:val="CommentTok"/>
         </w:rPr>
-        <w:t xml:space="preserve">#&gt; 1.02 1.03  total = 4.05 </w:t>
+        <w:t xml:space="preserve">#&gt; 1.00 1.01  total = 4.01 </w:t>
       </w:r>
       <w:r>
         <w:br/>
@@ -37352,7 +37352,7 @@
         <w:rPr>
           <w:rStyle w:val="VerbatimChar"/>
         </w:rPr>
-        <w:t xml:space="preserve">#&gt; Gradient range [-0.000404069,-1.352e-05]</w:t>
+        <w:t xml:space="preserve">#&gt; Gradient range [-0.000358419,-2.1343e-05]</w:t>
       </w:r>
       <w:r>
         <w:br/>
@@ -37370,7 +37370,7 @@
         <w:rPr>
           <w:rStyle w:val="VerbatimChar"/>
         </w:rPr>
-        <w:t xml:space="preserve">#&gt; Hessian positive definite, eigenvalue range [1.35192e-05,0.220195].</w:t>
+        <w:t xml:space="preserve">#&gt; Hessian positive definite, eigenvalue range [3.16164e-05,0.220195].</w:t>
       </w:r>
       <w:r>
         <w:br/>
@@ -38318,7 +38318,7 @@
         <w:rPr>
           <w:rStyle w:val="CommentTok"/>
         </w:rPr>
-        <w:t xml:space="preserve">#&gt;               Estimate Std. Error   z value     Pr(&gt;|z|)</w:t>
+        <w:t xml:space="preserve">#&gt;              Estimate Std. Error   z value     Pr(&gt;|z|)</w:t>
       </w:r>
       <w:r>
         <w:br/>
@@ -38327,7 +38327,7 @@
         <w:rPr>
           <w:rStyle w:val="CommentTok"/>
         </w:rPr>
-        <w:t xml:space="preserve">#&gt; (Intercept)  -2.971461   0.117513 -25.28618 4.53331e-141</w:t>
+        <w:t xml:space="preserve">#&gt; (Intercept)  -2.97147   0.117513 -25.28619 4.53227e-141</w:t>
       </w:r>
       <w:r>
         <w:br/>
@@ -38336,7 +38336,7 @@
         <w:rPr>
           <w:rStyle w:val="CommentTok"/>
         </w:rPr>
-        <w:t xml:space="preserve">#&gt; dibpatType A  0.781729   0.141714   5.51626  3.46292e-08</w:t>
+        <w:t xml:space="preserve">#&gt; dibpatType A  0.78173   0.141714   5.51627  3.46277e-08</w:t>
       </w:r>
     </w:p>
     <w:p>
@@ -38392,7 +38392,7 @@
         <w:rPr>
           <w:rStyle w:val="CommentTok"/>
         </w:rPr>
-        <w:t xml:space="preserve">#&gt;            edf  Ref.df  Chi.sq    p-value</w:t>
+        <w:t xml:space="preserve">#&gt;            edf  Ref.df  Chi.sq   p-value</w:t>
       </w:r>
       <w:r>
         <w:br/>
@@ -38401,7 +38401,7 @@
         <w:rPr>
           <w:rStyle w:val="CommentTok"/>
         </w:rPr>
-        <w:t xml:space="preserve">#&gt; s(age) 1.00156 1.00312 36.3980 0.00000000</w:t>
+        <w:t xml:space="preserve">#&gt; s(age) 1.00107 1.00214 36.4005 0.0000000</w:t>
       </w:r>
       <w:r>
         <w:br/>
@@ -38410,7 +38410,7 @@
         <w:rPr>
           <w:rStyle w:val="CommentTok"/>
         </w:rPr>
-        <w:t xml:space="preserve">#&gt; s(bmi) 1.29791 1.54685 10.8353 0.00641275</w:t>
+        <w:t xml:space="preserve">#&gt; s(bmi) 1.29959 1.54968 10.8386 0.0064354</w:t>
       </w:r>
     </w:p>
     <w:p>
@@ -40740,7 +40740,7 @@
         <w:rPr>
           <w:rStyle w:val="CommentTok"/>
         </w:rPr>
-        <w:t xml:space="preserve">#&gt; s(age)  1.00   1.00  26.55 5.8e-07 ***</w:t>
+        <w:t xml:space="preserve">#&gt; s(age)  1.00   1.00  26.55 1.1e-06 ***</w:t>
       </w:r>
       <w:r>
         <w:br/>
@@ -40767,7 +40767,7 @@
         <w:rPr>
           <w:rStyle w:val="CommentTok"/>
         </w:rPr>
-        <w:t xml:space="preserve">#&gt; s(sbp)  1.00   1.00  22.83 1.7e-06 ***</w:t>
+        <w:t xml:space="preserve">#&gt; s(sbp)  1.00   1.00  22.83 1.4e-06 ***</w:t>
       </w:r>
       <w:r>
         <w:br/>
